--- a/docs/arquitectura.docx
+++ b/docs/arquitectura.docx
@@ -1,13 +1,7 @@
 
 <file path=word/document.xml><?xml version="1.0" encoding="utf-8"?>
-<w:document xmlns:wpc="http://schemas.microsoft.com/office/word/2010/wordprocessingCanvas" xmlns:cx="http://schemas.microsoft.com/office/drawing/2014/chartex" xmlns:cx1="http://schemas.microsoft.com/office/drawing/2015/9/8/chartex" xmlns:cx2="http://schemas.microsoft.com/office/drawing/2015/10/21/chartex" xmlns:cx3="http://schemas.microsoft.com/office/drawing/2016/5/9/chartex" xmlns:cx4="http://schemas.microsoft.com/office/drawing/2016/5/10/chartex" xmlns:cx5="http://schemas.microsoft.com/office/drawing/2016/5/11/chartex" xmlns:mc="http://schemas.openxmlformats.org/markup-compatibility/2006" xmlns:o="urn:schemas-microsoft-com:office:office" xmlns:r="http://schemas.openxmlformats.org/officeDocument/2006/relationships" xmlns:m="http://schemas.openxmlformats.org/officeDocument/2006/math" xmlns:v="urn:schemas-microsoft-com:vml" xmlns:wp14="http://schemas.microsoft.com/office/word/2010/wordprocessingDrawing" xmlns:wp="http://schemas.openxmlformats.org/drawingml/2006/wordprocessingDrawing" xmlns:w10="urn:schemas-microsoft-com:office:word" xmlns:w="http://schemas.openxmlformats.org/wordprocessingml/2006/main" xmlns:w14="http://schemas.microsoft.com/office/word/2010/wordml" xmlns:w15="http://schemas.microsoft.com/office/word/2012/wordml" xmlns:wne="http://schemas.microsoft.com/office/word/2006/wordml" xmlns:w16cid="http://schemas.microsoft.com/office/word/2016/wordml/cid" xmlns:w16se="http://schemas.microsoft.com/office/word/2015/wordml/symex" xmlns:wpg="http://schemas.microsoft.com/office/word/2010/wordprocessingGroup" xmlns:wpi="http://schemas.microsoft.com/office/word/2010/wordprocessingInk" xmlns:wps="http://schemas.microsoft.com/office/word/2010/wordprocessingShape" mc:Ignorable="w14 w15 wp14 w16se w16cid">
-  <!-- Generated by Aspose.Words for .NET 26.4.0 -->
+<w:document xmlns:wpc="http://schemas.microsoft.com/office/word/2010/wordprocessingCanvas" xmlns:cx="http://schemas.microsoft.com/office/drawing/2014/chartex" xmlns:cx1="http://schemas.microsoft.com/office/drawing/2015/9/8/chartex" xmlns:cx2="http://schemas.microsoft.com/office/drawing/2015/10/21/chartex" xmlns:cx3="http://schemas.microsoft.com/office/drawing/2016/5/9/chartex" xmlns:cx4="http://schemas.microsoft.com/office/drawing/2016/5/10/chartex" xmlns:cx5="http://schemas.microsoft.com/office/drawing/2016/5/11/chartex" xmlns:cx6="http://schemas.microsoft.com/office/drawing/2016/5/12/chartex" xmlns:cx7="http://schemas.microsoft.com/office/drawing/2016/5/13/chartex" xmlns:cx8="http://schemas.microsoft.com/office/drawing/2016/5/14/chartex" xmlns:mc="http://schemas.openxmlformats.org/markup-compatibility/2006" xmlns:aink="http://schemas.microsoft.com/office/drawing/2016/ink" xmlns:am3d="http://schemas.microsoft.com/office/drawing/2017/model3d" xmlns:o="urn:schemas-microsoft-com:office:office" xmlns:oel="http://schemas.microsoft.com/office/2019/extlst" xmlns:r="http://schemas.openxmlformats.org/officeDocument/2006/relationships" xmlns:m="http://schemas.openxmlformats.org/officeDocument/2006/math" xmlns:v="urn:schemas-microsoft-com:vml" xmlns:wp14="http://schemas.microsoft.com/office/word/2010/wordprocessingDrawing" xmlns:wp="http://schemas.openxmlformats.org/drawingml/2006/wordprocessingDrawing" xmlns:w10="urn:schemas-microsoft-com:office:word" xmlns:w="http://schemas.openxmlformats.org/wordprocessingml/2006/main" xmlns:w14="http://schemas.microsoft.com/office/word/2010/wordml" xmlns:w15="http://schemas.microsoft.com/office/word/2012/wordml" xmlns:w16cex="http://schemas.microsoft.com/office/word/2018/wordml/cex" xmlns:w16cid="http://schemas.microsoft.com/office/word/2016/wordml/cid" xmlns:w16="http://schemas.microsoft.com/office/word/2018/wordml" xmlns:w16du="http://schemas.microsoft.com/office/word/2023/wordml/word16du" xmlns:w16sdtdh="http://schemas.microsoft.com/office/word/2020/wordml/sdtdatahash" xmlns:w16sdtfl="http://schemas.microsoft.com/office/word/2024/wordml/sdtformatlock" xmlns:w16se="http://schemas.microsoft.com/office/word/2015/wordml/symex" xmlns:wpg="http://schemas.microsoft.com/office/word/2010/wordprocessingGroup" xmlns:wpi="http://schemas.microsoft.com/office/word/2010/wordprocessingInk" xmlns:wne="http://schemas.microsoft.com/office/word/2006/wordml" xmlns:wps="http://schemas.microsoft.com/office/word/2010/wordprocessingShape" mc:Ignorable="w14 w15 w16se w16cid w16 w16cex w16sdtdh w16sdtfl w16du wp14">
   <w:body>
-    <w:p>
-      <w:pPr>
-        <w:spacing w:before="0"/>
-      </w:pPr>
-    </w:p>
     <w:p>
       <w:pPr>
         <w:spacing w:after="80"/>
@@ -74,16 +68,12 @@
           <w:left w:w="10" w:type="dxa"/>
           <w:right w:w="10" w:type="dxa"/>
         </w:tblCellMar>
-        <w:tblLook w:val="04A0"/>
+        <w:tblLook w:val="04A0" w:firstRow="1" w:lastRow="0" w:firstColumn="1" w:lastColumn="0" w:noHBand="0" w:noVBand="1"/>
       </w:tblPr>
       <w:tblGrid>
         <w:gridCol w:w="9360"/>
       </w:tblGrid>
       <w:tr>
-        <w:tblPrEx>
-          <w:tblW w:w="9360" w:type="dxa"/>
-          <w:tblLook w:val="04A0"/>
-        </w:tblPrEx>
         <w:tc>
           <w:tcPr>
             <w:tcW w:w="9360" w:type="dxa"/>
@@ -171,25 +161,13 @@
     </w:tbl>
     <w:p>
       <w:pPr>
-        <w:pStyle w:val="Heading1"/>
+        <w:pStyle w:val="Ttulo1"/>
+        <w:rPr>
+          <w:lang w:val="es-ES_tradnl"/>
+        </w:rPr>
       </w:pPr>
       <w:r>
         <w:t>1. Visión general</w:t>
-      </w:r>
-    </w:p>
-    <w:p>
-      <w:pPr>
-        <w:spacing w:after="100"/>
-      </w:pPr>
-      <w:r>
-        <w:rPr>
-          <w:i/>
-          <w:iCs/>
-          <w:color w:val="888888"/>
-          <w:sz w:val="18"/>
-          <w:szCs w:val="18"/>
-        </w:rPr>
-        <w:t>[Instrucción: Una breve descripción técnica del sistema. 100-150 palabras. Diferente al resumen ejecutivo de la carátula: aquí pueden usar tecnicismos.]</w:t>
       </w:r>
     </w:p>
     <w:tbl>
@@ -207,16 +185,12 @@
           <w:left w:w="10" w:type="dxa"/>
           <w:right w:w="10" w:type="dxa"/>
         </w:tblCellMar>
-        <w:tblLook w:val="04A0"/>
+        <w:tblLook w:val="04A0" w:firstRow="1" w:lastRow="0" w:firstColumn="1" w:lastColumn="0" w:noHBand="0" w:noVBand="1"/>
       </w:tblPr>
       <w:tblGrid>
         <w:gridCol w:w="9360"/>
       </w:tblGrid>
       <w:tr>
-        <w:tblPrEx>
-          <w:tblW w:w="9360" w:type="dxa"/>
-          <w:tblLook w:val="04A0"/>
-        </w:tblPrEx>
         <w:trPr>
           <w:trHeight w:val="1200"/>
         </w:trPr>
@@ -238,15 +212,687 @@
             </w:tcMar>
           </w:tcPr>
           <w:p>
-            <w:r>
-              <w:rPr>
-                <w:i/>
-                <w:iCs/>
+            <w:pPr>
+              <w:rPr>
+                <w:color w:val="A0826D"/>
+                <w:sz w:val="18"/>
+                <w:szCs w:val="18"/>
+                <w:lang w:val="es-ES_tradnl"/>
+              </w:rPr>
+            </w:pPr>
+            <w:proofErr w:type="spellStart"/>
+            <w:r>
+              <w:rPr>
                 <w:color w:val="A0826D"/>
                 <w:sz w:val="20"/>
                 <w:szCs w:val="20"/>
-              </w:rPr>
-              <w:t>Describan en 100-150 palabras qué es el producto desde el punto de vista técnico. Cómo se compone, qué tecnologías usa, cómo interactúa con la BD del cliente. Audiencia: un desarrollador senior leyendo el docs.</w:t>
+                <w:lang w:val="es-ES_tradnl"/>
+              </w:rPr>
+              <w:t>PgPilot</w:t>
+            </w:r>
+            <w:proofErr w:type="spellEnd"/>
+            <w:r>
+              <w:rPr>
+                <w:color w:val="A0826D"/>
+                <w:sz w:val="20"/>
+                <w:szCs w:val="20"/>
+                <w:lang w:val="es-ES_tradnl"/>
+              </w:rPr>
+              <w:t xml:space="preserve"> es una herramienta de análisis de </w:t>
+            </w:r>
+            <w:proofErr w:type="spellStart"/>
+            <w:r>
+              <w:rPr>
+                <w:color w:val="A0826D"/>
+                <w:sz w:val="20"/>
+                <w:szCs w:val="20"/>
+                <w:lang w:val="es-ES_tradnl"/>
+              </w:rPr>
+              <w:t>queries</w:t>
+            </w:r>
+            <w:proofErr w:type="spellEnd"/>
+            <w:r>
+              <w:rPr>
+                <w:color w:val="A0826D"/>
+                <w:sz w:val="20"/>
+                <w:szCs w:val="20"/>
+                <w:lang w:val="es-ES_tradnl"/>
+              </w:rPr>
+              <w:t xml:space="preserve"> </w:t>
+            </w:r>
+            <w:proofErr w:type="spellStart"/>
+            <w:r>
+              <w:rPr>
+                <w:color w:val="A0826D"/>
+                <w:sz w:val="20"/>
+                <w:szCs w:val="20"/>
+                <w:lang w:val="es-ES_tradnl"/>
+              </w:rPr>
+              <w:t>Postgres</w:t>
+            </w:r>
+            <w:proofErr w:type="spellEnd"/>
+            <w:r>
+              <w:rPr>
+                <w:color w:val="A0826D"/>
+                <w:sz w:val="20"/>
+                <w:szCs w:val="20"/>
+                <w:lang w:val="es-ES_tradnl"/>
+              </w:rPr>
+              <w:t xml:space="preserve"> con </w:t>
+            </w:r>
+            <w:proofErr w:type="spellStart"/>
+            <w:r>
+              <w:rPr>
+                <w:color w:val="A0826D"/>
+                <w:sz w:val="20"/>
+                <w:szCs w:val="20"/>
+                <w:lang w:val="es-ES_tradnl"/>
+              </w:rPr>
+              <w:t>backend</w:t>
+            </w:r>
+            <w:proofErr w:type="spellEnd"/>
+            <w:r>
+              <w:rPr>
+                <w:color w:val="A0826D"/>
+                <w:sz w:val="20"/>
+                <w:szCs w:val="20"/>
+                <w:lang w:val="es-ES_tradnl"/>
+              </w:rPr>
+              <w:t xml:space="preserve"> en Python (</w:t>
+            </w:r>
+            <w:proofErr w:type="spellStart"/>
+            <w:r>
+              <w:rPr>
+                <w:color w:val="A0826D"/>
+                <w:sz w:val="20"/>
+                <w:szCs w:val="20"/>
+                <w:lang w:val="es-ES_tradnl"/>
+              </w:rPr>
+              <w:t>FastAPI</w:t>
+            </w:r>
+            <w:proofErr w:type="spellEnd"/>
+            <w:r>
+              <w:rPr>
+                <w:color w:val="A0826D"/>
+                <w:sz w:val="20"/>
+                <w:szCs w:val="20"/>
+                <w:lang w:val="es-ES_tradnl"/>
+              </w:rPr>
+              <w:t xml:space="preserve">) y </w:t>
+            </w:r>
+            <w:proofErr w:type="spellStart"/>
+            <w:r>
+              <w:rPr>
+                <w:color w:val="A0826D"/>
+                <w:sz w:val="18"/>
+                <w:szCs w:val="18"/>
+                <w:lang w:val="es-ES_tradnl"/>
+              </w:rPr>
+              <w:t>frontend</w:t>
+            </w:r>
+            <w:proofErr w:type="spellEnd"/>
+            <w:r>
+              <w:rPr>
+                <w:color w:val="A0826D"/>
+                <w:sz w:val="18"/>
+                <w:szCs w:val="18"/>
+                <w:lang w:val="es-ES_tradnl"/>
+              </w:rPr>
+              <w:t xml:space="preserve"> en </w:t>
+            </w:r>
+            <w:proofErr w:type="spellStart"/>
+            <w:r>
+              <w:rPr>
+                <w:color w:val="A0826D"/>
+                <w:sz w:val="18"/>
+                <w:szCs w:val="18"/>
+                <w:lang w:val="es-ES_tradnl"/>
+              </w:rPr>
+              <w:t>Reac</w:t>
+            </w:r>
+            <w:r>
+              <w:rPr>
+                <w:color w:val="A0826D"/>
+                <w:sz w:val="18"/>
+                <w:szCs w:val="18"/>
+                <w:lang w:val="es-ES_tradnl"/>
+              </w:rPr>
+              <w:t>t</w:t>
+            </w:r>
+            <w:proofErr w:type="spellEnd"/>
+            <w:r>
+              <w:rPr>
+                <w:color w:val="A0826D"/>
+                <w:sz w:val="18"/>
+                <w:szCs w:val="18"/>
+                <w:lang w:val="es-ES_tradnl"/>
+              </w:rPr>
+              <w:t xml:space="preserve"> + Vite. El producto recibe una </w:t>
+            </w:r>
+            <w:proofErr w:type="spellStart"/>
+            <w:r>
+              <w:rPr>
+                <w:color w:val="A0826D"/>
+                <w:sz w:val="18"/>
+                <w:szCs w:val="18"/>
+                <w:lang w:val="es-ES_tradnl"/>
+              </w:rPr>
+              <w:t>query</w:t>
+            </w:r>
+            <w:proofErr w:type="spellEnd"/>
+            <w:r>
+              <w:rPr>
+                <w:color w:val="A0826D"/>
+                <w:sz w:val="18"/>
+                <w:szCs w:val="18"/>
+                <w:lang w:val="es-ES_tradnl"/>
+              </w:rPr>
+              <w:t xml:space="preserve"> SQL o un </w:t>
+            </w:r>
+            <w:proofErr w:type="spellStart"/>
+            <w:r>
+              <w:rPr>
+                <w:color w:val="A0826D"/>
+                <w:sz w:val="18"/>
+                <w:szCs w:val="18"/>
+                <w:lang w:val="es-ES_tradnl"/>
+              </w:rPr>
+              <w:t>export</w:t>
+            </w:r>
+            <w:proofErr w:type="spellEnd"/>
+            <w:r>
+              <w:rPr>
+                <w:color w:val="A0826D"/>
+                <w:sz w:val="18"/>
+                <w:szCs w:val="18"/>
+                <w:lang w:val="es-ES_tradnl"/>
+              </w:rPr>
+              <w:t xml:space="preserve"> de </w:t>
+            </w:r>
+            <w:proofErr w:type="spellStart"/>
+            <w:r>
+              <w:rPr>
+                <w:color w:val="A0826D"/>
+                <w:sz w:val="18"/>
+                <w:szCs w:val="18"/>
+                <w:lang w:val="es-ES_tradnl"/>
+              </w:rPr>
+              <w:t>pg_stat_statements</w:t>
+            </w:r>
+            <w:proofErr w:type="spellEnd"/>
+            <w:r>
+              <w:rPr>
+                <w:color w:val="A0826D"/>
+                <w:sz w:val="18"/>
+                <w:szCs w:val="18"/>
+                <w:lang w:val="es-ES_tradnl"/>
+              </w:rPr>
+              <w:t xml:space="preserve"> y devuelve detecciones de anti-</w:t>
+            </w:r>
+            <w:proofErr w:type="spellStart"/>
+            <w:r>
+              <w:rPr>
+                <w:color w:val="A0826D"/>
+                <w:sz w:val="18"/>
+                <w:szCs w:val="18"/>
+                <w:lang w:val="es-ES_tradnl"/>
+              </w:rPr>
+              <w:t>patterns</w:t>
+            </w:r>
+            <w:proofErr w:type="spellEnd"/>
+            <w:r>
+              <w:rPr>
+                <w:color w:val="A0826D"/>
+                <w:sz w:val="18"/>
+                <w:szCs w:val="18"/>
+                <w:lang w:val="es-ES_tradnl"/>
+              </w:rPr>
+              <w:t xml:space="preserve">, recomendaciones validadas en </w:t>
+            </w:r>
+            <w:proofErr w:type="spellStart"/>
+            <w:r>
+              <w:rPr>
+                <w:color w:val="A0826D"/>
+                <w:sz w:val="18"/>
+                <w:szCs w:val="18"/>
+                <w:lang w:val="es-ES_tradnl"/>
+              </w:rPr>
+              <w:t>sandbox</w:t>
+            </w:r>
+            <w:proofErr w:type="spellEnd"/>
+            <w:r>
+              <w:rPr>
+                <w:color w:val="A0826D"/>
+                <w:sz w:val="18"/>
+                <w:szCs w:val="18"/>
+                <w:lang w:val="es-ES_tradnl"/>
+              </w:rPr>
+              <w:t xml:space="preserve"> y un comparativo </w:t>
+            </w:r>
+            <w:proofErr w:type="spellStart"/>
+            <w:r>
+              <w:rPr>
+                <w:color w:val="A0826D"/>
+                <w:sz w:val="18"/>
+                <w:szCs w:val="18"/>
+                <w:lang w:val="es-ES_tradnl"/>
+              </w:rPr>
+              <w:t>before</w:t>
+            </w:r>
+            <w:proofErr w:type="spellEnd"/>
+            <w:r>
+              <w:rPr>
+                <w:color w:val="A0826D"/>
+                <w:sz w:val="18"/>
+                <w:szCs w:val="18"/>
+                <w:lang w:val="es-ES_tradnl"/>
+              </w:rPr>
+              <w:t xml:space="preserve">/after del plan de ejecución. </w:t>
+            </w:r>
+          </w:p>
+          <w:p>
+            <w:pPr>
+              <w:rPr>
+                <w:color w:val="A0826D"/>
+                <w:sz w:val="18"/>
+                <w:szCs w:val="18"/>
+                <w:lang w:val="es-ES_tradnl"/>
+              </w:rPr>
+            </w:pPr>
+          </w:p>
+          <w:p>
+            <w:pPr>
+              <w:rPr>
+                <w:color w:val="A0826D"/>
+                <w:sz w:val="18"/>
+                <w:szCs w:val="18"/>
+                <w:lang w:val="es-ES_tradnl"/>
+              </w:rPr>
+            </w:pPr>
+            <w:r>
+              <w:rPr>
+                <w:color w:val="A0826D"/>
+                <w:sz w:val="18"/>
+                <w:szCs w:val="18"/>
+                <w:lang w:val="es-ES_tradnl"/>
+              </w:rPr>
+              <w:t xml:space="preserve">La arquitectura se compone de cinco módulos internos: /conector (extracción de </w:t>
+            </w:r>
+            <w:proofErr w:type="spellStart"/>
+            <w:r>
+              <w:rPr>
+                <w:color w:val="A0826D"/>
+                <w:sz w:val="18"/>
+                <w:szCs w:val="18"/>
+                <w:lang w:val="es-ES_tradnl"/>
+              </w:rPr>
+              <w:t>metadata</w:t>
+            </w:r>
+            <w:proofErr w:type="spellEnd"/>
+            <w:r>
+              <w:rPr>
+                <w:color w:val="A0826D"/>
+                <w:sz w:val="18"/>
+                <w:szCs w:val="18"/>
+                <w:lang w:val="es-ES_tradnl"/>
+              </w:rPr>
+              <w:t xml:space="preserve"> </w:t>
+            </w:r>
+            <w:proofErr w:type="spellStart"/>
+            <w:r>
+              <w:rPr>
+                <w:color w:val="A0826D"/>
+                <w:sz w:val="18"/>
+                <w:szCs w:val="18"/>
+                <w:lang w:val="es-ES_tradnl"/>
+              </w:rPr>
+              <w:t>read-only</w:t>
+            </w:r>
+            <w:proofErr w:type="spellEnd"/>
+            <w:r>
+              <w:rPr>
+                <w:color w:val="A0826D"/>
+                <w:sz w:val="18"/>
+                <w:szCs w:val="18"/>
+                <w:lang w:val="es-ES_tradnl"/>
+              </w:rPr>
+              <w:t>), motor/ (</w:t>
+            </w:r>
+            <w:proofErr w:type="spellStart"/>
+            <w:r>
+              <w:rPr>
+                <w:color w:val="A0826D"/>
+                <w:sz w:val="18"/>
+                <w:szCs w:val="18"/>
+                <w:lang w:val="es-ES_tradnl"/>
+              </w:rPr>
+              <w:t>parser</w:t>
+            </w:r>
+            <w:proofErr w:type="spellEnd"/>
+            <w:r>
+              <w:rPr>
+                <w:color w:val="A0826D"/>
+                <w:sz w:val="18"/>
+                <w:szCs w:val="18"/>
+                <w:lang w:val="es-ES_tradnl"/>
+              </w:rPr>
+              <w:t xml:space="preserve"> de EXPLAIN + 19 detectores determinísticos), /</w:t>
+            </w:r>
+            <w:proofErr w:type="spellStart"/>
+            <w:r>
+              <w:rPr>
+                <w:color w:val="A0826D"/>
+                <w:sz w:val="18"/>
+                <w:szCs w:val="18"/>
+                <w:lang w:val="es-ES_tradnl"/>
+              </w:rPr>
+              <w:t>ia</w:t>
+            </w:r>
+            <w:proofErr w:type="spellEnd"/>
+            <w:r>
+              <w:rPr>
+                <w:color w:val="A0826D"/>
+                <w:sz w:val="18"/>
+                <w:szCs w:val="18"/>
+                <w:lang w:val="es-ES_tradnl"/>
+              </w:rPr>
+              <w:t xml:space="preserve"> (sanitización, </w:t>
+            </w:r>
+            <w:proofErr w:type="spellStart"/>
+            <w:r>
+              <w:rPr>
+                <w:color w:val="A0826D"/>
+                <w:sz w:val="18"/>
+                <w:szCs w:val="18"/>
+                <w:lang w:val="es-ES_tradnl"/>
+              </w:rPr>
+              <w:t>prompt</w:t>
+            </w:r>
+            <w:proofErr w:type="spellEnd"/>
+            <w:r>
+              <w:rPr>
+                <w:color w:val="A0826D"/>
+                <w:sz w:val="18"/>
+                <w:szCs w:val="18"/>
+                <w:lang w:val="es-ES_tradnl"/>
+              </w:rPr>
+              <w:t xml:space="preserve"> y validación de respuesta del LLM), /</w:t>
+            </w:r>
+            <w:proofErr w:type="spellStart"/>
+            <w:r>
+              <w:rPr>
+                <w:color w:val="A0826D"/>
+                <w:sz w:val="18"/>
+                <w:szCs w:val="18"/>
+                <w:lang w:val="es-ES_tradnl"/>
+              </w:rPr>
+              <w:t>sandbox</w:t>
+            </w:r>
+            <w:proofErr w:type="spellEnd"/>
+            <w:r>
+              <w:rPr>
+                <w:color w:val="A0826D"/>
+                <w:sz w:val="18"/>
+                <w:szCs w:val="18"/>
+                <w:lang w:val="es-ES_tradnl"/>
+              </w:rPr>
+              <w:t xml:space="preserve"> (</w:t>
+            </w:r>
+            <w:proofErr w:type="spellStart"/>
+            <w:r>
+              <w:rPr>
+                <w:color w:val="A0826D"/>
+                <w:sz w:val="18"/>
+                <w:szCs w:val="18"/>
+                <w:lang w:val="es-ES_tradnl"/>
+              </w:rPr>
+              <w:t>Postgres</w:t>
+            </w:r>
+            <w:proofErr w:type="spellEnd"/>
+            <w:r>
+              <w:rPr>
+                <w:color w:val="A0826D"/>
+                <w:sz w:val="18"/>
+                <w:szCs w:val="18"/>
+                <w:lang w:val="es-ES_tradnl"/>
+              </w:rPr>
+              <w:t xml:space="preserve"> 18 </w:t>
+            </w:r>
+            <w:r>
+              <w:rPr>
+                <w:color w:val="A0826D"/>
+                <w:sz w:val="18"/>
+                <w:szCs w:val="18"/>
+                <w:lang w:val="es-ES_tradnl"/>
+              </w:rPr>
+              <w:t>efímero</w:t>
+            </w:r>
+            <w:r>
+              <w:rPr>
+                <w:color w:val="A0826D"/>
+                <w:sz w:val="18"/>
+                <w:szCs w:val="18"/>
+                <w:lang w:val="es-ES_tradnl"/>
+              </w:rPr>
+              <w:t xml:space="preserve"> para validar recomendaciones) y /</w:t>
+            </w:r>
+            <w:proofErr w:type="spellStart"/>
+            <w:r>
+              <w:rPr>
+                <w:color w:val="A0826D"/>
+                <w:sz w:val="18"/>
+                <w:szCs w:val="18"/>
+                <w:lang w:val="es-ES_tradnl"/>
+              </w:rPr>
+              <w:t>backend</w:t>
+            </w:r>
+            <w:proofErr w:type="spellEnd"/>
+            <w:r>
+              <w:rPr>
+                <w:color w:val="A0826D"/>
+                <w:sz w:val="18"/>
+                <w:szCs w:val="18"/>
+                <w:lang w:val="es-ES_tradnl"/>
+              </w:rPr>
+              <w:t xml:space="preserve"> (</w:t>
+            </w:r>
+            <w:proofErr w:type="spellStart"/>
+            <w:r>
+              <w:rPr>
+                <w:color w:val="A0826D"/>
+                <w:sz w:val="18"/>
+                <w:szCs w:val="18"/>
+                <w:lang w:val="es-ES_tradnl"/>
+              </w:rPr>
+              <w:t>orquestor</w:t>
+            </w:r>
+            <w:proofErr w:type="spellEnd"/>
+            <w:r>
+              <w:rPr>
+                <w:color w:val="A0826D"/>
+                <w:sz w:val="18"/>
+                <w:szCs w:val="18"/>
+                <w:lang w:val="es-ES_tradnl"/>
+              </w:rPr>
+              <w:t xml:space="preserve"> </w:t>
+            </w:r>
+            <w:proofErr w:type="spellStart"/>
+            <w:r>
+              <w:rPr>
+                <w:color w:val="A0826D"/>
+                <w:sz w:val="18"/>
+                <w:szCs w:val="18"/>
+                <w:lang w:val="es-ES_tradnl"/>
+              </w:rPr>
+              <w:t>FastAPI</w:t>
+            </w:r>
+            <w:proofErr w:type="spellEnd"/>
+            <w:r>
+              <w:rPr>
+                <w:color w:val="A0826D"/>
+                <w:sz w:val="18"/>
+                <w:szCs w:val="18"/>
+                <w:lang w:val="es-ES_tradnl"/>
+              </w:rPr>
+              <w:t xml:space="preserve">). Un </w:t>
+            </w:r>
+            <w:proofErr w:type="spellStart"/>
+            <w:r>
+              <w:rPr>
+                <w:color w:val="A0826D"/>
+                <w:sz w:val="18"/>
+                <w:szCs w:val="18"/>
+                <w:lang w:val="es-ES_tradnl"/>
+              </w:rPr>
+              <w:t>frontend</w:t>
+            </w:r>
+            <w:proofErr w:type="spellEnd"/>
+            <w:r>
+              <w:rPr>
+                <w:color w:val="A0826D"/>
+                <w:sz w:val="18"/>
+                <w:szCs w:val="18"/>
+                <w:lang w:val="es-ES_tradnl"/>
+              </w:rPr>
+              <w:t xml:space="preserve"> en </w:t>
+            </w:r>
+            <w:proofErr w:type="spellStart"/>
+            <w:r>
+              <w:rPr>
+                <w:color w:val="A0826D"/>
+                <w:sz w:val="18"/>
+                <w:szCs w:val="18"/>
+                <w:lang w:val="es-ES_tradnl"/>
+              </w:rPr>
+              <w:t>React</w:t>
+            </w:r>
+            <w:proofErr w:type="spellEnd"/>
+            <w:r>
+              <w:rPr>
+                <w:color w:val="A0826D"/>
+                <w:sz w:val="18"/>
+                <w:szCs w:val="18"/>
+                <w:lang w:val="es-ES_tradnl"/>
+              </w:rPr>
+              <w:t xml:space="preserve"> + Monaco completa el producto. </w:t>
+            </w:r>
+          </w:p>
+          <w:p>
+            <w:pPr>
+              <w:rPr>
+                <w:color w:val="A0826D"/>
+                <w:sz w:val="18"/>
+                <w:szCs w:val="18"/>
+                <w:lang w:val="es-ES_tradnl"/>
+              </w:rPr>
+            </w:pPr>
+          </w:p>
+          <w:p>
+            <w:pPr>
+              <w:rPr>
+                <w:color w:val="A0826D"/>
+                <w:sz w:val="20"/>
+                <w:szCs w:val="20"/>
+                <w:lang w:val="es-ES_tradnl"/>
+              </w:rPr>
+            </w:pPr>
+            <w:r>
+              <w:rPr>
+                <w:color w:val="A0826D"/>
+                <w:sz w:val="18"/>
+                <w:szCs w:val="18"/>
+                <w:lang w:val="es-ES_tradnl"/>
+              </w:rPr>
+              <w:t xml:space="preserve">El principio reactor es: el motor determinístico decide, el LLM explica. La respuesta del LLM siempre pasa por validación </w:t>
+            </w:r>
+            <w:proofErr w:type="spellStart"/>
+            <w:r>
+              <w:rPr>
+                <w:color w:val="A0826D"/>
+                <w:sz w:val="18"/>
+                <w:szCs w:val="18"/>
+                <w:lang w:val="es-ES_tradnl"/>
+              </w:rPr>
+              <w:t>Pydantic</w:t>
+            </w:r>
+            <w:proofErr w:type="spellEnd"/>
+            <w:r>
+              <w:rPr>
+                <w:color w:val="A0826D"/>
+                <w:sz w:val="18"/>
+                <w:szCs w:val="18"/>
+                <w:lang w:val="es-ES_tradnl"/>
+              </w:rPr>
+              <w:t xml:space="preserve"> + </w:t>
+            </w:r>
+            <w:proofErr w:type="spellStart"/>
+            <w:r>
+              <w:rPr>
+                <w:color w:val="A0826D"/>
+                <w:sz w:val="18"/>
+                <w:szCs w:val="18"/>
+                <w:lang w:val="es-ES_tradnl"/>
+              </w:rPr>
+              <w:t>cross-validator</w:t>
+            </w:r>
+            <w:proofErr w:type="spellEnd"/>
+            <w:r>
+              <w:rPr>
+                <w:color w:val="A0826D"/>
+                <w:sz w:val="18"/>
+                <w:szCs w:val="18"/>
+                <w:lang w:val="es-ES_tradnl"/>
+              </w:rPr>
+              <w:t xml:space="preserve"> antes de mostrarse al usuario. El conector fuerza </w:t>
+            </w:r>
+            <w:proofErr w:type="spellStart"/>
+            <w:r>
+              <w:rPr>
+                <w:color w:val="A0826D"/>
+                <w:sz w:val="18"/>
+                <w:szCs w:val="18"/>
+                <w:lang w:val="es-ES_tradnl"/>
+              </w:rPr>
+              <w:t>read-only</w:t>
+            </w:r>
+            <w:proofErr w:type="spellEnd"/>
+            <w:r>
+              <w:rPr>
+                <w:color w:val="A0826D"/>
+                <w:sz w:val="18"/>
+                <w:szCs w:val="18"/>
+                <w:lang w:val="es-ES_tradnl"/>
+              </w:rPr>
+              <w:t xml:space="preserve"> en la BD del cliente; el </w:t>
+            </w:r>
+            <w:proofErr w:type="spellStart"/>
+            <w:r>
+              <w:rPr>
+                <w:color w:val="A0826D"/>
+                <w:sz w:val="18"/>
+                <w:szCs w:val="18"/>
+                <w:lang w:val="es-ES_tradnl"/>
+              </w:rPr>
+              <w:t>sandbox</w:t>
+            </w:r>
+            <w:proofErr w:type="spellEnd"/>
+            <w:r>
+              <w:rPr>
+                <w:color w:val="A0826D"/>
+                <w:sz w:val="18"/>
+                <w:szCs w:val="18"/>
+                <w:lang w:val="es-ES_tradnl"/>
+              </w:rPr>
+              <w:t xml:space="preserve"> nunca copia datos reales</w:t>
+            </w:r>
+            <w:r>
+              <w:rPr>
+                <w:color w:val="A0826D"/>
+                <w:sz w:val="18"/>
+                <w:szCs w:val="18"/>
+                <w:lang w:val="es-ES_tradnl"/>
+              </w:rPr>
+              <w:t>.</w:t>
             </w:r>
           </w:p>
         </w:tc>
@@ -254,25 +900,13 @@
     </w:tbl>
     <w:p>
       <w:pPr>
-        <w:pStyle w:val="Heading1"/>
+        <w:pStyle w:val="Ttulo1"/>
+        <w:rPr>
+          <w:lang w:val="es-ES_tradnl"/>
+        </w:rPr>
       </w:pPr>
       <w:r>
         <w:t>2. Diagrama de arquitectura</w:t>
-      </w:r>
-    </w:p>
-    <w:p>
-      <w:pPr>
-        <w:spacing w:after="100"/>
-      </w:pPr>
-      <w:r>
-        <w:rPr>
-          <w:i/>
-          <w:iCs/>
-          <w:color w:val="888888"/>
-          <w:sz w:val="18"/>
-          <w:szCs w:val="18"/>
-        </w:rPr>
-        <w:t>[Instrucción: Inserten aquí un diagrama claro del sistema. Pueden usar draw.io, Excalidraw, Mermaid, lucidchart, etc. Idealmente muestra: capas (frontend / backend / BD), flujo de datos entre componentes, integraciones externas (LLM, APIs), y la frontera del sistema (qué es interno vs externo).]</w:t>
       </w:r>
     </w:p>
     <w:tbl>
@@ -290,16 +924,12 @@
           <w:left w:w="10" w:type="dxa"/>
           <w:right w:w="10" w:type="dxa"/>
         </w:tblCellMar>
-        <w:tblLook w:val="04A0"/>
+        <w:tblLook w:val="04A0" w:firstRow="1" w:lastRow="0" w:firstColumn="1" w:lastColumn="0" w:noHBand="0" w:noVBand="1"/>
       </w:tblPr>
       <w:tblGrid>
         <w:gridCol w:w="9360"/>
       </w:tblGrid>
       <w:tr>
-        <w:tblPrEx>
-          <w:tblW w:w="9360" w:type="dxa"/>
-          <w:tblLook w:val="04A0"/>
-        </w:tblPrEx>
         <w:trPr>
           <w:trHeight w:val="2400"/>
         </w:trPr>
@@ -321,15 +951,67 @@
             </w:tcMar>
           </w:tcPr>
           <w:p>
-            <w:r>
-              <w:rPr>
-                <w:i/>
-                <w:iCs/>
-                <w:color w:val="A0826D"/>
-                <w:sz w:val="20"/>
-                <w:szCs w:val="20"/>
-              </w:rPr>
-              <w:t>[Inserten aquí su diagrama de arquitectura como imagen. Si entregan en Markdown, pueden usar Mermaid embebido. Si entregan en Word, peguen la imagen exportada de su herramienta de diagramación.]</w:t>
+            <w:pPr>
+              <w:jc w:val="center"/>
+              <w:rPr>
+                <w:lang w:val="es-ES_tradnl"/>
+              </w:rPr>
+            </w:pPr>
+            <w:r>
+              <w:rPr>
+                <w:noProof/>
+                <w:lang w:val="es-ES_tradnl"/>
+              </w:rPr>
+              <w:drawing>
+                <wp:inline distT="0" distB="0" distL="0" distR="0" wp14:anchorId="6B12B164" wp14:editId="3E34B15D">
+                  <wp:extent cx="3190009" cy="2163552"/>
+                  <wp:effectExtent l="0" t="0" r="0" b="0"/>
+                  <wp:docPr id="354539523" name="Imagen 2"/>
+                  <wp:cNvGraphicFramePr>
+                    <a:graphicFrameLocks xmlns:a="http://schemas.openxmlformats.org/drawingml/2006/main" noChangeAspect="1"/>
+                  </wp:cNvGraphicFramePr>
+                  <a:graphic xmlns:a="http://schemas.openxmlformats.org/drawingml/2006/main">
+                    <a:graphicData uri="http://schemas.openxmlformats.org/drawingml/2006/picture">
+                      <pic:pic xmlns:pic="http://schemas.openxmlformats.org/drawingml/2006/picture">
+                        <pic:nvPicPr>
+                          <pic:cNvPr id="354539523" name="Imagen 354539523"/>
+                          <pic:cNvPicPr/>
+                        </pic:nvPicPr>
+                        <pic:blipFill rotWithShape="1">
+                          <a:blip r:embed="rId7" cstate="print">
+                            <a:extLst>
+                              <a:ext uri="{28A0092B-C50C-407E-A947-70E740481C1C}">
+                                <a14:useLocalDpi xmlns:a14="http://schemas.microsoft.com/office/drawing/2010/main" val="0"/>
+                              </a:ext>
+                            </a:extLst>
+                          </a:blip>
+                          <a:srcRect b="5123"/>
+                          <a:stretch>
+                            <a:fillRect/>
+                          </a:stretch>
+                        </pic:blipFill>
+                        <pic:spPr bwMode="auto">
+                          <a:xfrm>
+                            <a:off x="0" y="0"/>
+                            <a:ext cx="3272699" cy="2219635"/>
+                          </a:xfrm>
+                          <a:prstGeom prst="rect">
+                            <a:avLst/>
+                          </a:prstGeom>
+                          <a:ln>
+                            <a:noFill/>
+                          </a:ln>
+                          <a:extLst>
+                            <a:ext uri="{53640926-AAD7-44D8-BBD7-CCE9431645EC}">
+                              <a14:shadowObscured xmlns:a14="http://schemas.microsoft.com/office/drawing/2010/main"/>
+                            </a:ext>
+                          </a:extLst>
+                        </pic:spPr>
+                      </pic:pic>
+                    </a:graphicData>
+                  </a:graphic>
+                </wp:inline>
+              </w:drawing>
             </w:r>
           </w:p>
         </w:tc>
@@ -338,11 +1020,45 @@
     <w:p>
       <w:pPr>
         <w:spacing w:after="120"/>
+        <w:rPr>
+          <w:color w:val="231F20"/>
+          <w:sz w:val="21"/>
+          <w:szCs w:val="21"/>
+        </w:rPr>
+      </w:pPr>
+    </w:p>
+    <w:p>
+      <w:pPr>
+        <w:rPr>
+          <w:color w:val="231F20"/>
+          <w:sz w:val="21"/>
+          <w:szCs w:val="21"/>
+        </w:rPr>
       </w:pPr>
       <w:r>
         <w:rPr>
           <w:color w:val="231F20"/>
+          <w:sz w:val="21"/>
+          <w:szCs w:val="21"/>
         </w:rPr>
+        <w:br w:type="page"/>
+      </w:r>
+    </w:p>
+    <w:p>
+      <w:pPr>
+        <w:spacing w:after="120"/>
+        <w:rPr>
+          <w:sz w:val="21"/>
+          <w:szCs w:val="21"/>
+        </w:rPr>
+      </w:pPr>
+      <w:r>
+        <w:rPr>
+          <w:color w:val="231F20"/>
+          <w:sz w:val="21"/>
+          <w:szCs w:val="21"/>
+        </w:rPr>
+        <w:lastRenderedPageBreak/>
         <w:t>Descripción del diagrama:</w:t>
       </w:r>
     </w:p>
@@ -361,16 +1077,12 @@
           <w:left w:w="10" w:type="dxa"/>
           <w:right w:w="10" w:type="dxa"/>
         </w:tblCellMar>
-        <w:tblLook w:val="04A0"/>
+        <w:tblLook w:val="04A0" w:firstRow="1" w:lastRow="0" w:firstColumn="1" w:lastColumn="0" w:noHBand="0" w:noVBand="1"/>
       </w:tblPr>
       <w:tblGrid>
         <w:gridCol w:w="9360"/>
       </w:tblGrid>
       <w:tr>
-        <w:tblPrEx>
-          <w:tblW w:w="9360" w:type="dxa"/>
-          <w:tblLook w:val="04A0"/>
-        </w:tblPrEx>
         <w:trPr>
           <w:trHeight w:val="1000"/>
         </w:trPr>
@@ -392,15 +1104,23 @@
             </w:tcMar>
           </w:tcPr>
           <w:p>
-            <w:r>
+            <w:pPr>
               <w:rPr>
                 <w:i/>
                 <w:iCs/>
                 <w:color w:val="A0826D"/>
-                <w:sz w:val="20"/>
-                <w:szCs w:val="20"/>
-              </w:rPr>
-              <w:t>Acompañen el diagrama con un párrafo explicando los componentes principales. Mencionen tecnologías específicas de cada capa.</w:t>
+                <w:sz w:val="18"/>
+                <w:szCs w:val="18"/>
+                <w:lang w:val="es-ES_tradnl"/>
+              </w:rPr>
+            </w:pPr>
+            <w:r>
+              <w:rPr>
+                <w:color w:val="A0826D"/>
+                <w:sz w:val="18"/>
+                <w:szCs w:val="18"/>
+              </w:rPr>
+              <w:t>PgPilot se compone de seis capas. El Frontend (React 18 + Vite 6 + Monaco Editor) envía las queries al Backend (FastAPI + Python 3.11), que actúa como orquestador y es el único módulo que conoce a todos los demás. El /conector (psycopg v3, read-only) extrae schema, tamaños y stats de AppDB (Postgres 16, puerto 5434). El /motor corre 19 detectores determinísticos sobre el árbol de EXPLAIN JSON y pasa las recomendaciones al /sandbox (Postgres 18 efímero, puerto 5435), que las valida con EXPLAIN before/after sin copiar datos reales. La capa /ia sanitiza literales, llama a Claude API (Sonnet 4.6) y valida la respuesta con Pydantic antes de mostrarla al usuario.</w:t>
             </w:r>
           </w:p>
         </w:tc>
@@ -408,25 +1128,20 @@
     </w:tbl>
     <w:p>
       <w:pPr>
-        <w:pStyle w:val="Heading1"/>
+        <w:pStyle w:val="Ttulo1"/>
+        <w:rPr>
+          <w:lang w:val="es-ES_tradnl"/>
+        </w:rPr>
       </w:pPr>
       <w:r>
-        <w:t>3. Componentes principales</w:t>
+        <w:t xml:space="preserve">3. </w:t>
       </w:r>
-    </w:p>
-    <w:p>
-      <w:pPr>
-        <w:spacing w:after="100"/>
-      </w:pPr>
       <w:r>
         <w:rPr>
-          <w:i/>
-          <w:iCs/>
-          <w:color w:val="888888"/>
-          <w:sz w:val="18"/>
-          <w:szCs w:val="18"/>
+          <w:sz w:val="28"/>
+          <w:szCs w:val="28"/>
         </w:rPr>
-        <w:t>[Instrucción: Listen los módulos principales del sistema, con responsabilidad de cada uno. Una tabla suele funcionar mejor que prosa.]</w:t>
+        <w:t>Componentes principales</w:t>
       </w:r>
     </w:p>
     <w:tbl>
@@ -444,24 +1159,20 @@
           <w:left w:w="10" w:type="dxa"/>
           <w:right w:w="10" w:type="dxa"/>
         </w:tblCellMar>
-        <w:tblLook w:val="04A0"/>
+        <w:tblLook w:val="04A0" w:firstRow="1" w:lastRow="0" w:firstColumn="1" w:lastColumn="0" w:noHBand="0" w:noVBand="1"/>
       </w:tblPr>
       <w:tblGrid>
-        <w:gridCol w:w="2800"/>
-        <w:gridCol w:w="4500"/>
-        <w:gridCol w:w="2060"/>
+        <w:gridCol w:w="2547"/>
+        <w:gridCol w:w="4398"/>
+        <w:gridCol w:w="2415"/>
       </w:tblGrid>
       <w:tr>
-        <w:tblPrEx>
-          <w:tblW w:w="9360" w:type="dxa"/>
-          <w:tblLook w:val="04A0"/>
-        </w:tblPrEx>
         <w:trPr>
           <w:tblHeader/>
         </w:trPr>
         <w:tc>
           <w:tcPr>
-            <w:tcW w:w="2800" w:type="dxa"/>
+            <w:tcW w:w="2547" w:type="dxa"/>
             <w:tcBorders>
               <w:top w:val="single" w:sz="1" w:space="0" w:color="CCCCCC"/>
               <w:left w:val="single" w:sz="1" w:space="0" w:color="CCCCCC"/>
@@ -492,7 +1203,7 @@
         </w:tc>
         <w:tc>
           <w:tcPr>
-            <w:tcW w:w="4500" w:type="dxa"/>
+            <w:tcW w:w="4398" w:type="dxa"/>
             <w:tcBorders>
               <w:top w:val="single" w:sz="1" w:space="0" w:color="CCCCCC"/>
               <w:left w:val="single" w:sz="1" w:space="0" w:color="CCCCCC"/>
@@ -523,7 +1234,7 @@
         </w:tc>
         <w:tc>
           <w:tcPr>
-            <w:tcW w:w="2060" w:type="dxa"/>
+            <w:tcW w:w="2415" w:type="dxa"/>
             <w:tcBorders>
               <w:top w:val="single" w:sz="1" w:space="0" w:color="CCCCCC"/>
               <w:left w:val="single" w:sz="1" w:space="0" w:color="CCCCCC"/>
@@ -554,16 +1265,12 @@
         </w:tc>
       </w:tr>
       <w:tr>
-        <w:tblPrEx>
-          <w:tblW w:w="9360" w:type="dxa"/>
-          <w:tblLook w:val="04A0"/>
-        </w:tblPrEx>
         <w:trPr>
           <w:trHeight w:val="600"/>
         </w:trPr>
         <w:tc>
           <w:tcPr>
-            <w:tcW w:w="2800" w:type="dxa"/>
+            <w:tcW w:w="2547" w:type="dxa"/>
             <w:tcBorders>
               <w:top w:val="single" w:sz="1" w:space="0" w:color="CCCCCC"/>
               <w:left w:val="single" w:sz="1" w:space="0" w:color="CCCCCC"/>
@@ -578,11 +1285,27 @@
               <w:right w:w="140" w:type="dxa"/>
             </w:tcMar>
           </w:tcPr>
-          <w:p/>
+          <w:p>
+            <w:pPr>
+              <w:rPr>
+                <w:sz w:val="16"/>
+                <w:szCs w:val="16"/>
+                <w:lang w:val="es-ES_tradnl"/>
+              </w:rPr>
+            </w:pPr>
+            <w:r>
+              <w:rPr>
+                <w:sz w:val="16"/>
+                <w:szCs w:val="16"/>
+                <w:lang w:val="es-ES_tradnl"/>
+              </w:rPr>
+              <w:t>/conector</w:t>
+            </w:r>
+          </w:p>
         </w:tc>
         <w:tc>
           <w:tcPr>
-            <w:tcW w:w="4500" w:type="dxa"/>
+            <w:tcW w:w="4398" w:type="dxa"/>
             <w:tcBorders>
               <w:top w:val="single" w:sz="1" w:space="0" w:color="CCCCCC"/>
               <w:left w:val="single" w:sz="1" w:space="0" w:color="CCCCCC"/>
@@ -597,11 +1320,143 @@
               <w:right w:w="140" w:type="dxa"/>
             </w:tcMar>
           </w:tcPr>
-          <w:p/>
+          <w:p>
+            <w:pPr>
+              <w:rPr>
+                <w:sz w:val="16"/>
+                <w:szCs w:val="16"/>
+                <w:lang w:val="es-ES_tradnl"/>
+              </w:rPr>
+            </w:pPr>
+            <w:r>
+              <w:rPr>
+                <w:sz w:val="16"/>
+                <w:szCs w:val="16"/>
+                <w:lang w:val="es-ES_tradnl"/>
+              </w:rPr>
+              <w:t xml:space="preserve">Pool de conexiones </w:t>
+            </w:r>
+            <w:proofErr w:type="spellStart"/>
+            <w:r>
+              <w:rPr>
+                <w:sz w:val="16"/>
+                <w:szCs w:val="16"/>
+                <w:lang w:val="es-ES_tradnl"/>
+              </w:rPr>
+              <w:t>read-only</w:t>
+            </w:r>
+            <w:proofErr w:type="spellEnd"/>
+            <w:r>
+              <w:rPr>
+                <w:sz w:val="16"/>
+                <w:szCs w:val="16"/>
+                <w:lang w:val="es-ES_tradnl"/>
+              </w:rPr>
+              <w:t xml:space="preserve">, extracción de </w:t>
+            </w:r>
+            <w:proofErr w:type="spellStart"/>
+            <w:r>
+              <w:rPr>
+                <w:sz w:val="16"/>
+                <w:szCs w:val="16"/>
+                <w:lang w:val="es-ES_tradnl"/>
+              </w:rPr>
+              <w:t>schema</w:t>
+            </w:r>
+            <w:proofErr w:type="spellEnd"/>
+            <w:r>
+              <w:rPr>
+                <w:sz w:val="16"/>
+                <w:szCs w:val="16"/>
+                <w:lang w:val="es-ES_tradnl"/>
+              </w:rPr>
+              <w:t>/</w:t>
+            </w:r>
+            <w:proofErr w:type="spellStart"/>
+            <w:r>
+              <w:rPr>
+                <w:sz w:val="16"/>
+                <w:szCs w:val="16"/>
+                <w:lang w:val="es-ES_tradnl"/>
+              </w:rPr>
+              <w:t>stats</w:t>
+            </w:r>
+            <w:proofErr w:type="spellEnd"/>
+            <w:r>
+              <w:rPr>
+                <w:sz w:val="16"/>
+                <w:szCs w:val="16"/>
+                <w:lang w:val="es-ES_tradnl"/>
+              </w:rPr>
+              <w:t>/</w:t>
+            </w:r>
+            <w:proofErr w:type="spellStart"/>
+            <w:r>
+              <w:rPr>
+                <w:sz w:val="16"/>
+                <w:szCs w:val="16"/>
+                <w:lang w:val="es-ES_tradnl"/>
+              </w:rPr>
+              <w:t>sizes</w:t>
+            </w:r>
+            <w:proofErr w:type="spellEnd"/>
+            <w:r>
+              <w:rPr>
+                <w:sz w:val="16"/>
+                <w:szCs w:val="16"/>
+                <w:lang w:val="es-ES_tradnl"/>
+              </w:rPr>
+              <w:t xml:space="preserve">, cache por </w:t>
+            </w:r>
+            <w:proofErr w:type="spellStart"/>
+            <w:r>
+              <w:rPr>
+                <w:sz w:val="16"/>
+                <w:szCs w:val="16"/>
+                <w:lang w:val="es-ES_tradnl"/>
+              </w:rPr>
+              <w:t>fingerprint</w:t>
+            </w:r>
+            <w:proofErr w:type="spellEnd"/>
+            <w:r>
+              <w:rPr>
+                <w:sz w:val="16"/>
+                <w:szCs w:val="16"/>
+                <w:lang w:val="es-ES_tradnl"/>
+              </w:rPr>
+              <w:t xml:space="preserve">, modo offline con </w:t>
+            </w:r>
+            <w:proofErr w:type="spellStart"/>
+            <w:r>
+              <w:rPr>
+                <w:sz w:val="16"/>
+                <w:szCs w:val="16"/>
+                <w:lang w:val="es-ES_tradnl"/>
+              </w:rPr>
+              <w:t>bundle</w:t>
+            </w:r>
+            <w:proofErr w:type="spellEnd"/>
+            <w:r>
+              <w:rPr>
+                <w:sz w:val="16"/>
+                <w:szCs w:val="16"/>
+                <w:lang w:val="es-ES_tradnl"/>
+              </w:rPr>
+              <w:t xml:space="preserve"> </w:t>
+            </w:r>
+            <w:r>
+              <w:rPr>
+                <w:sz w:val="16"/>
+                <w:szCs w:val="16"/>
+                <w:lang w:val="es-ES_tradnl"/>
+              </w:rPr>
+              <w:t>JSON</w:t>
+            </w:r>
+          </w:p>
         </w:tc>
         <w:tc>
           <w:tcPr>
-            <w:tcW w:w="2060" w:type="dxa"/>
+            <w:tcW w:w="2415" w:type="dxa"/>
             <w:tcBorders>
               <w:top w:val="single" w:sz="1" w:space="0" w:color="CCCCCC"/>
               <w:left w:val="single" w:sz="1" w:space="0" w:color="CCCCCC"/>
@@ -616,20 +1471,68 @@
               <w:right w:w="140" w:type="dxa"/>
             </w:tcMar>
           </w:tcPr>
-          <w:p/>
+          <w:p>
+            <w:pPr>
+              <w:rPr>
+                <w:sz w:val="16"/>
+                <w:szCs w:val="16"/>
+                <w:lang w:val="es-ES_tradnl"/>
+              </w:rPr>
+            </w:pPr>
+            <w:r>
+              <w:rPr>
+                <w:sz w:val="16"/>
+                <w:szCs w:val="16"/>
+                <w:lang w:val="es-ES_tradnl"/>
+              </w:rPr>
+              <w:t xml:space="preserve">Python, </w:t>
+            </w:r>
+            <w:proofErr w:type="spellStart"/>
+            <w:r>
+              <w:rPr>
+                <w:sz w:val="16"/>
+                <w:szCs w:val="16"/>
+                <w:lang w:val="es-ES_tradnl"/>
+              </w:rPr>
+              <w:t>psycopg</w:t>
+            </w:r>
+            <w:proofErr w:type="spellEnd"/>
+            <w:r>
+              <w:rPr>
+                <w:sz w:val="16"/>
+                <w:szCs w:val="16"/>
+                <w:lang w:val="es-ES_tradnl"/>
+              </w:rPr>
+              <w:t xml:space="preserve"> v3, </w:t>
+            </w:r>
+            <w:proofErr w:type="spellStart"/>
+            <w:r>
+              <w:rPr>
+                <w:sz w:val="16"/>
+                <w:szCs w:val="16"/>
+                <w:lang w:val="es-ES_tradnl"/>
+              </w:rPr>
+              <w:t>Postgres</w:t>
+            </w:r>
+            <w:proofErr w:type="spellEnd"/>
+            <w:r>
+              <w:rPr>
+                <w:sz w:val="16"/>
+                <w:szCs w:val="16"/>
+                <w:lang w:val="es-ES_tradnl"/>
+              </w:rPr>
+              <w:t xml:space="preserve"> 16 </w:t>
+            </w:r>
+          </w:p>
         </w:tc>
       </w:tr>
       <w:tr>
-        <w:tblPrEx>
-          <w:tblW w:w="9360" w:type="dxa"/>
-          <w:tblLook w:val="04A0"/>
-        </w:tblPrEx>
         <w:trPr>
           <w:trHeight w:val="600"/>
         </w:trPr>
         <w:tc>
           <w:tcPr>
-            <w:tcW w:w="2800" w:type="dxa"/>
+            <w:tcW w:w="2547" w:type="dxa"/>
             <w:tcBorders>
               <w:top w:val="single" w:sz="1" w:space="0" w:color="CCCCCC"/>
               <w:left w:val="single" w:sz="1" w:space="0" w:color="CCCCCC"/>
@@ -644,11 +1547,27 @@
               <w:right w:w="140" w:type="dxa"/>
             </w:tcMar>
           </w:tcPr>
-          <w:p/>
+          <w:p>
+            <w:pPr>
+              <w:rPr>
+                <w:sz w:val="16"/>
+                <w:szCs w:val="16"/>
+                <w:lang w:val="es-ES_tradnl"/>
+              </w:rPr>
+            </w:pPr>
+            <w:r>
+              <w:rPr>
+                <w:sz w:val="16"/>
+                <w:szCs w:val="16"/>
+                <w:lang w:val="es-ES_tradnl"/>
+              </w:rPr>
+              <w:t>/motor</w:t>
+            </w:r>
+          </w:p>
         </w:tc>
         <w:tc>
           <w:tcPr>
-            <w:tcW w:w="4500" w:type="dxa"/>
+            <w:tcW w:w="4398" w:type="dxa"/>
             <w:tcBorders>
               <w:top w:val="single" w:sz="1" w:space="0" w:color="CCCCCC"/>
               <w:left w:val="single" w:sz="1" w:space="0" w:color="CCCCCC"/>
@@ -663,11 +1582,109 @@
               <w:right w:w="140" w:type="dxa"/>
             </w:tcMar>
           </w:tcPr>
-          <w:p/>
+          <w:p>
+            <w:pPr>
+              <w:rPr>
+                <w:sz w:val="16"/>
+                <w:szCs w:val="16"/>
+                <w:lang w:val="es-ES_tradnl"/>
+              </w:rPr>
+            </w:pPr>
+            <w:proofErr w:type="spellStart"/>
+            <w:r>
+              <w:rPr>
+                <w:sz w:val="16"/>
+                <w:szCs w:val="16"/>
+                <w:lang w:val="es-ES_tradnl"/>
+              </w:rPr>
+              <w:t>Parser</w:t>
+            </w:r>
+            <w:proofErr w:type="spellEnd"/>
+            <w:r>
+              <w:rPr>
+                <w:sz w:val="16"/>
+                <w:szCs w:val="16"/>
+                <w:lang w:val="es-ES_tradnl"/>
+              </w:rPr>
+              <w:t xml:space="preserve"> de EXPLAIN JSON a árbol tipado, </w:t>
+            </w:r>
+            <w:proofErr w:type="spellStart"/>
+            <w:r>
+              <w:rPr>
+                <w:sz w:val="16"/>
+                <w:szCs w:val="16"/>
+                <w:lang w:val="es-ES_tradnl"/>
+              </w:rPr>
+              <w:t>find_nodes</w:t>
+            </w:r>
+            <w:proofErr w:type="spellEnd"/>
+            <w:r>
+              <w:rPr>
+                <w:sz w:val="16"/>
+                <w:szCs w:val="16"/>
+                <w:lang w:val="es-ES_tradnl"/>
+              </w:rPr>
+              <w:t xml:space="preserve"> </w:t>
+            </w:r>
+            <w:proofErr w:type="spellStart"/>
+            <w:r>
+              <w:rPr>
+                <w:sz w:val="16"/>
+                <w:szCs w:val="16"/>
+                <w:lang w:val="es-ES_tradnl"/>
+              </w:rPr>
+              <w:t>helper</w:t>
+            </w:r>
+            <w:proofErr w:type="spellEnd"/>
+            <w:r>
+              <w:rPr>
+                <w:sz w:val="16"/>
+                <w:szCs w:val="16"/>
+                <w:lang w:val="es-ES_tradnl"/>
+              </w:rPr>
+              <w:t xml:space="preserve">. 19 detectores de </w:t>
+            </w:r>
+            <w:proofErr w:type="spellStart"/>
+            <w:r>
+              <w:rPr>
+                <w:sz w:val="16"/>
+                <w:szCs w:val="16"/>
+                <w:lang w:val="es-ES_tradnl"/>
+              </w:rPr>
+              <w:t>antipatterns</w:t>
+            </w:r>
+            <w:proofErr w:type="spellEnd"/>
+            <w:r>
+              <w:rPr>
+                <w:sz w:val="16"/>
+                <w:szCs w:val="16"/>
+                <w:lang w:val="es-ES_tradnl"/>
+              </w:rPr>
+              <w:t xml:space="preserve">, </w:t>
+            </w:r>
+            <w:proofErr w:type="spellStart"/>
+            <w:r>
+              <w:rPr>
+                <w:sz w:val="16"/>
+                <w:szCs w:val="16"/>
+                <w:lang w:val="es-ES_tradnl"/>
+              </w:rPr>
+              <w:t>recomendador</w:t>
+            </w:r>
+            <w:proofErr w:type="spellEnd"/>
+            <w:r>
+              <w:rPr>
+                <w:sz w:val="16"/>
+                <w:szCs w:val="16"/>
+                <w:lang w:val="es-ES_tradnl"/>
+              </w:rPr>
+              <w:t xml:space="preserve"> de índices con selectividad </w:t>
+            </w:r>
+          </w:p>
         </w:tc>
         <w:tc>
           <w:tcPr>
-            <w:tcW w:w="2060" w:type="dxa"/>
+            <w:tcW w:w="2415" w:type="dxa"/>
             <w:tcBorders>
               <w:top w:val="single" w:sz="1" w:space="0" w:color="CCCCCC"/>
               <w:left w:val="single" w:sz="1" w:space="0" w:color="CCCCCC"/>
@@ -682,20 +1699,30 @@
               <w:right w:w="140" w:type="dxa"/>
             </w:tcMar>
           </w:tcPr>
-          <w:p/>
+          <w:p>
+            <w:pPr>
+              <w:rPr>
+                <w:sz w:val="16"/>
+                <w:szCs w:val="16"/>
+              </w:rPr>
+            </w:pPr>
+            <w:r>
+              <w:rPr>
+                <w:sz w:val="16"/>
+                <w:szCs w:val="16"/>
+              </w:rPr>
+              <w:t>Python, sqlglot, funciones puras</w:t>
+            </w:r>
+          </w:p>
         </w:tc>
       </w:tr>
       <w:tr>
-        <w:tblPrEx>
-          <w:tblW w:w="9360" w:type="dxa"/>
-          <w:tblLook w:val="04A0"/>
-        </w:tblPrEx>
         <w:trPr>
           <w:trHeight w:val="600"/>
         </w:trPr>
         <w:tc>
           <w:tcPr>
-            <w:tcW w:w="2800" w:type="dxa"/>
+            <w:tcW w:w="2547" w:type="dxa"/>
             <w:tcBorders>
               <w:top w:val="single" w:sz="1" w:space="0" w:color="CCCCCC"/>
               <w:left w:val="single" w:sz="1" w:space="0" w:color="CCCCCC"/>
@@ -710,11 +1737,37 @@
               <w:right w:w="140" w:type="dxa"/>
             </w:tcMar>
           </w:tcPr>
-          <w:p/>
+          <w:p>
+            <w:pPr>
+              <w:rPr>
+                <w:sz w:val="16"/>
+                <w:szCs w:val="16"/>
+                <w:lang w:val="es-ES_tradnl"/>
+              </w:rPr>
+            </w:pPr>
+            <w:r>
+              <w:rPr>
+                <w:sz w:val="16"/>
+                <w:szCs w:val="16"/>
+                <w:lang w:val="es-ES_tradnl"/>
+              </w:rPr>
+              <w:t>/</w:t>
+            </w:r>
+            <w:proofErr w:type="spellStart"/>
+            <w:r>
+              <w:rPr>
+                <w:sz w:val="16"/>
+                <w:szCs w:val="16"/>
+                <w:lang w:val="es-ES_tradnl"/>
+              </w:rPr>
+              <w:t>ia</w:t>
+            </w:r>
+            <w:proofErr w:type="spellEnd"/>
+          </w:p>
         </w:tc>
         <w:tc>
           <w:tcPr>
-            <w:tcW w:w="4500" w:type="dxa"/>
+            <w:tcW w:w="4398" w:type="dxa"/>
             <w:tcBorders>
               <w:top w:val="single" w:sz="1" w:space="0" w:color="CCCCCC"/>
               <w:left w:val="single" w:sz="1" w:space="0" w:color="CCCCCC"/>
@@ -729,11 +1782,115 @@
               <w:right w:w="140" w:type="dxa"/>
             </w:tcMar>
           </w:tcPr>
-          <w:p/>
+          <w:p>
+            <w:pPr>
+              <w:rPr>
+                <w:sz w:val="16"/>
+                <w:szCs w:val="16"/>
+                <w:lang w:val="es-ES_tradnl"/>
+              </w:rPr>
+            </w:pPr>
+            <w:r>
+              <w:rPr>
+                <w:sz w:val="16"/>
+                <w:szCs w:val="16"/>
+                <w:lang w:val="es-ES_tradnl"/>
+              </w:rPr>
+              <w:t xml:space="preserve">Sanitización de literales (PII), construcción del </w:t>
+            </w:r>
+            <w:proofErr w:type="spellStart"/>
+            <w:r>
+              <w:rPr>
+                <w:sz w:val="16"/>
+                <w:szCs w:val="16"/>
+                <w:lang w:val="es-ES_tradnl"/>
+              </w:rPr>
+              <w:t>prompt</w:t>
+            </w:r>
+            <w:proofErr w:type="spellEnd"/>
+            <w:r>
+              <w:rPr>
+                <w:sz w:val="16"/>
+                <w:szCs w:val="16"/>
+                <w:lang w:val="es-ES_tradnl"/>
+              </w:rPr>
+              <w:t>, llama</w:t>
+            </w:r>
+            <w:r>
+              <w:rPr>
+                <w:sz w:val="16"/>
+                <w:szCs w:val="16"/>
+                <w:lang w:val="es-ES_tradnl"/>
+              </w:rPr>
+              <w:t>da</w:t>
+            </w:r>
+            <w:r>
+              <w:rPr>
+                <w:sz w:val="16"/>
+                <w:szCs w:val="16"/>
+                <w:lang w:val="es-ES_tradnl"/>
+              </w:rPr>
+              <w:t xml:space="preserve"> a Claude API, validación </w:t>
+            </w:r>
+            <w:proofErr w:type="spellStart"/>
+            <w:r>
+              <w:rPr>
+                <w:sz w:val="16"/>
+                <w:szCs w:val="16"/>
+                <w:lang w:val="es-ES_tradnl"/>
+              </w:rPr>
+              <w:t>Pydantic</w:t>
+            </w:r>
+            <w:proofErr w:type="spellEnd"/>
+            <w:r>
+              <w:rPr>
+                <w:sz w:val="16"/>
+                <w:szCs w:val="16"/>
+                <w:lang w:val="es-ES_tradnl"/>
+              </w:rPr>
+              <w:t xml:space="preserve">, </w:t>
+            </w:r>
+            <w:proofErr w:type="spellStart"/>
+            <w:r>
+              <w:rPr>
+                <w:sz w:val="16"/>
+                <w:szCs w:val="16"/>
+                <w:lang w:val="es-ES_tradnl"/>
+              </w:rPr>
+              <w:t>cross-validator</w:t>
+            </w:r>
+            <w:proofErr w:type="spellEnd"/>
+            <w:r>
+              <w:rPr>
+                <w:sz w:val="16"/>
+                <w:szCs w:val="16"/>
+                <w:lang w:val="es-ES_tradnl"/>
+              </w:rPr>
+              <w:t xml:space="preserve"> contra </w:t>
+            </w:r>
+            <w:proofErr w:type="spellStart"/>
+            <w:r>
+              <w:rPr>
+                <w:sz w:val="16"/>
+                <w:szCs w:val="16"/>
+                <w:lang w:val="es-ES_tradnl"/>
+              </w:rPr>
+              <w:t>schema</w:t>
+            </w:r>
+            <w:proofErr w:type="spellEnd"/>
+            <w:r>
+              <w:rPr>
+                <w:sz w:val="16"/>
+                <w:szCs w:val="16"/>
+                <w:lang w:val="es-ES_tradnl"/>
+              </w:rPr>
+              <w:t>, planillas offline</w:t>
+            </w:r>
+          </w:p>
         </w:tc>
         <w:tc>
           <w:tcPr>
-            <w:tcW w:w="2060" w:type="dxa"/>
+            <w:tcW w:w="2415" w:type="dxa"/>
             <w:tcBorders>
               <w:top w:val="single" w:sz="1" w:space="0" w:color="CCCCCC"/>
               <w:left w:val="single" w:sz="1" w:space="0" w:color="CCCCCC"/>
@@ -748,20 +1905,68 @@
               <w:right w:w="140" w:type="dxa"/>
             </w:tcMar>
           </w:tcPr>
-          <w:p/>
+          <w:p>
+            <w:pPr>
+              <w:rPr>
+                <w:sz w:val="16"/>
+                <w:szCs w:val="16"/>
+                <w:lang w:val="es-ES_tradnl"/>
+              </w:rPr>
+            </w:pPr>
+            <w:r>
+              <w:rPr>
+                <w:sz w:val="16"/>
+                <w:szCs w:val="16"/>
+                <w:lang w:val="es-ES_tradnl"/>
+              </w:rPr>
+              <w:t xml:space="preserve">Python, </w:t>
+            </w:r>
+            <w:proofErr w:type="spellStart"/>
+            <w:r>
+              <w:rPr>
+                <w:sz w:val="16"/>
+                <w:szCs w:val="16"/>
+                <w:lang w:val="es-ES_tradnl"/>
+              </w:rPr>
+              <w:t>Anthropic</w:t>
+            </w:r>
+            <w:proofErr w:type="spellEnd"/>
+            <w:r>
+              <w:rPr>
+                <w:sz w:val="16"/>
+                <w:szCs w:val="16"/>
+                <w:lang w:val="es-ES_tradnl"/>
+              </w:rPr>
+              <w:t xml:space="preserve"> Claude Opus 4.7, </w:t>
+            </w:r>
+            <w:proofErr w:type="spellStart"/>
+            <w:r>
+              <w:rPr>
+                <w:sz w:val="16"/>
+                <w:szCs w:val="16"/>
+                <w:lang w:val="es-ES_tradnl"/>
+              </w:rPr>
+              <w:t>Pydantic</w:t>
+            </w:r>
+            <w:proofErr w:type="spellEnd"/>
+            <w:r>
+              <w:rPr>
+                <w:sz w:val="16"/>
+                <w:szCs w:val="16"/>
+                <w:lang w:val="es-ES_tradnl"/>
+              </w:rPr>
+              <w:t xml:space="preserve"> v2</w:t>
+            </w:r>
+          </w:p>
         </w:tc>
       </w:tr>
       <w:tr>
-        <w:tblPrEx>
-          <w:tblW w:w="9360" w:type="dxa"/>
-          <w:tblLook w:val="04A0"/>
-        </w:tblPrEx>
         <w:trPr>
           <w:trHeight w:val="600"/>
         </w:trPr>
         <w:tc>
           <w:tcPr>
-            <w:tcW w:w="2800" w:type="dxa"/>
+            <w:tcW w:w="2547" w:type="dxa"/>
             <w:tcBorders>
               <w:top w:val="single" w:sz="1" w:space="0" w:color="CCCCCC"/>
               <w:left w:val="single" w:sz="1" w:space="0" w:color="CCCCCC"/>
@@ -776,11 +1981,37 @@
               <w:right w:w="140" w:type="dxa"/>
             </w:tcMar>
           </w:tcPr>
-          <w:p/>
+          <w:p>
+            <w:pPr>
+              <w:rPr>
+                <w:sz w:val="16"/>
+                <w:szCs w:val="16"/>
+                <w:lang w:val="es-ES_tradnl"/>
+              </w:rPr>
+            </w:pPr>
+            <w:r>
+              <w:rPr>
+                <w:sz w:val="16"/>
+                <w:szCs w:val="16"/>
+                <w:lang w:val="es-ES_tradnl"/>
+              </w:rPr>
+              <w:t>/</w:t>
+            </w:r>
+            <w:proofErr w:type="spellStart"/>
+            <w:r>
+              <w:rPr>
+                <w:sz w:val="16"/>
+                <w:szCs w:val="16"/>
+                <w:lang w:val="es-ES_tradnl"/>
+              </w:rPr>
+              <w:t>sandbox</w:t>
+            </w:r>
+            <w:proofErr w:type="spellEnd"/>
+          </w:p>
         </w:tc>
         <w:tc>
           <w:tcPr>
-            <w:tcW w:w="4500" w:type="dxa"/>
+            <w:tcW w:w="4398" w:type="dxa"/>
             <w:tcBorders>
               <w:top w:val="single" w:sz="1" w:space="0" w:color="CCCCCC"/>
               <w:left w:val="single" w:sz="1" w:space="0" w:color="CCCCCC"/>
@@ -795,11 +2026,135 @@
               <w:right w:w="140" w:type="dxa"/>
             </w:tcMar>
           </w:tcPr>
-          <w:p/>
+          <w:p>
+            <w:pPr>
+              <w:rPr>
+                <w:sz w:val="16"/>
+                <w:szCs w:val="16"/>
+                <w:lang w:val="es-ES_tradnl"/>
+              </w:rPr>
+            </w:pPr>
+            <w:proofErr w:type="spellStart"/>
+            <w:r>
+              <w:rPr>
+                <w:sz w:val="16"/>
+                <w:szCs w:val="16"/>
+                <w:lang w:val="es-ES_tradnl"/>
+              </w:rPr>
+              <w:t>Postgres</w:t>
+            </w:r>
+            <w:proofErr w:type="spellEnd"/>
+            <w:r>
+              <w:rPr>
+                <w:sz w:val="16"/>
+                <w:szCs w:val="16"/>
+                <w:lang w:val="es-ES_tradnl"/>
+              </w:rPr>
+              <w:t xml:space="preserve"> 18 efímero por análisis, </w:t>
+            </w:r>
+            <w:proofErr w:type="spellStart"/>
+            <w:r>
+              <w:rPr>
+                <w:sz w:val="16"/>
+                <w:szCs w:val="16"/>
+                <w:lang w:val="es-ES_tradnl"/>
+              </w:rPr>
+              <w:t>schema-</w:t>
+            </w:r>
+            <w:r>
+              <w:rPr>
+                <w:sz w:val="16"/>
+                <w:szCs w:val="16"/>
+                <w:lang w:val="es-ES_tradnl"/>
+              </w:rPr>
+              <w:t>only</w:t>
+            </w:r>
+            <w:proofErr w:type="spellEnd"/>
+            <w:r>
+              <w:rPr>
+                <w:sz w:val="16"/>
+                <w:szCs w:val="16"/>
+                <w:lang w:val="es-ES_tradnl"/>
+              </w:rPr>
+              <w:t xml:space="preserve"> con </w:t>
+            </w:r>
+            <w:proofErr w:type="spellStart"/>
+            <w:r>
+              <w:rPr>
+                <w:sz w:val="16"/>
+                <w:szCs w:val="16"/>
+                <w:lang w:val="es-ES_tradnl"/>
+              </w:rPr>
+              <w:t>stats</w:t>
+            </w:r>
+            <w:proofErr w:type="spellEnd"/>
+            <w:r>
+              <w:rPr>
+                <w:sz w:val="16"/>
+                <w:szCs w:val="16"/>
+                <w:lang w:val="es-ES_tradnl"/>
+              </w:rPr>
+              <w:t xml:space="preserve"> falseadas, EXPLAIN </w:t>
+            </w:r>
+            <w:proofErr w:type="spellStart"/>
+            <w:r>
+              <w:rPr>
+                <w:sz w:val="16"/>
+                <w:szCs w:val="16"/>
+                <w:lang w:val="es-ES_tradnl"/>
+              </w:rPr>
+              <w:t>before</w:t>
+            </w:r>
+            <w:proofErr w:type="spellEnd"/>
+            <w:r>
+              <w:rPr>
+                <w:sz w:val="16"/>
+                <w:szCs w:val="16"/>
+                <w:lang w:val="es-ES_tradnl"/>
+              </w:rPr>
+              <w:t xml:space="preserve">/after, </w:t>
+            </w:r>
+            <w:proofErr w:type="spellStart"/>
+            <w:r>
+              <w:rPr>
+                <w:sz w:val="16"/>
+                <w:szCs w:val="16"/>
+                <w:lang w:val="es-ES_tradnl"/>
+              </w:rPr>
+              <w:t>cleanup</w:t>
+            </w:r>
+            <w:proofErr w:type="spellEnd"/>
+            <w:r>
+              <w:rPr>
+                <w:sz w:val="16"/>
+                <w:szCs w:val="16"/>
+                <w:lang w:val="es-ES_tradnl"/>
+              </w:rPr>
+              <w:t xml:space="preserve"> automático y </w:t>
+            </w:r>
+            <w:proofErr w:type="spellStart"/>
+            <w:r>
+              <w:rPr>
+                <w:sz w:val="16"/>
+                <w:szCs w:val="16"/>
+                <w:lang w:val="es-ES_tradnl"/>
+              </w:rPr>
+              <w:t>timeout</w:t>
+            </w:r>
+            <w:proofErr w:type="spellEnd"/>
+            <w:r>
+              <w:rPr>
+                <w:sz w:val="16"/>
+                <w:szCs w:val="16"/>
+                <w:lang w:val="es-ES_tradnl"/>
+              </w:rPr>
+              <w:t xml:space="preserve"> de 5 s</w:t>
+            </w:r>
+          </w:p>
         </w:tc>
         <w:tc>
           <w:tcPr>
-            <w:tcW w:w="2060" w:type="dxa"/>
+            <w:tcW w:w="2415" w:type="dxa"/>
             <w:tcBorders>
               <w:top w:val="single" w:sz="1" w:space="0" w:color="CCCCCC"/>
               <w:left w:val="single" w:sz="1" w:space="0" w:color="CCCCCC"/>
@@ -814,20 +2169,78 @@
               <w:right w:w="140" w:type="dxa"/>
             </w:tcMar>
           </w:tcPr>
-          <w:p/>
+          <w:p>
+            <w:pPr>
+              <w:rPr>
+                <w:sz w:val="16"/>
+                <w:szCs w:val="16"/>
+                <w:lang w:val="es-ES_tradnl"/>
+              </w:rPr>
+            </w:pPr>
+            <w:r>
+              <w:rPr>
+                <w:sz w:val="16"/>
+                <w:szCs w:val="16"/>
+                <w:lang w:val="es-ES_tradnl"/>
+              </w:rPr>
+              <w:t xml:space="preserve">Python, </w:t>
+            </w:r>
+            <w:proofErr w:type="spellStart"/>
+            <w:r>
+              <w:rPr>
+                <w:sz w:val="16"/>
+                <w:szCs w:val="16"/>
+                <w:lang w:val="es-ES_tradnl"/>
+              </w:rPr>
+              <w:t>psycopg</w:t>
+            </w:r>
+            <w:proofErr w:type="spellEnd"/>
+            <w:r>
+              <w:rPr>
+                <w:sz w:val="16"/>
+                <w:szCs w:val="16"/>
+                <w:lang w:val="es-ES_tradnl"/>
+              </w:rPr>
+              <w:t xml:space="preserve"> v3, </w:t>
+            </w:r>
+            <w:proofErr w:type="spellStart"/>
+            <w:r>
+              <w:rPr>
+                <w:sz w:val="16"/>
+                <w:szCs w:val="16"/>
+                <w:lang w:val="es-ES_tradnl"/>
+              </w:rPr>
+              <w:t>Postgres</w:t>
+            </w:r>
+            <w:proofErr w:type="spellEnd"/>
+            <w:r>
+              <w:rPr>
+                <w:sz w:val="16"/>
+                <w:szCs w:val="16"/>
+                <w:lang w:val="es-ES_tradnl"/>
+              </w:rPr>
+              <w:t xml:space="preserve"> 18, </w:t>
+            </w:r>
+            <w:proofErr w:type="spellStart"/>
+            <w:r>
+              <w:rPr>
+                <w:sz w:val="16"/>
+                <w:szCs w:val="16"/>
+                <w:lang w:val="es-ES_tradnl"/>
+              </w:rPr>
+              <w:t>pg_restore_relation_stats</w:t>
+            </w:r>
+            <w:proofErr w:type="spellEnd"/>
+          </w:p>
         </w:tc>
       </w:tr>
       <w:tr>
-        <w:tblPrEx>
-          <w:tblW w:w="9360" w:type="dxa"/>
-          <w:tblLook w:val="04A0"/>
-        </w:tblPrEx>
         <w:trPr>
           <w:trHeight w:val="600"/>
         </w:trPr>
         <w:tc>
           <w:tcPr>
-            <w:tcW w:w="2800" w:type="dxa"/>
+            <w:tcW w:w="2547" w:type="dxa"/>
             <w:tcBorders>
               <w:top w:val="single" w:sz="1" w:space="0" w:color="CCCCCC"/>
               <w:left w:val="single" w:sz="1" w:space="0" w:color="CCCCCC"/>
@@ -842,11 +2255,37 @@
               <w:right w:w="140" w:type="dxa"/>
             </w:tcMar>
           </w:tcPr>
-          <w:p/>
+          <w:p>
+            <w:pPr>
+              <w:rPr>
+                <w:sz w:val="16"/>
+                <w:szCs w:val="16"/>
+                <w:lang w:val="es-ES_tradnl"/>
+              </w:rPr>
+            </w:pPr>
+            <w:r>
+              <w:rPr>
+                <w:sz w:val="16"/>
+                <w:szCs w:val="16"/>
+                <w:lang w:val="es-ES_tradnl"/>
+              </w:rPr>
+              <w:t>/</w:t>
+            </w:r>
+            <w:proofErr w:type="spellStart"/>
+            <w:r>
+              <w:rPr>
+                <w:sz w:val="16"/>
+                <w:szCs w:val="16"/>
+                <w:lang w:val="es-ES_tradnl"/>
+              </w:rPr>
+              <w:t>backend</w:t>
+            </w:r>
+            <w:proofErr w:type="spellEnd"/>
+          </w:p>
         </w:tc>
         <w:tc>
           <w:tcPr>
-            <w:tcW w:w="4500" w:type="dxa"/>
+            <w:tcW w:w="4398" w:type="dxa"/>
             <w:tcBorders>
               <w:top w:val="single" w:sz="1" w:space="0" w:color="CCCCCC"/>
               <w:left w:val="single" w:sz="1" w:space="0" w:color="CCCCCC"/>
@@ -861,11 +2300,161 @@
               <w:right w:w="140" w:type="dxa"/>
             </w:tcMar>
           </w:tcPr>
-          <w:p/>
+          <w:p>
+            <w:pPr>
+              <w:rPr>
+                <w:sz w:val="16"/>
+                <w:szCs w:val="16"/>
+                <w:lang w:val="es-ES_tradnl"/>
+              </w:rPr>
+            </w:pPr>
+            <w:r>
+              <w:rPr>
+                <w:sz w:val="16"/>
+                <w:szCs w:val="16"/>
+                <w:lang w:val="es-ES_tradnl"/>
+              </w:rPr>
+              <w:t xml:space="preserve">Orquestador </w:t>
+            </w:r>
+            <w:proofErr w:type="spellStart"/>
+            <w:r>
+              <w:rPr>
+                <w:sz w:val="16"/>
+                <w:szCs w:val="16"/>
+                <w:lang w:val="es-ES_tradnl"/>
+              </w:rPr>
+              <w:t>FastAPI</w:t>
+            </w:r>
+            <w:proofErr w:type="spellEnd"/>
+            <w:r>
+              <w:rPr>
+                <w:sz w:val="16"/>
+                <w:szCs w:val="16"/>
+                <w:lang w:val="es-ES_tradnl"/>
+              </w:rPr>
+              <w:t xml:space="preserve">: </w:t>
+            </w:r>
+            <w:proofErr w:type="spellStart"/>
+            <w:r>
+              <w:rPr>
+                <w:sz w:val="16"/>
+                <w:szCs w:val="16"/>
+                <w:lang w:val="es-ES_tradnl"/>
+              </w:rPr>
+              <w:t>endpoints</w:t>
+            </w:r>
+            <w:proofErr w:type="spellEnd"/>
+            <w:r>
+              <w:rPr>
+                <w:sz w:val="16"/>
+                <w:szCs w:val="16"/>
+                <w:lang w:val="es-ES_tradnl"/>
+              </w:rPr>
+              <w:t xml:space="preserve"> /</w:t>
+            </w:r>
+            <w:proofErr w:type="spellStart"/>
+            <w:r>
+              <w:rPr>
+                <w:sz w:val="16"/>
+                <w:szCs w:val="16"/>
+                <w:lang w:val="es-ES_tradnl"/>
+              </w:rPr>
+              <w:t>analy</w:t>
+            </w:r>
+            <w:r>
+              <w:rPr>
+                <w:sz w:val="16"/>
+                <w:szCs w:val="16"/>
+                <w:lang w:val="es-ES_tradnl"/>
+              </w:rPr>
+              <w:t>ze</w:t>
+            </w:r>
+            <w:proofErr w:type="spellEnd"/>
+            <w:r>
+              <w:rPr>
+                <w:sz w:val="16"/>
+                <w:szCs w:val="16"/>
+                <w:lang w:val="es-ES_tradnl"/>
+              </w:rPr>
+              <w:t>, /</w:t>
+            </w:r>
+            <w:proofErr w:type="spellStart"/>
+            <w:r>
+              <w:rPr>
+                <w:sz w:val="16"/>
+                <w:szCs w:val="16"/>
+                <w:lang w:val="es-ES_tradnl"/>
+              </w:rPr>
+              <w:t>workload</w:t>
+            </w:r>
+            <w:proofErr w:type="spellEnd"/>
+            <w:r>
+              <w:rPr>
+                <w:sz w:val="16"/>
+                <w:szCs w:val="16"/>
+                <w:lang w:val="es-ES_tradnl"/>
+              </w:rPr>
+              <w:t>, /</w:t>
+            </w:r>
+            <w:proofErr w:type="spellStart"/>
+            <w:r>
+              <w:rPr>
+                <w:sz w:val="16"/>
+                <w:szCs w:val="16"/>
+                <w:lang w:val="es-ES_tradnl"/>
+              </w:rPr>
+              <w:t>health</w:t>
+            </w:r>
+            <w:proofErr w:type="spellEnd"/>
+            <w:r>
+              <w:rPr>
+                <w:sz w:val="16"/>
+                <w:szCs w:val="16"/>
+                <w:lang w:val="es-ES_tradnl"/>
+              </w:rPr>
+              <w:t>, manejo de errores por etapa (try/</w:t>
+            </w:r>
+            <w:proofErr w:type="spellStart"/>
+            <w:r>
+              <w:rPr>
+                <w:sz w:val="16"/>
+                <w:szCs w:val="16"/>
+                <w:lang w:val="es-ES_tradnl"/>
+              </w:rPr>
+              <w:t>except</w:t>
+            </w:r>
+            <w:proofErr w:type="spellEnd"/>
+            <w:r>
+              <w:rPr>
+                <w:sz w:val="16"/>
+                <w:szCs w:val="16"/>
+                <w:lang w:val="es-ES_tradnl"/>
+              </w:rPr>
+              <w:t xml:space="preserve">), </w:t>
+            </w:r>
+            <w:proofErr w:type="spellStart"/>
+            <w:r>
+              <w:rPr>
+                <w:sz w:val="16"/>
+                <w:szCs w:val="16"/>
+                <w:lang w:val="es-ES_tradnl"/>
+              </w:rPr>
+              <w:t>fallback</w:t>
+            </w:r>
+            <w:proofErr w:type="spellEnd"/>
+            <w:r>
+              <w:rPr>
+                <w:sz w:val="16"/>
+                <w:szCs w:val="16"/>
+                <w:lang w:val="es-ES_tradnl"/>
+              </w:rPr>
+              <w:t xml:space="preserve"> a plantillas si LLM falla</w:t>
+            </w:r>
+          </w:p>
         </w:tc>
         <w:tc>
           <w:tcPr>
-            <w:tcW w:w="2060" w:type="dxa"/>
+            <w:tcW w:w="2415" w:type="dxa"/>
             <w:tcBorders>
               <w:top w:val="single" w:sz="1" w:space="0" w:color="CCCCCC"/>
               <w:left w:val="single" w:sz="1" w:space="0" w:color="CCCCCC"/>
@@ -880,31 +2469,4140 @@
               <w:right w:w="140" w:type="dxa"/>
             </w:tcMar>
           </w:tcPr>
-          <w:p/>
+          <w:p>
+            <w:pPr>
+              <w:rPr>
+                <w:sz w:val="16"/>
+                <w:szCs w:val="16"/>
+                <w:lang w:val="es-ES_tradnl"/>
+              </w:rPr>
+            </w:pPr>
+            <w:r>
+              <w:rPr>
+                <w:sz w:val="16"/>
+                <w:szCs w:val="16"/>
+                <w:lang w:val="es-ES_tradnl"/>
+              </w:rPr>
+              <w:t xml:space="preserve">Python 3.11+, </w:t>
+            </w:r>
+            <w:proofErr w:type="spellStart"/>
+            <w:r>
+              <w:rPr>
+                <w:sz w:val="16"/>
+                <w:szCs w:val="16"/>
+                <w:lang w:val="es-ES_tradnl"/>
+              </w:rPr>
+              <w:t>FastAPI</w:t>
+            </w:r>
+            <w:proofErr w:type="spellEnd"/>
+            <w:r>
+              <w:rPr>
+                <w:sz w:val="16"/>
+                <w:szCs w:val="16"/>
+                <w:lang w:val="es-ES_tradnl"/>
+              </w:rPr>
+              <w:t xml:space="preserve">, </w:t>
+            </w:r>
+            <w:proofErr w:type="spellStart"/>
+            <w:r>
+              <w:rPr>
+                <w:sz w:val="16"/>
+                <w:szCs w:val="16"/>
+                <w:lang w:val="es-ES_tradnl"/>
+              </w:rPr>
+              <w:t>Pydantic</w:t>
+            </w:r>
+            <w:proofErr w:type="spellEnd"/>
+            <w:r>
+              <w:rPr>
+                <w:sz w:val="16"/>
+                <w:szCs w:val="16"/>
+                <w:lang w:val="es-ES_tradnl"/>
+              </w:rPr>
+              <w:t xml:space="preserve"> v2, </w:t>
+            </w:r>
+            <w:proofErr w:type="spellStart"/>
+            <w:r>
+              <w:rPr>
+                <w:sz w:val="16"/>
+                <w:szCs w:val="16"/>
+                <w:lang w:val="es-ES_tradnl"/>
+              </w:rPr>
+              <w:t>httpx</w:t>
+            </w:r>
+            <w:proofErr w:type="spellEnd"/>
+          </w:p>
+        </w:tc>
+      </w:tr>
+      <w:tr>
+        <w:trPr>
+          <w:trHeight w:val="600"/>
+        </w:trPr>
+        <w:tc>
+          <w:tcPr>
+            <w:tcW w:w="2547" w:type="dxa"/>
+            <w:tcBorders>
+              <w:top w:val="single" w:sz="1" w:space="0" w:color="CCCCCC"/>
+              <w:left w:val="single" w:sz="1" w:space="0" w:color="CCCCCC"/>
+              <w:bottom w:val="single" w:sz="1" w:space="0" w:color="CCCCCC"/>
+              <w:right w:val="single" w:sz="1" w:space="0" w:color="CCCCCC"/>
+            </w:tcBorders>
+            <w:shd w:val="clear" w:color="auto" w:fill="F2F2F2"/>
+            <w:tcMar>
+              <w:top w:w="100" w:type="dxa"/>
+              <w:left w:w="140" w:type="dxa"/>
+              <w:bottom w:w="100" w:type="dxa"/>
+              <w:right w:w="140" w:type="dxa"/>
+            </w:tcMar>
+          </w:tcPr>
+          <w:p>
+            <w:pPr>
+              <w:rPr>
+                <w:sz w:val="16"/>
+                <w:szCs w:val="16"/>
+                <w:lang w:val="es-ES_tradnl"/>
+              </w:rPr>
+            </w:pPr>
+            <w:proofErr w:type="spellStart"/>
+            <w:r>
+              <w:rPr>
+                <w:sz w:val="16"/>
+                <w:szCs w:val="16"/>
+                <w:lang w:val="es-ES_tradnl"/>
+              </w:rPr>
+              <w:t>Frontend</w:t>
+            </w:r>
+            <w:proofErr w:type="spellEnd"/>
+          </w:p>
+        </w:tc>
+        <w:tc>
+          <w:tcPr>
+            <w:tcW w:w="4398" w:type="dxa"/>
+            <w:tcBorders>
+              <w:top w:val="single" w:sz="1" w:space="0" w:color="CCCCCC"/>
+              <w:left w:val="single" w:sz="1" w:space="0" w:color="CCCCCC"/>
+              <w:bottom w:val="single" w:sz="1" w:space="0" w:color="CCCCCC"/>
+              <w:right w:val="single" w:sz="1" w:space="0" w:color="CCCCCC"/>
+            </w:tcBorders>
+            <w:shd w:val="clear" w:color="auto" w:fill="F2F2F2"/>
+            <w:tcMar>
+              <w:top w:w="100" w:type="dxa"/>
+              <w:left w:w="140" w:type="dxa"/>
+              <w:bottom w:w="100" w:type="dxa"/>
+              <w:right w:w="140" w:type="dxa"/>
+            </w:tcMar>
+          </w:tcPr>
+          <w:p>
+            <w:pPr>
+              <w:rPr>
+                <w:sz w:val="16"/>
+                <w:szCs w:val="16"/>
+                <w:lang w:val="es-ES_tradnl"/>
+              </w:rPr>
+            </w:pPr>
+            <w:r>
+              <w:rPr>
+                <w:sz w:val="16"/>
+                <w:szCs w:val="16"/>
+                <w:lang w:val="es-ES_tradnl"/>
+              </w:rPr>
+              <w:t xml:space="preserve">Editor Monaco de SQL, envío de </w:t>
+            </w:r>
+            <w:proofErr w:type="spellStart"/>
+            <w:r>
+              <w:rPr>
+                <w:sz w:val="16"/>
+                <w:szCs w:val="16"/>
+                <w:lang w:val="es-ES_tradnl"/>
+              </w:rPr>
+              <w:t>qu</w:t>
+            </w:r>
+            <w:r>
+              <w:rPr>
+                <w:sz w:val="16"/>
+                <w:szCs w:val="16"/>
+                <w:lang w:val="es-ES_tradnl"/>
+              </w:rPr>
+              <w:t>eries</w:t>
+            </w:r>
+            <w:proofErr w:type="spellEnd"/>
+            <w:r>
+              <w:rPr>
+                <w:sz w:val="16"/>
+                <w:szCs w:val="16"/>
+                <w:lang w:val="es-ES_tradnl"/>
+              </w:rPr>
+              <w:t xml:space="preserve"> </w:t>
+            </w:r>
+            <w:r>
+              <w:rPr>
+                <w:sz w:val="16"/>
+                <w:szCs w:val="16"/>
+                <w:lang w:val="es-ES_tradnl"/>
+              </w:rPr>
+              <w:t xml:space="preserve">al </w:t>
+            </w:r>
+            <w:proofErr w:type="spellStart"/>
+            <w:r>
+              <w:rPr>
+                <w:sz w:val="16"/>
+                <w:szCs w:val="16"/>
+                <w:lang w:val="es-ES_tradnl"/>
+              </w:rPr>
+              <w:t>backend</w:t>
+            </w:r>
+            <w:proofErr w:type="spellEnd"/>
+            <w:r>
+              <w:rPr>
+                <w:sz w:val="16"/>
+                <w:szCs w:val="16"/>
+                <w:lang w:val="es-ES_tradnl"/>
+              </w:rPr>
+              <w:t xml:space="preserve">, tarjetas de detecciones con </w:t>
+            </w:r>
+            <w:proofErr w:type="spellStart"/>
+            <w:r>
+              <w:rPr>
+                <w:sz w:val="16"/>
+                <w:szCs w:val="16"/>
+                <w:lang w:val="es-ES_tradnl"/>
+              </w:rPr>
+              <w:t>before</w:t>
+            </w:r>
+            <w:proofErr w:type="spellEnd"/>
+            <w:r>
+              <w:rPr>
+                <w:sz w:val="16"/>
+                <w:szCs w:val="16"/>
+                <w:lang w:val="es-ES_tradnl"/>
+              </w:rPr>
+              <w:t xml:space="preserve">/after, </w:t>
+            </w:r>
+            <w:proofErr w:type="spellStart"/>
+            <w:r>
+              <w:rPr>
+                <w:sz w:val="16"/>
+                <w:szCs w:val="16"/>
+                <w:lang w:val="es-ES_tradnl"/>
+              </w:rPr>
+              <w:t>workload</w:t>
+            </w:r>
+            <w:proofErr w:type="spellEnd"/>
+            <w:r>
+              <w:rPr>
+                <w:sz w:val="16"/>
+                <w:szCs w:val="16"/>
+                <w:lang w:val="es-ES_tradnl"/>
+              </w:rPr>
+              <w:t xml:space="preserve"> </w:t>
+            </w:r>
+            <w:proofErr w:type="spellStart"/>
+            <w:r>
+              <w:rPr>
+                <w:sz w:val="16"/>
+                <w:szCs w:val="16"/>
+                <w:lang w:val="es-ES_tradnl"/>
+              </w:rPr>
+              <w:t>tab</w:t>
+            </w:r>
+            <w:proofErr w:type="spellEnd"/>
+            <w:r>
+              <w:rPr>
+                <w:sz w:val="16"/>
+                <w:szCs w:val="16"/>
+                <w:lang w:val="es-ES_tradnl"/>
+              </w:rPr>
+              <w:t xml:space="preserve">, indicadores de validación. </w:t>
+            </w:r>
+          </w:p>
+        </w:tc>
+        <w:tc>
+          <w:tcPr>
+            <w:tcW w:w="2415" w:type="dxa"/>
+            <w:tcBorders>
+              <w:top w:val="single" w:sz="1" w:space="0" w:color="CCCCCC"/>
+              <w:left w:val="single" w:sz="1" w:space="0" w:color="CCCCCC"/>
+              <w:bottom w:val="single" w:sz="1" w:space="0" w:color="CCCCCC"/>
+              <w:right w:val="single" w:sz="1" w:space="0" w:color="CCCCCC"/>
+            </w:tcBorders>
+            <w:shd w:val="clear" w:color="auto" w:fill="F2F2F2"/>
+            <w:tcMar>
+              <w:top w:w="100" w:type="dxa"/>
+              <w:left w:w="140" w:type="dxa"/>
+              <w:bottom w:w="100" w:type="dxa"/>
+              <w:right w:w="140" w:type="dxa"/>
+            </w:tcMar>
+          </w:tcPr>
+          <w:p>
+            <w:pPr>
+              <w:rPr>
+                <w:sz w:val="16"/>
+                <w:szCs w:val="16"/>
+                <w:lang w:val="es-ES_tradnl"/>
+              </w:rPr>
+            </w:pPr>
+            <w:proofErr w:type="spellStart"/>
+            <w:r>
+              <w:rPr>
+                <w:sz w:val="16"/>
+                <w:szCs w:val="16"/>
+                <w:lang w:val="es-ES_tradnl"/>
+              </w:rPr>
+              <w:t>React</w:t>
+            </w:r>
+            <w:proofErr w:type="spellEnd"/>
+            <w:r>
+              <w:rPr>
+                <w:sz w:val="16"/>
+                <w:szCs w:val="16"/>
+                <w:lang w:val="es-ES_tradnl"/>
+              </w:rPr>
+              <w:t xml:space="preserve"> 18, </w:t>
+            </w:r>
+            <w:r>
+              <w:rPr>
+                <w:sz w:val="16"/>
+                <w:szCs w:val="16"/>
+                <w:lang w:val="es-ES_tradnl"/>
+              </w:rPr>
+              <w:t xml:space="preserve">Vite </w:t>
+            </w:r>
+            <w:r>
+              <w:rPr>
+                <w:sz w:val="16"/>
+                <w:szCs w:val="16"/>
+                <w:lang w:val="es-ES_tradnl"/>
+              </w:rPr>
+              <w:t>6, Monaco Editor, CSS/Tailwind</w:t>
+            </w:r>
+          </w:p>
         </w:tc>
       </w:tr>
     </w:tbl>
     <w:p>
       <w:pPr>
-        <w:pStyle w:val="Heading1"/>
+        <w:pStyle w:val="Ttulo1"/>
+        <w:rPr>
+          <w:sz w:val="28"/>
+          <w:szCs w:val="28"/>
+          <w:lang w:val="es-ES_tradnl"/>
+        </w:rPr>
       </w:pPr>
       <w:r>
+        <w:rPr>
+          <w:sz w:val="28"/>
+          <w:szCs w:val="28"/>
+        </w:rPr>
         <w:t>4. Decisiones técnicas y trade-offs</w:t>
       </w:r>
     </w:p>
     <w:p>
       <w:pPr>
-        <w:spacing w:after="100"/>
+        <w:pStyle w:val="Ttulo2"/>
+        <w:rPr>
+          <w:sz w:val="24"/>
+          <w:szCs w:val="24"/>
+          <w:lang w:val="es-ES_tradnl"/>
+        </w:rPr>
       </w:pPr>
       <w:r>
         <w:rPr>
-          <w:i/>
-          <w:iCs/>
-          <w:color w:val="888888"/>
-          <w:sz w:val="18"/>
-          <w:szCs w:val="18"/>
+          <w:sz w:val="24"/>
+          <w:szCs w:val="24"/>
         </w:rPr>
-        <w:t>[Instrucción: Esta es la sección más importante. Por cada decisión técnica significativa: qué eligieron, qué alternativas consideraron, por qué descartaron las otras, qué trade-off aceptan. Mínimo 4 decisiones. Es lo que evalúa el Criterio 1.2.]</w:t>
+        <w:t xml:space="preserve">Decisión 1: </w:t>
+      </w:r>
+      <w:r>
+        <w:rPr>
+          <w:sz w:val="24"/>
+          <w:szCs w:val="24"/>
+          <w:lang w:val="es-ES_tradnl"/>
+        </w:rPr>
+        <w:t xml:space="preserve">Driver de </w:t>
+      </w:r>
+      <w:proofErr w:type="spellStart"/>
+      <w:r>
+        <w:rPr>
+          <w:sz w:val="24"/>
+          <w:szCs w:val="24"/>
+          <w:lang w:val="es-ES_tradnl"/>
+        </w:rPr>
+        <w:t>Postgres</w:t>
+      </w:r>
+      <w:proofErr w:type="spellEnd"/>
+      <w:r>
+        <w:rPr>
+          <w:sz w:val="24"/>
+          <w:szCs w:val="24"/>
+          <w:lang w:val="es-ES_tradnl"/>
+        </w:rPr>
+        <w:t xml:space="preserve">: </w:t>
+      </w:r>
+      <w:proofErr w:type="spellStart"/>
+      <w:r>
+        <w:rPr>
+          <w:sz w:val="24"/>
+          <w:szCs w:val="24"/>
+          <w:lang w:val="es-ES_tradnl"/>
+        </w:rPr>
+        <w:t>psycopg</w:t>
+      </w:r>
+      <w:proofErr w:type="spellEnd"/>
+      <w:r>
+        <w:rPr>
+          <w:sz w:val="24"/>
+          <w:szCs w:val="24"/>
+          <w:lang w:val="es-ES_tradnl"/>
+        </w:rPr>
+        <w:t xml:space="preserve"> v3</w:t>
+      </w:r>
+    </w:p>
+    <w:tbl>
+      <w:tblPr>
+        <w:tblW w:w="9781" w:type="dxa"/>
+        <w:tblInd w:w="-143" w:type="dxa"/>
+        <w:tblBorders>
+          <w:top w:val="single" w:sz="4" w:space="0" w:color="auto"/>
+          <w:left w:val="single" w:sz="4" w:space="0" w:color="auto"/>
+          <w:bottom w:val="single" w:sz="4" w:space="0" w:color="auto"/>
+          <w:right w:val="single" w:sz="4" w:space="0" w:color="auto"/>
+          <w:insideH w:val="single" w:sz="4" w:space="0" w:color="auto"/>
+          <w:insideV w:val="single" w:sz="4" w:space="0" w:color="auto"/>
+        </w:tblBorders>
+        <w:tblCellMar>
+          <w:left w:w="10" w:type="dxa"/>
+          <w:right w:w="10" w:type="dxa"/>
+        </w:tblCellMar>
+        <w:tblLook w:val="04A0" w:firstRow="1" w:lastRow="0" w:firstColumn="1" w:lastColumn="0" w:noHBand="0" w:noVBand="1"/>
+      </w:tblPr>
+      <w:tblGrid>
+        <w:gridCol w:w="9781"/>
+      </w:tblGrid>
+      <w:tr>
+        <w:trPr>
+          <w:trHeight w:val="1400"/>
+        </w:trPr>
+        <w:tc>
+          <w:tcPr>
+            <w:tcW w:w="9781" w:type="dxa"/>
+            <w:tcBorders>
+              <w:top w:val="single" w:sz="1" w:space="0" w:color="E5C100"/>
+              <w:left w:val="single" w:sz="1" w:space="0" w:color="E5C100"/>
+              <w:bottom w:val="single" w:sz="1" w:space="0" w:color="E5C100"/>
+              <w:right w:val="single" w:sz="1" w:space="0" w:color="E5C100"/>
+            </w:tcBorders>
+            <w:shd w:val="clear" w:color="auto" w:fill="FFF8E7"/>
+            <w:tcMar>
+              <w:top w:w="140" w:type="dxa"/>
+              <w:left w:w="200" w:type="dxa"/>
+              <w:bottom w:w="140" w:type="dxa"/>
+              <w:right w:w="200" w:type="dxa"/>
+            </w:tcMar>
+          </w:tcPr>
+          <w:p>
+            <w:pPr>
+              <w:rPr>
+                <w:color w:val="A0826D"/>
+                <w:sz w:val="18"/>
+                <w:szCs w:val="18"/>
+                <w:lang w:val="es-ES_tradnl"/>
+              </w:rPr>
+            </w:pPr>
+            <w:r>
+              <w:rPr>
+                <w:b/>
+                <w:bCs/>
+                <w:color w:val="A0826D"/>
+                <w:sz w:val="18"/>
+                <w:szCs w:val="18"/>
+              </w:rPr>
+              <w:t>D</w:t>
+            </w:r>
+            <w:proofErr w:type="spellStart"/>
+            <w:r>
+              <w:rPr>
+                <w:b/>
+                <w:bCs/>
+                <w:color w:val="A0826D"/>
+                <w:sz w:val="18"/>
+                <w:szCs w:val="18"/>
+                <w:lang w:val="es-ES_tradnl"/>
+              </w:rPr>
+              <w:t>ecisión</w:t>
+            </w:r>
+            <w:proofErr w:type="spellEnd"/>
+            <w:r>
+              <w:rPr>
+                <w:b/>
+                <w:bCs/>
+                <w:color w:val="A0826D"/>
+                <w:sz w:val="18"/>
+                <w:szCs w:val="18"/>
+                <w:lang w:val="es-ES_tradnl"/>
+              </w:rPr>
+              <w:t xml:space="preserve"> tomada:</w:t>
+            </w:r>
+            <w:r>
+              <w:rPr>
+                <w:color w:val="A0826D"/>
+                <w:sz w:val="18"/>
+                <w:szCs w:val="18"/>
+                <w:lang w:val="es-ES_tradnl"/>
+              </w:rPr>
+              <w:t xml:space="preserve"> </w:t>
+            </w:r>
+            <w:proofErr w:type="spellStart"/>
+            <w:r>
+              <w:rPr>
+                <w:color w:val="A0826D"/>
+                <w:sz w:val="18"/>
+                <w:szCs w:val="18"/>
+                <w:lang w:val="es-ES_tradnl"/>
+              </w:rPr>
+              <w:t>psycopg</w:t>
+            </w:r>
+            <w:proofErr w:type="spellEnd"/>
+            <w:r>
+              <w:rPr>
+                <w:color w:val="A0826D"/>
+                <w:sz w:val="18"/>
+                <w:szCs w:val="18"/>
+                <w:lang w:val="es-ES_tradnl"/>
+              </w:rPr>
+              <w:t xml:space="preserve"> v3 como driver de </w:t>
+            </w:r>
+            <w:proofErr w:type="spellStart"/>
+            <w:r>
+              <w:rPr>
+                <w:color w:val="A0826D"/>
+                <w:sz w:val="18"/>
+                <w:szCs w:val="18"/>
+                <w:lang w:val="es-ES_tradnl"/>
+              </w:rPr>
+              <w:t>Postgres</w:t>
+            </w:r>
+            <w:proofErr w:type="spellEnd"/>
+            <w:r>
+              <w:rPr>
+                <w:color w:val="A0826D"/>
+                <w:sz w:val="18"/>
+                <w:szCs w:val="18"/>
+                <w:lang w:val="es-ES_tradnl"/>
+              </w:rPr>
+              <w:t>.</w:t>
+            </w:r>
+          </w:p>
+          <w:p>
+            <w:pPr>
+              <w:rPr>
+                <w:color w:val="A0826D"/>
+                <w:sz w:val="18"/>
+                <w:szCs w:val="18"/>
+                <w:lang w:val="es-ES_tradnl"/>
+              </w:rPr>
+            </w:pPr>
+            <w:r>
+              <w:rPr>
+                <w:b/>
+                <w:bCs/>
+                <w:color w:val="A0826D"/>
+                <w:sz w:val="18"/>
+                <w:szCs w:val="18"/>
+                <w:lang w:val="es-ES_tradnl"/>
+              </w:rPr>
+              <w:t>Alternativas consideradas:</w:t>
+            </w:r>
+            <w:r>
+              <w:rPr>
+                <w:color w:val="A0826D"/>
+                <w:sz w:val="18"/>
+                <w:szCs w:val="18"/>
+                <w:lang w:val="es-ES_tradnl"/>
+              </w:rPr>
+              <w:t xml:space="preserve"> </w:t>
+            </w:r>
+            <w:proofErr w:type="spellStart"/>
+            <w:r>
+              <w:rPr>
+                <w:color w:val="A0826D"/>
+                <w:sz w:val="18"/>
+                <w:szCs w:val="18"/>
+                <w:lang w:val="es-ES_tradnl"/>
+              </w:rPr>
+              <w:t>asyncpg</w:t>
+            </w:r>
+            <w:proofErr w:type="spellEnd"/>
+            <w:r>
+              <w:rPr>
+                <w:color w:val="A0826D"/>
+                <w:sz w:val="18"/>
+                <w:szCs w:val="18"/>
+                <w:lang w:val="es-ES_tradnl"/>
+              </w:rPr>
+              <w:t xml:space="preserve"> – más rápido pero su API no expone limpiamente el control de transacciones necesario para </w:t>
+            </w:r>
+            <w:proofErr w:type="spellStart"/>
+            <w:r>
+              <w:rPr>
+                <w:color w:val="A0826D"/>
+                <w:sz w:val="18"/>
+                <w:szCs w:val="18"/>
+                <w:lang w:val="es-ES_tradnl"/>
+              </w:rPr>
+              <w:t>read-only</w:t>
+            </w:r>
+            <w:proofErr w:type="spellEnd"/>
+            <w:r>
+              <w:rPr>
+                <w:color w:val="A0826D"/>
+                <w:sz w:val="18"/>
+                <w:szCs w:val="18"/>
+                <w:lang w:val="es-ES_tradnl"/>
+              </w:rPr>
+              <w:t xml:space="preserve"> forzado.</w:t>
+            </w:r>
+          </w:p>
+          <w:p>
+            <w:pPr>
+              <w:rPr>
+                <w:color w:val="A0826D"/>
+                <w:sz w:val="18"/>
+                <w:szCs w:val="18"/>
+                <w:lang w:val="es-ES_tradnl"/>
+              </w:rPr>
+            </w:pPr>
+            <w:proofErr w:type="spellStart"/>
+            <w:r>
+              <w:rPr>
+                <w:b/>
+                <w:bCs/>
+                <w:color w:val="A0826D"/>
+                <w:sz w:val="18"/>
+                <w:szCs w:val="18"/>
+                <w:lang w:val="es-ES_tradnl"/>
+              </w:rPr>
+              <w:t>Por</w:t>
+            </w:r>
+            <w:r>
+              <w:rPr>
+                <w:b/>
+                <w:bCs/>
+                <w:color w:val="A0826D"/>
+                <w:sz w:val="18"/>
+                <w:szCs w:val="18"/>
+                <w:lang w:val="es-ES_tradnl"/>
+              </w:rPr>
+              <w:t xml:space="preserve"> </w:t>
+            </w:r>
+            <w:r>
+              <w:rPr>
+                <w:b/>
+                <w:bCs/>
+                <w:color w:val="A0826D"/>
+                <w:sz w:val="18"/>
+                <w:szCs w:val="18"/>
+                <w:lang w:val="es-ES_tradnl"/>
+              </w:rPr>
+              <w:t>que</w:t>
+            </w:r>
+            <w:proofErr w:type="spellEnd"/>
+            <w:r>
+              <w:rPr>
+                <w:b/>
+                <w:bCs/>
+                <w:color w:val="A0826D"/>
+                <w:sz w:val="18"/>
+                <w:szCs w:val="18"/>
+                <w:lang w:val="es-ES_tradnl"/>
+              </w:rPr>
+              <w:t xml:space="preserve"> se eligió:</w:t>
+            </w:r>
+            <w:r>
+              <w:rPr>
+                <w:color w:val="A0826D"/>
+                <w:sz w:val="18"/>
+                <w:szCs w:val="18"/>
+                <w:lang w:val="es-ES_tradnl"/>
+              </w:rPr>
+              <w:t xml:space="preserve"> API moderna con soporte </w:t>
+            </w:r>
+            <w:proofErr w:type="spellStart"/>
+            <w:r>
+              <w:rPr>
+                <w:color w:val="A0826D"/>
+                <w:sz w:val="18"/>
+                <w:szCs w:val="18"/>
+                <w:lang w:val="es-ES_tradnl"/>
+              </w:rPr>
+              <w:t>async</w:t>
+            </w:r>
+            <w:proofErr w:type="spellEnd"/>
+            <w:r>
+              <w:rPr>
+                <w:color w:val="A0826D"/>
+                <w:sz w:val="18"/>
+                <w:szCs w:val="18"/>
+                <w:lang w:val="es-ES_tradnl"/>
+              </w:rPr>
+              <w:t xml:space="preserve"> opcional y control por conexión de SET TRANSACTION READ ONLY sin trucos. Para </w:t>
+            </w:r>
+            <w:proofErr w:type="spellStart"/>
+            <w:r>
+              <w:rPr>
+                <w:color w:val="A0826D"/>
+                <w:sz w:val="18"/>
+                <w:szCs w:val="18"/>
+                <w:lang w:val="es-ES_tradnl"/>
+              </w:rPr>
+              <w:t>queries</w:t>
+            </w:r>
+            <w:proofErr w:type="spellEnd"/>
+            <w:r>
+              <w:rPr>
+                <w:color w:val="A0826D"/>
+                <w:sz w:val="18"/>
+                <w:szCs w:val="18"/>
+                <w:lang w:val="es-ES_tradnl"/>
+              </w:rPr>
+              <w:t xml:space="preserve"> cortas de análisis, </w:t>
+            </w:r>
+            <w:proofErr w:type="spellStart"/>
+            <w:r>
+              <w:rPr>
+                <w:color w:val="A0826D"/>
+                <w:sz w:val="18"/>
+                <w:szCs w:val="18"/>
+                <w:lang w:val="es-ES_tradnl"/>
+              </w:rPr>
+              <w:t>asyncpg</w:t>
+            </w:r>
+            <w:proofErr w:type="spellEnd"/>
+            <w:r>
+              <w:rPr>
+                <w:color w:val="A0826D"/>
+                <w:sz w:val="18"/>
+                <w:szCs w:val="18"/>
+                <w:lang w:val="es-ES_tradnl"/>
+              </w:rPr>
+              <w:t xml:space="preserve"> no agrega valor.</w:t>
+            </w:r>
+          </w:p>
+          <w:p>
+            <w:pPr>
+              <w:rPr>
+                <w:color w:val="A0826D"/>
+                <w:sz w:val="20"/>
+                <w:szCs w:val="20"/>
+                <w:lang w:val="es-ES_tradnl"/>
+              </w:rPr>
+            </w:pPr>
+            <w:proofErr w:type="spellStart"/>
+            <w:r>
+              <w:rPr>
+                <w:b/>
+                <w:bCs/>
+                <w:color w:val="A0826D"/>
+                <w:sz w:val="18"/>
+                <w:szCs w:val="18"/>
+                <w:lang w:val="es-ES_tradnl"/>
+              </w:rPr>
+              <w:t>Trade</w:t>
+            </w:r>
+            <w:proofErr w:type="spellEnd"/>
+            <w:r>
+              <w:rPr>
+                <w:b/>
+                <w:bCs/>
+                <w:color w:val="A0826D"/>
+                <w:sz w:val="18"/>
+                <w:szCs w:val="18"/>
+                <w:lang w:val="es-ES_tradnl"/>
+              </w:rPr>
+              <w:t>-off aceptado:</w:t>
+            </w:r>
+            <w:r>
+              <w:rPr>
+                <w:color w:val="A0826D"/>
+                <w:sz w:val="18"/>
+                <w:szCs w:val="18"/>
+                <w:lang w:val="es-ES_tradnl"/>
+              </w:rPr>
+              <w:t xml:space="preserve"> Si en el futuro se necesita </w:t>
+            </w:r>
+            <w:proofErr w:type="spellStart"/>
+            <w:r>
+              <w:rPr>
+                <w:color w:val="A0826D"/>
+                <w:sz w:val="18"/>
+                <w:szCs w:val="18"/>
+                <w:lang w:val="es-ES_tradnl"/>
+              </w:rPr>
+              <w:t>throughput</w:t>
+            </w:r>
+            <w:proofErr w:type="spellEnd"/>
+            <w:r>
+              <w:rPr>
+                <w:color w:val="A0826D"/>
+                <w:sz w:val="18"/>
+                <w:szCs w:val="18"/>
+                <w:lang w:val="es-ES_tradnl"/>
+              </w:rPr>
+              <w:t xml:space="preserve"> masivo (cientos de análisis concurrentes), habrá que evaluar </w:t>
+            </w:r>
+            <w:proofErr w:type="spellStart"/>
+            <w:r>
+              <w:rPr>
+                <w:color w:val="A0826D"/>
+                <w:sz w:val="18"/>
+                <w:szCs w:val="18"/>
+                <w:lang w:val="es-ES_tradnl"/>
+              </w:rPr>
+              <w:t>asyncpg</w:t>
+            </w:r>
+            <w:proofErr w:type="spellEnd"/>
+            <w:r>
+              <w:rPr>
+                <w:color w:val="A0826D"/>
+                <w:sz w:val="18"/>
+                <w:szCs w:val="18"/>
+                <w:lang w:val="es-ES_tradnl"/>
+              </w:rPr>
+              <w:t xml:space="preserve"> o un pool externo. </w:t>
+            </w:r>
+          </w:p>
+        </w:tc>
+      </w:tr>
+    </w:tbl>
+    <w:p>
+      <w:pPr>
+        <w:pStyle w:val="Ttulo2"/>
+        <w:rPr>
+          <w:sz w:val="24"/>
+          <w:szCs w:val="24"/>
+        </w:rPr>
+      </w:pPr>
+    </w:p>
+    <w:p>
+      <w:pPr>
+        <w:rPr>
+          <w:b/>
+          <w:bCs/>
+          <w:color w:val="231F20"/>
+          <w:sz w:val="24"/>
+          <w:szCs w:val="24"/>
+        </w:rPr>
+      </w:pPr>
+      <w:r>
+        <w:rPr>
+          <w:sz w:val="24"/>
+          <w:szCs w:val="24"/>
+        </w:rPr>
+        <w:br w:type="page"/>
+      </w:r>
+    </w:p>
+    <w:p>
+      <w:pPr>
+        <w:pStyle w:val="Ttulo2"/>
+        <w:rPr>
+          <w:sz w:val="24"/>
+          <w:szCs w:val="24"/>
+          <w:lang w:val="es-ES_tradnl"/>
+        </w:rPr>
+      </w:pPr>
+      <w:r>
+        <w:rPr>
+          <w:sz w:val="24"/>
+          <w:szCs w:val="24"/>
+        </w:rPr>
+        <w:lastRenderedPageBreak/>
+        <w:t xml:space="preserve">Decisión 2: </w:t>
+      </w:r>
+      <w:proofErr w:type="spellStart"/>
+      <w:r>
+        <w:rPr>
+          <w:sz w:val="24"/>
+          <w:szCs w:val="24"/>
+          <w:lang w:val="es-ES_tradnl"/>
+        </w:rPr>
+        <w:t>sqlglot</w:t>
+      </w:r>
+      <w:proofErr w:type="spellEnd"/>
+    </w:p>
+    <w:tbl>
+      <w:tblPr>
+        <w:tblW w:w="9781" w:type="dxa"/>
+        <w:tblInd w:w="-143" w:type="dxa"/>
+        <w:tblBorders>
+          <w:top w:val="single" w:sz="4" w:space="0" w:color="auto"/>
+          <w:left w:val="single" w:sz="4" w:space="0" w:color="auto"/>
+          <w:bottom w:val="single" w:sz="4" w:space="0" w:color="auto"/>
+          <w:right w:val="single" w:sz="4" w:space="0" w:color="auto"/>
+          <w:insideH w:val="single" w:sz="4" w:space="0" w:color="auto"/>
+          <w:insideV w:val="single" w:sz="4" w:space="0" w:color="auto"/>
+        </w:tblBorders>
+        <w:tblCellMar>
+          <w:left w:w="10" w:type="dxa"/>
+          <w:right w:w="10" w:type="dxa"/>
+        </w:tblCellMar>
+        <w:tblLook w:val="04A0" w:firstRow="1" w:lastRow="0" w:firstColumn="1" w:lastColumn="0" w:noHBand="0" w:noVBand="1"/>
+      </w:tblPr>
+      <w:tblGrid>
+        <w:gridCol w:w="9781"/>
+      </w:tblGrid>
+      <w:tr>
+        <w:trPr>
+          <w:trHeight w:val="1400"/>
+        </w:trPr>
+        <w:tc>
+          <w:tcPr>
+            <w:tcW w:w="9781" w:type="dxa"/>
+            <w:tcBorders>
+              <w:top w:val="single" w:sz="1" w:space="0" w:color="E5C100"/>
+              <w:left w:val="single" w:sz="1" w:space="0" w:color="E5C100"/>
+              <w:bottom w:val="single" w:sz="1" w:space="0" w:color="E5C100"/>
+              <w:right w:val="single" w:sz="1" w:space="0" w:color="E5C100"/>
+            </w:tcBorders>
+            <w:shd w:val="clear" w:color="auto" w:fill="FFF8E7"/>
+            <w:tcMar>
+              <w:top w:w="140" w:type="dxa"/>
+              <w:left w:w="200" w:type="dxa"/>
+              <w:bottom w:w="140" w:type="dxa"/>
+              <w:right w:w="200" w:type="dxa"/>
+            </w:tcMar>
+          </w:tcPr>
+          <w:p>
+            <w:pPr>
+              <w:rPr>
+                <w:color w:val="A0826D"/>
+                <w:sz w:val="18"/>
+                <w:szCs w:val="18"/>
+                <w:lang w:val="es-ES_tradnl"/>
+              </w:rPr>
+            </w:pPr>
+            <w:r>
+              <w:rPr>
+                <w:b/>
+                <w:bCs/>
+                <w:color w:val="A0826D"/>
+                <w:sz w:val="18"/>
+                <w:szCs w:val="18"/>
+                <w:lang w:val="es-ES_tradnl"/>
+              </w:rPr>
+              <w:t>Decisión tomada:</w:t>
+            </w:r>
+            <w:r>
+              <w:rPr>
+                <w:color w:val="A0826D"/>
+                <w:sz w:val="18"/>
+                <w:szCs w:val="18"/>
+                <w:lang w:val="es-ES_tradnl"/>
+              </w:rPr>
+              <w:t xml:space="preserve"> </w:t>
+            </w:r>
+            <w:proofErr w:type="spellStart"/>
+            <w:r>
+              <w:rPr>
+                <w:color w:val="A0826D"/>
+                <w:sz w:val="18"/>
+                <w:szCs w:val="18"/>
+                <w:lang w:val="es-ES_tradnl"/>
+              </w:rPr>
+              <w:t>sqlglot</w:t>
+            </w:r>
+            <w:proofErr w:type="spellEnd"/>
+            <w:r>
+              <w:rPr>
+                <w:color w:val="A0826D"/>
+                <w:sz w:val="18"/>
+                <w:szCs w:val="18"/>
+                <w:lang w:val="es-ES_tradnl"/>
+              </w:rPr>
+              <w:t xml:space="preserve"> para parseo y normalización de SQL.</w:t>
+            </w:r>
+          </w:p>
+          <w:p>
+            <w:pPr>
+              <w:rPr>
+                <w:color w:val="A0826D"/>
+                <w:sz w:val="18"/>
+                <w:szCs w:val="18"/>
+                <w:lang w:val="es-ES_tradnl"/>
+              </w:rPr>
+            </w:pPr>
+            <w:r>
+              <w:rPr>
+                <w:b/>
+                <w:bCs/>
+                <w:color w:val="A0826D"/>
+                <w:sz w:val="18"/>
+                <w:szCs w:val="18"/>
+                <w:lang w:val="es-ES_tradnl"/>
+              </w:rPr>
+              <w:t>Alternativas consideradas:</w:t>
+            </w:r>
+            <w:r>
+              <w:rPr>
+                <w:color w:val="A0826D"/>
+                <w:sz w:val="18"/>
+                <w:szCs w:val="18"/>
+                <w:lang w:val="es-ES_tradnl"/>
+              </w:rPr>
+              <w:t xml:space="preserve"> pglast — parser oficial de Postgres, más fiel al </w:t>
+            </w:r>
+            <w:proofErr w:type="gramStart"/>
+            <w:r>
+              <w:rPr>
+                <w:color w:val="A0826D"/>
+                <w:sz w:val="18"/>
+                <w:szCs w:val="18"/>
+                <w:lang w:val="es-ES_tradnl"/>
+              </w:rPr>
+              <w:t>dialecto</w:t>
+            </w:r>
+            <w:proofErr w:type="gramEnd"/>
+            <w:r>
+              <w:rPr>
+                <w:color w:val="A0826D"/>
+                <w:sz w:val="18"/>
+                <w:szCs w:val="18"/>
+                <w:lang w:val="es-ES_tradnl"/>
+              </w:rPr>
+              <w:t xml:space="preserve"> pero requiere compilación nativa (libpg_query) y su AST es más verboso.</w:t>
+            </w:r>
+          </w:p>
+          <w:p>
+            <w:pPr>
+              <w:rPr>
+                <w:color w:val="A0826D"/>
+                <w:sz w:val="18"/>
+                <w:szCs w:val="18"/>
+                <w:lang w:val="es-ES_tradnl"/>
+              </w:rPr>
+            </w:pPr>
+            <w:r>
+              <w:rPr>
+                <w:b/>
+                <w:bCs/>
+                <w:color w:val="A0826D"/>
+                <w:sz w:val="18"/>
+                <w:szCs w:val="18"/>
+                <w:lang w:val="es-ES_tradnl"/>
+              </w:rPr>
+              <w:t>Por qué se eligió:</w:t>
+            </w:r>
+            <w:r>
+              <w:rPr>
+                <w:color w:val="A0826D"/>
+                <w:sz w:val="18"/>
+                <w:szCs w:val="18"/>
+                <w:lang w:val="es-ES_tradnl"/>
+              </w:rPr>
+              <w:t xml:space="preserve"> Parser puro Python sin dependencias C, multi-dialect, AST estable y documentado. Permite normalización de queries para deduplicar en workload analyzer.</w:t>
+            </w:r>
+          </w:p>
+          <w:p>
+            <w:r>
+              <w:rPr>
+                <w:b/>
+                <w:bCs/>
+                <w:color w:val="A0826D"/>
+                <w:sz w:val="18"/>
+                <w:szCs w:val="18"/>
+                <w:lang w:val="es-ES_tradnl"/>
+              </w:rPr>
+              <w:t>Trade-off aceptado:</w:t>
+            </w:r>
+            <w:r>
+              <w:rPr>
+                <w:color w:val="A0826D"/>
+                <w:sz w:val="18"/>
+                <w:szCs w:val="18"/>
+                <w:lang w:val="es-ES_tradnl"/>
+              </w:rPr>
+              <w:t xml:space="preserve"> Algunos edge-cases de sintaxis PG avanzada (PARTITION BY RANGE, CTEs recursivos complejos) pueden no parsearse correctamente; se cae a análisis con la query original.</w:t>
+            </w:r>
+          </w:p>
+        </w:tc>
+      </w:tr>
+    </w:tbl>
+    <w:p>
+      <w:pPr>
+        <w:pStyle w:val="Ttulo2"/>
+        <w:rPr>
+          <w:sz w:val="24"/>
+          <w:szCs w:val="24"/>
+          <w:lang w:val="es-ES_tradnl"/>
+        </w:rPr>
+      </w:pPr>
+      <w:r>
+        <w:rPr>
+          <w:sz w:val="24"/>
+          <w:szCs w:val="24"/>
+        </w:rPr>
+        <w:t xml:space="preserve">Decisión 3: </w:t>
+      </w:r>
+      <w:r>
+        <w:rPr>
+          <w:sz w:val="24"/>
+          <w:szCs w:val="24"/>
+          <w:lang w:val="es-ES_tradnl"/>
+        </w:rPr>
+        <w:t xml:space="preserve">Sandbox en </w:t>
+      </w:r>
+      <w:proofErr w:type="spellStart"/>
+      <w:r>
+        <w:rPr>
+          <w:sz w:val="24"/>
+          <w:szCs w:val="24"/>
+          <w:lang w:val="es-ES_tradnl"/>
+        </w:rPr>
+        <w:t>Postgres</w:t>
+      </w:r>
+      <w:proofErr w:type="spellEnd"/>
+      <w:r>
+        <w:rPr>
+          <w:sz w:val="24"/>
+          <w:szCs w:val="24"/>
+          <w:lang w:val="es-ES_tradnl"/>
+        </w:rPr>
+        <w:t xml:space="preserve"> 18</w:t>
+      </w:r>
+    </w:p>
+    <w:tbl>
+      <w:tblPr>
+        <w:tblW w:w="9781" w:type="dxa"/>
+        <w:tblInd w:w="-143" w:type="dxa"/>
+        <w:tblBorders>
+          <w:top w:val="single" w:sz="4" w:space="0" w:color="auto"/>
+          <w:left w:val="single" w:sz="4" w:space="0" w:color="auto"/>
+          <w:bottom w:val="single" w:sz="4" w:space="0" w:color="auto"/>
+          <w:right w:val="single" w:sz="4" w:space="0" w:color="auto"/>
+          <w:insideH w:val="single" w:sz="4" w:space="0" w:color="auto"/>
+          <w:insideV w:val="single" w:sz="4" w:space="0" w:color="auto"/>
+        </w:tblBorders>
+        <w:tblCellMar>
+          <w:left w:w="10" w:type="dxa"/>
+          <w:right w:w="10" w:type="dxa"/>
+        </w:tblCellMar>
+        <w:tblLook w:val="04A0" w:firstRow="1" w:lastRow="0" w:firstColumn="1" w:lastColumn="0" w:noHBand="0" w:noVBand="1"/>
+      </w:tblPr>
+      <w:tblGrid>
+        <w:gridCol w:w="9781"/>
+      </w:tblGrid>
+      <w:tr>
+        <w:trPr>
+          <w:trHeight w:val="1400"/>
+        </w:trPr>
+        <w:tc>
+          <w:tcPr>
+            <w:tcW w:w="9781" w:type="dxa"/>
+            <w:tcBorders>
+              <w:top w:val="single" w:sz="1" w:space="0" w:color="E5C100"/>
+              <w:left w:val="single" w:sz="1" w:space="0" w:color="E5C100"/>
+              <w:bottom w:val="single" w:sz="1" w:space="0" w:color="E5C100"/>
+              <w:right w:val="single" w:sz="1" w:space="0" w:color="E5C100"/>
+            </w:tcBorders>
+            <w:shd w:val="clear" w:color="auto" w:fill="FFF8E7"/>
+            <w:tcMar>
+              <w:top w:w="140" w:type="dxa"/>
+              <w:left w:w="200" w:type="dxa"/>
+              <w:bottom w:w="140" w:type="dxa"/>
+              <w:right w:w="200" w:type="dxa"/>
+            </w:tcMar>
+          </w:tcPr>
+          <w:p>
+            <w:pPr>
+              <w:rPr>
+                <w:color w:val="A0826D"/>
+                <w:sz w:val="18"/>
+                <w:szCs w:val="18"/>
+                <w:lang w:val="es-ES_tradnl"/>
+              </w:rPr>
+            </w:pPr>
+            <w:r>
+              <w:rPr>
+                <w:b/>
+                <w:bCs/>
+                <w:color w:val="A0826D"/>
+                <w:sz w:val="18"/>
+                <w:szCs w:val="18"/>
+                <w:lang w:val="es-ES_tradnl"/>
+              </w:rPr>
+              <w:t>Decisión tomada:</w:t>
+            </w:r>
+            <w:r>
+              <w:rPr>
+                <w:color w:val="A0826D"/>
+                <w:sz w:val="18"/>
+                <w:szCs w:val="18"/>
+                <w:lang w:val="es-ES_tradnl"/>
+              </w:rPr>
+              <w:t xml:space="preserve"> Sandbox corre en Postgres 18; AppDB (la BD demo) corre en Postgres 16.</w:t>
+            </w:r>
+          </w:p>
+          <w:p>
+            <w:pPr>
+              <w:rPr>
+                <w:color w:val="A0826D"/>
+                <w:sz w:val="18"/>
+                <w:szCs w:val="18"/>
+                <w:lang w:val="es-ES_tradnl"/>
+              </w:rPr>
+            </w:pPr>
+            <w:r>
+              <w:rPr>
+                <w:b/>
+                <w:bCs/>
+                <w:color w:val="A0826D"/>
+                <w:sz w:val="18"/>
+                <w:szCs w:val="18"/>
+                <w:lang w:val="es-ES_tradnl"/>
+              </w:rPr>
+              <w:t>Alternativas consideradas:</w:t>
+            </w:r>
+            <w:r>
+              <w:rPr>
+                <w:color w:val="A0826D"/>
+                <w:sz w:val="18"/>
+                <w:szCs w:val="18"/>
+                <w:lang w:val="es-ES_tradnl"/>
+              </w:rPr>
+              <w:t xml:space="preserve"> Sandbox también en PG16 — mismo entorno que el </w:t>
+            </w:r>
+            <w:proofErr w:type="gramStart"/>
+            <w:r>
+              <w:rPr>
+                <w:color w:val="A0826D"/>
+                <w:sz w:val="18"/>
+                <w:szCs w:val="18"/>
+                <w:lang w:val="es-ES_tradnl"/>
+              </w:rPr>
+              <w:t>target</w:t>
+            </w:r>
+            <w:proofErr w:type="gramEnd"/>
+            <w:r>
+              <w:rPr>
+                <w:color w:val="A0826D"/>
+                <w:sz w:val="18"/>
+                <w:szCs w:val="18"/>
+                <w:lang w:val="es-ES_tradnl"/>
+              </w:rPr>
+              <w:t>, sin overhead de dos versiones.</w:t>
+            </w:r>
+          </w:p>
+          <w:p>
+            <w:pPr>
+              <w:rPr>
+                <w:color w:val="A0826D"/>
+                <w:sz w:val="18"/>
+                <w:szCs w:val="18"/>
+                <w:lang w:val="es-ES_tradnl"/>
+              </w:rPr>
+            </w:pPr>
+            <w:r>
+              <w:rPr>
+                <w:b/>
+                <w:bCs/>
+                <w:color w:val="A0826D"/>
+                <w:sz w:val="18"/>
+                <w:szCs w:val="18"/>
+                <w:lang w:val="es-ES_tradnl"/>
+              </w:rPr>
+              <w:t>Por qué se eligió:</w:t>
+            </w:r>
+            <w:r>
+              <w:rPr>
+                <w:color w:val="A0826D"/>
+                <w:sz w:val="18"/>
+                <w:szCs w:val="18"/>
+                <w:lang w:val="es-ES_tradnl"/>
+              </w:rPr>
+              <w:t xml:space="preserve"> PG18 añade pg_restore_relation_stats con sintaxis VARIADIC kwargs que permite falsear reltuples y relpages sin copiar datos. En PG16 esto no está disponible nativamente.</w:t>
+            </w:r>
+          </w:p>
+          <w:p>
+            <w:r>
+              <w:rPr>
+                <w:b/>
+                <w:bCs/>
+                <w:color w:val="A0826D"/>
+                <w:sz w:val="18"/>
+                <w:szCs w:val="18"/>
+                <w:lang w:val="es-ES_tradnl"/>
+              </w:rPr>
+              <w:t>Trade-off aceptado:</w:t>
+            </w:r>
+            <w:r>
+              <w:rPr>
+                <w:color w:val="A0826D"/>
+                <w:sz w:val="18"/>
+                <w:szCs w:val="18"/>
+                <w:lang w:val="es-ES_tradnl"/>
+              </w:rPr>
+              <w:t xml:space="preserve"> Los planes del sandbox y del cliente pueden diferir por mejoras del planner entre PG16 y PG18. El validador razona sobre cambio cualitativo de nodo (Seq Scan → Index Scan), no sobre costos absolutos.</w:t>
+            </w:r>
+          </w:p>
+        </w:tc>
+      </w:tr>
+    </w:tbl>
+    <w:p>
+      <w:pPr>
+        <w:pStyle w:val="Ttulo2"/>
+        <w:rPr>
+          <w:sz w:val="24"/>
+          <w:szCs w:val="24"/>
+          <w:lang w:val="es-ES_tradnl"/>
+        </w:rPr>
+      </w:pPr>
+      <w:r>
+        <w:rPr>
+          <w:sz w:val="24"/>
+          <w:szCs w:val="24"/>
+        </w:rPr>
+        <w:t xml:space="preserve">Decisión 4: </w:t>
+      </w:r>
+      <w:r>
+        <w:rPr>
+          <w:sz w:val="24"/>
+          <w:szCs w:val="24"/>
+          <w:lang w:val="es-ES_tradnl"/>
+        </w:rPr>
+        <w:t xml:space="preserve">Modo offline: </w:t>
+      </w:r>
+      <w:proofErr w:type="spellStart"/>
+      <w:r>
+        <w:rPr>
+          <w:sz w:val="24"/>
+          <w:szCs w:val="24"/>
+          <w:lang w:val="es-ES_tradnl"/>
+        </w:rPr>
+        <w:t>bundle</w:t>
+      </w:r>
+      <w:proofErr w:type="spellEnd"/>
+      <w:r>
+        <w:rPr>
+          <w:sz w:val="24"/>
+          <w:szCs w:val="24"/>
+          <w:lang w:val="es-ES_tradnl"/>
+        </w:rPr>
+        <w:t xml:space="preserve"> JSON</w:t>
+      </w:r>
+    </w:p>
+    <w:tbl>
+      <w:tblPr>
+        <w:tblW w:w="9781" w:type="dxa"/>
+        <w:tblInd w:w="-143" w:type="dxa"/>
+        <w:tblBorders>
+          <w:top w:val="single" w:sz="4" w:space="0" w:color="auto"/>
+          <w:left w:val="single" w:sz="4" w:space="0" w:color="auto"/>
+          <w:bottom w:val="single" w:sz="4" w:space="0" w:color="auto"/>
+          <w:right w:val="single" w:sz="4" w:space="0" w:color="auto"/>
+          <w:insideH w:val="single" w:sz="4" w:space="0" w:color="auto"/>
+          <w:insideV w:val="single" w:sz="4" w:space="0" w:color="auto"/>
+        </w:tblBorders>
+        <w:tblCellMar>
+          <w:left w:w="10" w:type="dxa"/>
+          <w:right w:w="10" w:type="dxa"/>
+        </w:tblCellMar>
+        <w:tblLook w:val="04A0" w:firstRow="1" w:lastRow="0" w:firstColumn="1" w:lastColumn="0" w:noHBand="0" w:noVBand="1"/>
+      </w:tblPr>
+      <w:tblGrid>
+        <w:gridCol w:w="9781"/>
+      </w:tblGrid>
+      <w:tr>
+        <w:trPr>
+          <w:trHeight w:val="1400"/>
+        </w:trPr>
+        <w:tc>
+          <w:tcPr>
+            <w:tcW w:w="9781" w:type="dxa"/>
+            <w:tcBorders>
+              <w:top w:val="single" w:sz="1" w:space="0" w:color="E5C100"/>
+              <w:left w:val="single" w:sz="1" w:space="0" w:color="E5C100"/>
+              <w:bottom w:val="single" w:sz="1" w:space="0" w:color="E5C100"/>
+              <w:right w:val="single" w:sz="1" w:space="0" w:color="E5C100"/>
+            </w:tcBorders>
+            <w:shd w:val="clear" w:color="auto" w:fill="FFF8E7"/>
+            <w:tcMar>
+              <w:top w:w="140" w:type="dxa"/>
+              <w:left w:w="200" w:type="dxa"/>
+              <w:bottom w:w="140" w:type="dxa"/>
+              <w:right w:w="200" w:type="dxa"/>
+            </w:tcMar>
+          </w:tcPr>
+          <w:p>
+            <w:pPr>
+              <w:spacing w:after="60"/>
+              <w:rPr>
+                <w:color w:val="A0826D"/>
+                <w:sz w:val="18"/>
+                <w:szCs w:val="18"/>
+                <w:lang w:val="es-ES_tradnl"/>
+              </w:rPr>
+            </w:pPr>
+            <w:r>
+              <w:rPr>
+                <w:b/>
+                <w:bCs/>
+                <w:color w:val="A0826D"/>
+                <w:sz w:val="18"/>
+                <w:szCs w:val="18"/>
+                <w:lang w:val="es-ES_tradnl"/>
+              </w:rPr>
+              <w:t>Decisión tomada:</w:t>
+            </w:r>
+            <w:r>
+              <w:rPr>
+                <w:color w:val="A0826D"/>
+                <w:sz w:val="18"/>
+                <w:szCs w:val="18"/>
+                <w:lang w:val="es-ES_tradnl"/>
+              </w:rPr>
+              <w:t xml:space="preserve"> El módulo /conector puede operar con un bundle JSON exportado sin conexión a la BD del cliente.</w:t>
+            </w:r>
+          </w:p>
+          <w:p>
+            <w:pPr>
+              <w:spacing w:after="60"/>
+              <w:rPr>
+                <w:color w:val="A0826D"/>
+                <w:sz w:val="18"/>
+                <w:szCs w:val="18"/>
+                <w:lang w:val="es-ES_tradnl"/>
+              </w:rPr>
+            </w:pPr>
+            <w:r>
+              <w:rPr>
+                <w:b/>
+                <w:bCs/>
+                <w:color w:val="A0826D"/>
+                <w:sz w:val="18"/>
+                <w:szCs w:val="18"/>
+                <w:lang w:val="es-ES_tradnl"/>
+              </w:rPr>
+              <w:t>Alternativas consideradas:</w:t>
+            </w:r>
+            <w:r>
+              <w:rPr>
+                <w:color w:val="A0826D"/>
+                <w:sz w:val="18"/>
+                <w:szCs w:val="18"/>
+                <w:lang w:val="es-ES_tradnl"/>
+              </w:rPr>
+              <w:t xml:space="preserve"> pg_dump — exporta </w:t>
+            </w:r>
+            <w:proofErr w:type="spellStart"/>
+            <w:r>
+              <w:rPr>
+                <w:color w:val="A0826D"/>
+                <w:sz w:val="18"/>
+                <w:szCs w:val="18"/>
+                <w:lang w:val="es-ES_tradnl"/>
+              </w:rPr>
+              <w:t>schema</w:t>
+            </w:r>
+            <w:proofErr w:type="spellEnd"/>
+            <w:r>
+              <w:rPr>
+                <w:color w:val="A0826D"/>
+                <w:sz w:val="18"/>
+                <w:szCs w:val="18"/>
+                <w:lang w:val="es-ES_tradnl"/>
+              </w:rPr>
+              <w:t xml:space="preserve"> </w:t>
+            </w:r>
+            <w:r>
+              <w:rPr>
+                <w:color w:val="A0826D"/>
+                <w:sz w:val="18"/>
+                <w:szCs w:val="18"/>
+                <w:lang w:val="es-ES_tradnl"/>
+              </w:rPr>
+              <w:t>completo,</w:t>
+            </w:r>
+            <w:r>
+              <w:rPr>
+                <w:color w:val="A0826D"/>
+                <w:sz w:val="18"/>
+                <w:szCs w:val="18"/>
+                <w:lang w:val="es-ES_tradnl"/>
+              </w:rPr>
+              <w:t xml:space="preserve"> pero expone DDL completo y requiere credenciales de superuser; modo streaming en tiempo real sin export.</w:t>
+            </w:r>
+          </w:p>
+          <w:p>
+            <w:pPr>
+              <w:spacing w:after="60"/>
+              <w:rPr>
+                <w:color w:val="A0826D"/>
+                <w:sz w:val="18"/>
+                <w:szCs w:val="18"/>
+                <w:lang w:val="es-ES_tradnl"/>
+              </w:rPr>
+            </w:pPr>
+            <w:r>
+              <w:rPr>
+                <w:b/>
+                <w:bCs/>
+                <w:color w:val="A0826D"/>
+                <w:sz w:val="18"/>
+                <w:szCs w:val="18"/>
+                <w:lang w:val="es-ES_tradnl"/>
+              </w:rPr>
+              <w:t>Por qué se eligió:</w:t>
+            </w:r>
+            <w:r>
+              <w:rPr>
+                <w:color w:val="A0826D"/>
+                <w:sz w:val="18"/>
+                <w:szCs w:val="18"/>
+                <w:lang w:val="es-ES_tradnl"/>
+              </w:rPr>
+              <w:t xml:space="preserve"> El cliente exporta schema + stats + sizes con export_</w:t>
+            </w:r>
+            <w:proofErr w:type="gramStart"/>
+            <w:r>
+              <w:rPr>
+                <w:color w:val="A0826D"/>
+                <w:sz w:val="18"/>
+                <w:szCs w:val="18"/>
+                <w:lang w:val="es-ES_tradnl"/>
+              </w:rPr>
+              <w:t>bundle(</w:t>
+            </w:r>
+            <w:proofErr w:type="gramEnd"/>
+            <w:r>
+              <w:rPr>
+                <w:color w:val="A0826D"/>
+                <w:sz w:val="18"/>
+                <w:szCs w:val="18"/>
+                <w:lang w:val="es-ES_tradnl"/>
+              </w:rPr>
+              <w:t>) en su entorno y comparte el JSON. PgPilot trabaja sin tocar nunca la BD productiva. Elimina el bloqueador de compliance en fintech y healthtech LATAM.</w:t>
+            </w:r>
+          </w:p>
+          <w:p>
+            <w:r>
+              <w:rPr>
+                <w:b/>
+                <w:bCs/>
+                <w:color w:val="A0826D"/>
+                <w:sz w:val="18"/>
+                <w:szCs w:val="18"/>
+                <w:lang w:val="es-ES_tradnl"/>
+              </w:rPr>
+              <w:t>Trade-off aceptado:</w:t>
+            </w:r>
+            <w:r>
+              <w:rPr>
+                <w:color w:val="A0826D"/>
+                <w:sz w:val="18"/>
+                <w:szCs w:val="18"/>
+                <w:lang w:val="es-ES_tradnl"/>
+              </w:rPr>
+              <w:t xml:space="preserve"> El bundle puede quedar desactualizado si el cliente hace ALTER TABLE/CREATE INDEX sin re-exportar. Documentado; el cliente es responsable de refrescar el bundle.</w:t>
+            </w:r>
+          </w:p>
+        </w:tc>
+      </w:tr>
+    </w:tbl>
+    <w:p>
+      <w:pPr>
+        <w:pStyle w:val="Ttulo2"/>
+        <w:rPr>
+          <w:sz w:val="24"/>
+          <w:szCs w:val="24"/>
+          <w:lang w:val="es-ES_tradnl"/>
+        </w:rPr>
+      </w:pPr>
+      <w:r>
+        <w:rPr>
+          <w:sz w:val="24"/>
+          <w:szCs w:val="24"/>
+        </w:rPr>
+        <w:t xml:space="preserve">Decisión </w:t>
+      </w:r>
+      <w:r>
+        <w:rPr>
+          <w:sz w:val="24"/>
+          <w:szCs w:val="24"/>
+          <w:lang w:val="es-ES_tradnl"/>
+        </w:rPr>
+        <w:t>5</w:t>
+      </w:r>
+      <w:r>
+        <w:rPr>
+          <w:sz w:val="24"/>
+          <w:szCs w:val="24"/>
+        </w:rPr>
+        <w:t xml:space="preserve"> </w:t>
+      </w:r>
+      <w:r>
+        <w:rPr>
+          <w:sz w:val="24"/>
+          <w:szCs w:val="24"/>
+          <w:lang w:val="es-ES_tradnl"/>
+        </w:rPr>
+        <w:t xml:space="preserve">Validación de LLM: </w:t>
+      </w:r>
+      <w:proofErr w:type="spellStart"/>
+      <w:r>
+        <w:rPr>
+          <w:sz w:val="24"/>
+          <w:szCs w:val="24"/>
+          <w:lang w:val="es-ES_tradnl"/>
+        </w:rPr>
+        <w:t>Pydantic</w:t>
+      </w:r>
+      <w:proofErr w:type="spellEnd"/>
+      <w:r>
+        <w:rPr>
+          <w:sz w:val="24"/>
+          <w:szCs w:val="24"/>
+          <w:lang w:val="es-ES_tradnl"/>
+        </w:rPr>
+        <w:t xml:space="preserve"> v2</w:t>
+      </w:r>
+    </w:p>
+    <w:tbl>
+      <w:tblPr>
+        <w:tblW w:w="9781" w:type="dxa"/>
+        <w:tblInd w:w="-143" w:type="dxa"/>
+        <w:tblBorders>
+          <w:top w:val="single" w:sz="4" w:space="0" w:color="auto"/>
+          <w:left w:val="single" w:sz="4" w:space="0" w:color="auto"/>
+          <w:bottom w:val="single" w:sz="4" w:space="0" w:color="auto"/>
+          <w:right w:val="single" w:sz="4" w:space="0" w:color="auto"/>
+          <w:insideH w:val="single" w:sz="4" w:space="0" w:color="auto"/>
+          <w:insideV w:val="single" w:sz="4" w:space="0" w:color="auto"/>
+        </w:tblBorders>
+        <w:tblCellMar>
+          <w:left w:w="10" w:type="dxa"/>
+          <w:right w:w="10" w:type="dxa"/>
+        </w:tblCellMar>
+        <w:tblLook w:val="04A0" w:firstRow="1" w:lastRow="0" w:firstColumn="1" w:lastColumn="0" w:noHBand="0" w:noVBand="1"/>
+      </w:tblPr>
+      <w:tblGrid>
+        <w:gridCol w:w="9781"/>
+      </w:tblGrid>
+      <w:tr>
+        <w:trPr>
+          <w:trHeight w:val="1400"/>
+        </w:trPr>
+        <w:tc>
+          <w:tcPr>
+            <w:tcW w:w="9781" w:type="dxa"/>
+            <w:tcBorders>
+              <w:top w:val="single" w:sz="1" w:space="0" w:color="E5C100"/>
+              <w:left w:val="single" w:sz="1" w:space="0" w:color="E5C100"/>
+              <w:bottom w:val="single" w:sz="1" w:space="0" w:color="E5C100"/>
+              <w:right w:val="single" w:sz="1" w:space="0" w:color="E5C100"/>
+            </w:tcBorders>
+            <w:shd w:val="clear" w:color="auto" w:fill="FFF8E7"/>
+            <w:tcMar>
+              <w:top w:w="140" w:type="dxa"/>
+              <w:left w:w="200" w:type="dxa"/>
+              <w:bottom w:w="140" w:type="dxa"/>
+              <w:right w:w="200" w:type="dxa"/>
+            </w:tcMar>
+          </w:tcPr>
+          <w:p>
+            <w:pPr>
+              <w:spacing w:after="60"/>
+              <w:rPr>
+                <w:b/>
+                <w:bCs/>
+                <w:color w:val="A0826D"/>
+                <w:sz w:val="18"/>
+                <w:szCs w:val="18"/>
+                <w:lang w:val="es-MX"/>
+              </w:rPr>
+            </w:pPr>
+            <w:r>
+              <w:rPr>
+                <w:b/>
+                <w:bCs/>
+                <w:color w:val="A0826D"/>
+                <w:sz w:val="18"/>
+                <w:szCs w:val="18"/>
+                <w:lang w:val="es-MX"/>
+              </w:rPr>
+              <w:t xml:space="preserve">Decisión tomada: </w:t>
+            </w:r>
+            <w:r>
+              <w:rPr>
+                <w:color w:val="A0826D"/>
+                <w:sz w:val="18"/>
+                <w:szCs w:val="18"/>
+                <w:lang w:val="es-MX"/>
+              </w:rPr>
+              <w:t>Todas las respuestas del LLM se validan contra schemas Pydantic antes de usarse.</w:t>
+            </w:r>
+          </w:p>
+          <w:p>
+            <w:pPr>
+              <w:spacing w:after="60"/>
+              <w:rPr>
+                <w:b/>
+                <w:bCs/>
+                <w:color w:val="A0826D"/>
+                <w:sz w:val="18"/>
+                <w:szCs w:val="18"/>
+                <w:lang w:val="es-MX"/>
+              </w:rPr>
+            </w:pPr>
+            <w:r>
+              <w:rPr>
+                <w:b/>
+                <w:bCs/>
+                <w:color w:val="A0826D"/>
+                <w:sz w:val="18"/>
+                <w:szCs w:val="18"/>
+                <w:lang w:val="es-MX"/>
+              </w:rPr>
+              <w:t xml:space="preserve">Alternativas consideradas: </w:t>
+            </w:r>
+            <w:r>
+              <w:rPr>
+                <w:color w:val="A0826D"/>
+                <w:sz w:val="18"/>
+                <w:szCs w:val="18"/>
+                <w:lang w:val="es-MX"/>
+              </w:rPr>
+              <w:t>JSON Schema nativo — válida forma pero no integración con FastAPI ni mensajes de error legibles. Validación manual ad-hoc — frágil y sin contrato formal.</w:t>
+            </w:r>
+          </w:p>
+          <w:p>
+            <w:pPr>
+              <w:spacing w:after="60"/>
+              <w:rPr>
+                <w:b/>
+                <w:bCs/>
+                <w:color w:val="A0826D"/>
+                <w:sz w:val="18"/>
+                <w:szCs w:val="18"/>
+                <w:lang w:val="es-MX"/>
+              </w:rPr>
+            </w:pPr>
+            <w:r>
+              <w:rPr>
+                <w:b/>
+                <w:bCs/>
+                <w:color w:val="A0826D"/>
+                <w:sz w:val="18"/>
+                <w:szCs w:val="18"/>
+                <w:lang w:val="es-MX"/>
+              </w:rPr>
+              <w:t xml:space="preserve">Por qué se eligió: </w:t>
+            </w:r>
+            <w:r>
+              <w:rPr>
+                <w:color w:val="A0826D"/>
+                <w:sz w:val="18"/>
+                <w:szCs w:val="18"/>
+                <w:lang w:val="es-MX"/>
+              </w:rPr>
+              <w:t>Pydantic da type checking gratis, integración nativa con FastAPI (los modelos de request/response son los mismos) y mensajes de error legibles. Si el LLM falla la validación → reintento (1 vez) → plantilla determinística.</w:t>
+            </w:r>
+          </w:p>
+          <w:p>
+            <w:r>
+              <w:rPr>
+                <w:b/>
+                <w:bCs/>
+                <w:color w:val="A0826D"/>
+                <w:sz w:val="18"/>
+                <w:szCs w:val="18"/>
+                <w:lang w:val="es-MX"/>
+              </w:rPr>
+              <w:t xml:space="preserve">Trade-off aceptado: </w:t>
+            </w:r>
+            <w:r>
+              <w:rPr>
+                <w:color w:val="A0826D"/>
+                <w:sz w:val="18"/>
+                <w:szCs w:val="18"/>
+                <w:lang w:val="es-MX"/>
+              </w:rPr>
+              <w:t>max_retries=1 en el cliente LLM. Una falla transitoria en la segunda llamada hace caer a plantilla aunque la respuesta siguiente hubiera sido válida.</w:t>
+            </w:r>
+          </w:p>
+        </w:tc>
+      </w:tr>
+    </w:tbl>
+    <w:p>
+      <w:pPr>
+        <w:spacing w:after="100"/>
+        <w:rPr>
+          <w:b/>
+          <w:bCs/>
+          <w:color w:val="FF5900"/>
+          <w:sz w:val="32"/>
+          <w:szCs w:val="32"/>
+        </w:rPr>
+      </w:pPr>
+    </w:p>
+    <w:p>
+      <w:pPr>
+        <w:rPr>
+          <w:b/>
+          <w:bCs/>
+          <w:color w:val="FF5900"/>
+          <w:sz w:val="32"/>
+          <w:szCs w:val="32"/>
+        </w:rPr>
+      </w:pPr>
+      <w:r>
+        <w:rPr>
+          <w:b/>
+          <w:bCs/>
+          <w:color w:val="FF5900"/>
+          <w:sz w:val="32"/>
+          <w:szCs w:val="32"/>
+        </w:rPr>
+        <w:t>5. Flujo principal de datos</w:t>
+      </w:r>
+    </w:p>
+    <w:tbl>
+      <w:tblPr>
+        <w:tblW w:w="9923" w:type="dxa"/>
+        <w:tblInd w:w="-285" w:type="dxa"/>
+        <w:tblBorders>
+          <w:top w:val="single" w:sz="4" w:space="0" w:color="auto"/>
+          <w:left w:val="single" w:sz="4" w:space="0" w:color="auto"/>
+          <w:bottom w:val="single" w:sz="4" w:space="0" w:color="auto"/>
+          <w:right w:val="single" w:sz="4" w:space="0" w:color="auto"/>
+          <w:insideH w:val="single" w:sz="4" w:space="0" w:color="auto"/>
+          <w:insideV w:val="single" w:sz="4" w:space="0" w:color="auto"/>
+        </w:tblBorders>
+        <w:tblCellMar>
+          <w:left w:w="10" w:type="dxa"/>
+          <w:right w:w="10" w:type="dxa"/>
+        </w:tblCellMar>
+        <w:tblLook w:val="04A0" w:firstRow="1" w:lastRow="0" w:firstColumn="1" w:lastColumn="0" w:noHBand="0" w:noVBand="1"/>
+      </w:tblPr>
+      <w:tblGrid>
+        <w:gridCol w:w="9923"/>
+      </w:tblGrid>
+      <w:tr>
+        <w:trPr>
+          <w:trHeight w:val="1800"/>
+        </w:trPr>
+        <w:tc>
+          <w:tcPr>
+            <w:tcW w:w="9923" w:type="dxa"/>
+            <w:tcBorders>
+              <w:top w:val="single" w:sz="1" w:space="0" w:color="E5C100"/>
+              <w:left w:val="single" w:sz="1" w:space="0" w:color="E5C100"/>
+              <w:bottom w:val="single" w:sz="1" w:space="0" w:color="E5C100"/>
+              <w:right w:val="single" w:sz="1" w:space="0" w:color="E5C100"/>
+            </w:tcBorders>
+            <w:shd w:val="clear" w:color="auto" w:fill="FFF8E7"/>
+            <w:tcMar>
+              <w:top w:w="140" w:type="dxa"/>
+              <w:left w:w="200" w:type="dxa"/>
+              <w:bottom w:w="140" w:type="dxa"/>
+              <w:right w:w="200" w:type="dxa"/>
+            </w:tcMar>
+          </w:tcPr>
+          <w:p>
+            <w:pPr>
+              <w:rPr>
+                <w:color w:val="A0826D"/>
+                <w:sz w:val="18"/>
+                <w:szCs w:val="18"/>
+                <w:lang w:val="es-ES_tradnl"/>
+              </w:rPr>
+            </w:pPr>
+            <w:r>
+              <w:rPr>
+                <w:b/>
+                <w:bCs/>
+                <w:color w:val="A0826D"/>
+                <w:sz w:val="18"/>
+                <w:szCs w:val="18"/>
+                <w:lang w:val="es-ES_tradnl"/>
+              </w:rPr>
+              <w:t>Paso 1:</w:t>
+            </w:r>
+            <w:r>
+              <w:rPr>
+                <w:color w:val="A0826D"/>
+                <w:sz w:val="18"/>
+                <w:szCs w:val="18"/>
+                <w:lang w:val="es-ES_tradnl"/>
+              </w:rPr>
+              <w:t xml:space="preserve"> El usuario pega una </w:t>
+            </w:r>
+            <w:proofErr w:type="spellStart"/>
+            <w:r>
+              <w:rPr>
+                <w:color w:val="A0826D"/>
+                <w:sz w:val="18"/>
+                <w:szCs w:val="18"/>
+                <w:lang w:val="es-ES_tradnl"/>
+              </w:rPr>
+              <w:t>query</w:t>
+            </w:r>
+            <w:proofErr w:type="spellEnd"/>
+            <w:r>
+              <w:rPr>
+                <w:color w:val="A0826D"/>
+                <w:sz w:val="18"/>
+                <w:szCs w:val="18"/>
+                <w:lang w:val="es-ES_tradnl"/>
+              </w:rPr>
+              <w:t xml:space="preserve"> SQL en el motor Monaco del </w:t>
+            </w:r>
+            <w:proofErr w:type="spellStart"/>
+            <w:r>
+              <w:rPr>
+                <w:color w:val="A0826D"/>
+                <w:sz w:val="18"/>
+                <w:szCs w:val="18"/>
+                <w:lang w:val="es-ES_tradnl"/>
+              </w:rPr>
+              <w:t>frontend</w:t>
+            </w:r>
+            <w:proofErr w:type="spellEnd"/>
+            <w:r>
+              <w:rPr>
+                <w:color w:val="A0826D"/>
+                <w:sz w:val="18"/>
+                <w:szCs w:val="18"/>
+                <w:lang w:val="es-ES_tradnl"/>
+              </w:rPr>
+              <w:t xml:space="preserve"> y hace clic en ‘Analizar’</w:t>
+            </w:r>
+          </w:p>
+          <w:p>
+            <w:pPr>
+              <w:rPr>
+                <w:color w:val="A0826D"/>
+                <w:sz w:val="18"/>
+                <w:szCs w:val="18"/>
+                <w:lang w:val="es-ES_tradnl"/>
+              </w:rPr>
+            </w:pPr>
+            <w:r>
+              <w:rPr>
+                <w:b/>
+                <w:bCs/>
+                <w:color w:val="A0826D"/>
+                <w:sz w:val="18"/>
+                <w:szCs w:val="18"/>
+                <w:lang w:val="es-ES_tradnl"/>
+              </w:rPr>
+              <w:t>Paso 2:</w:t>
+            </w:r>
+            <w:r>
+              <w:rPr>
+                <w:color w:val="A0826D"/>
+                <w:sz w:val="18"/>
+                <w:szCs w:val="18"/>
+                <w:lang w:val="es-ES_tradnl"/>
+              </w:rPr>
+              <w:t xml:space="preserve"> El </w:t>
+            </w:r>
+            <w:proofErr w:type="spellStart"/>
+            <w:r>
+              <w:rPr>
+                <w:color w:val="A0826D"/>
+                <w:sz w:val="18"/>
+                <w:szCs w:val="18"/>
+                <w:lang w:val="es-ES_tradnl"/>
+              </w:rPr>
+              <w:t>frontend</w:t>
+            </w:r>
+            <w:proofErr w:type="spellEnd"/>
+            <w:r>
+              <w:rPr>
+                <w:color w:val="A0826D"/>
+                <w:sz w:val="18"/>
+                <w:szCs w:val="18"/>
+                <w:lang w:val="es-ES_tradnl"/>
+              </w:rPr>
+              <w:t xml:space="preserve"> hace POST /</w:t>
+            </w:r>
+            <w:proofErr w:type="spellStart"/>
+            <w:r>
+              <w:rPr>
+                <w:color w:val="A0826D"/>
+                <w:sz w:val="18"/>
+                <w:szCs w:val="18"/>
+                <w:lang w:val="es-ES_tradnl"/>
+              </w:rPr>
+              <w:t>analyze</w:t>
+            </w:r>
+            <w:proofErr w:type="spellEnd"/>
+            <w:r>
+              <w:rPr>
+                <w:color w:val="A0826D"/>
+                <w:sz w:val="18"/>
+                <w:szCs w:val="18"/>
+                <w:lang w:val="es-ES_tradnl"/>
+              </w:rPr>
+              <w:t xml:space="preserve"> al </w:t>
+            </w:r>
+            <w:proofErr w:type="spellStart"/>
+            <w:r>
+              <w:rPr>
+                <w:color w:val="A0826D"/>
+                <w:sz w:val="18"/>
+                <w:szCs w:val="18"/>
+                <w:lang w:val="es-ES_tradnl"/>
+              </w:rPr>
+              <w:t>backend</w:t>
+            </w:r>
+            <w:proofErr w:type="spellEnd"/>
+            <w:r>
+              <w:rPr>
+                <w:color w:val="A0826D"/>
+                <w:sz w:val="18"/>
+                <w:szCs w:val="18"/>
+                <w:lang w:val="es-ES_tradnl"/>
+              </w:rPr>
+              <w:t xml:space="preserve"> (</w:t>
+            </w:r>
+            <w:proofErr w:type="spellStart"/>
+            <w:r>
+              <w:rPr>
+                <w:color w:val="A0826D"/>
+                <w:sz w:val="18"/>
+                <w:szCs w:val="18"/>
+                <w:lang w:val="es-ES_tradnl"/>
+              </w:rPr>
+              <w:t>FastAPI</w:t>
+            </w:r>
+            <w:proofErr w:type="spellEnd"/>
+            <w:r>
+              <w:rPr>
+                <w:color w:val="A0826D"/>
+                <w:sz w:val="18"/>
+                <w:szCs w:val="18"/>
+                <w:lang w:val="es-ES_tradnl"/>
+              </w:rPr>
+              <w:t xml:space="preserve">) con la </w:t>
+            </w:r>
+            <w:proofErr w:type="spellStart"/>
+            <w:r>
+              <w:rPr>
+                <w:color w:val="A0826D"/>
+                <w:sz w:val="18"/>
+                <w:szCs w:val="18"/>
+                <w:lang w:val="es-ES_tradnl"/>
+              </w:rPr>
+              <w:t>query</w:t>
+            </w:r>
+            <w:proofErr w:type="spellEnd"/>
+            <w:r>
+              <w:rPr>
+                <w:color w:val="A0826D"/>
+                <w:sz w:val="18"/>
+                <w:szCs w:val="18"/>
+                <w:lang w:val="es-ES_tradnl"/>
+              </w:rPr>
+              <w:t xml:space="preserve"> y los parámetros de conexión</w:t>
+            </w:r>
+          </w:p>
+          <w:p>
+            <w:pPr>
+              <w:rPr>
+                <w:color w:val="A0826D"/>
+                <w:sz w:val="18"/>
+                <w:szCs w:val="18"/>
+                <w:lang w:val="es-ES_tradnl"/>
+              </w:rPr>
+            </w:pPr>
+            <w:r>
+              <w:rPr>
+                <w:b/>
+                <w:bCs/>
+                <w:color w:val="A0826D"/>
+                <w:sz w:val="18"/>
+                <w:szCs w:val="18"/>
+                <w:lang w:val="es-ES_tradnl"/>
+              </w:rPr>
+              <w:t>Paso 3:</w:t>
+            </w:r>
+            <w:r>
+              <w:rPr>
+                <w:color w:val="A0826D"/>
+                <w:sz w:val="18"/>
+                <w:szCs w:val="18"/>
+                <w:lang w:val="es-ES_tradnl"/>
+              </w:rPr>
+              <w:t xml:space="preserve"> El orquestador del </w:t>
+            </w:r>
+            <w:proofErr w:type="spellStart"/>
+            <w:r>
+              <w:rPr>
+                <w:color w:val="A0826D"/>
+                <w:sz w:val="18"/>
+                <w:szCs w:val="18"/>
+                <w:lang w:val="es-ES_tradnl"/>
+              </w:rPr>
+              <w:t>backend</w:t>
+            </w:r>
+            <w:proofErr w:type="spellEnd"/>
+            <w:r>
+              <w:rPr>
+                <w:color w:val="A0826D"/>
+                <w:sz w:val="18"/>
+                <w:szCs w:val="18"/>
+                <w:lang w:val="es-ES_tradnl"/>
+              </w:rPr>
+              <w:t xml:space="preserve"> llama a /conector para obtener el </w:t>
+            </w:r>
+            <w:proofErr w:type="spellStart"/>
+            <w:r>
+              <w:rPr>
+                <w:color w:val="A0826D"/>
+                <w:sz w:val="18"/>
+                <w:szCs w:val="18"/>
+                <w:lang w:val="es-ES_tradnl"/>
+              </w:rPr>
+              <w:t>SchemaSnapshot</w:t>
+            </w:r>
+            <w:proofErr w:type="spellEnd"/>
+            <w:r>
+              <w:rPr>
+                <w:color w:val="A0826D"/>
+                <w:sz w:val="18"/>
+                <w:szCs w:val="18"/>
+                <w:lang w:val="es-ES_tradnl"/>
+              </w:rPr>
+              <w:t xml:space="preserve"> (</w:t>
+            </w:r>
+            <w:proofErr w:type="spellStart"/>
+            <w:r>
+              <w:rPr>
+                <w:color w:val="A0826D"/>
+                <w:sz w:val="18"/>
+                <w:szCs w:val="18"/>
+                <w:lang w:val="es-ES_tradnl"/>
+              </w:rPr>
+              <w:t>schema</w:t>
+            </w:r>
+            <w:proofErr w:type="spellEnd"/>
+            <w:r>
+              <w:rPr>
+                <w:color w:val="A0826D"/>
+                <w:sz w:val="18"/>
+                <w:szCs w:val="18"/>
+                <w:lang w:val="es-ES_tradnl"/>
+              </w:rPr>
+              <w:t xml:space="preserve"> + </w:t>
+            </w:r>
+            <w:proofErr w:type="spellStart"/>
+            <w:r>
+              <w:rPr>
+                <w:color w:val="A0826D"/>
+                <w:sz w:val="18"/>
+                <w:szCs w:val="18"/>
+                <w:lang w:val="es-ES_tradnl"/>
+              </w:rPr>
+              <w:t>sizes</w:t>
+            </w:r>
+            <w:proofErr w:type="spellEnd"/>
+            <w:r>
+              <w:rPr>
+                <w:color w:val="A0826D"/>
+                <w:sz w:val="18"/>
+                <w:szCs w:val="18"/>
+                <w:lang w:val="es-ES_tradnl"/>
+              </w:rPr>
+              <w:t xml:space="preserve"> + </w:t>
+            </w:r>
+            <w:proofErr w:type="spellStart"/>
+            <w:r>
+              <w:rPr>
+                <w:color w:val="A0826D"/>
+                <w:sz w:val="18"/>
+                <w:szCs w:val="18"/>
+                <w:lang w:val="es-ES_tradnl"/>
+              </w:rPr>
+              <w:t>stats</w:t>
+            </w:r>
+            <w:proofErr w:type="spellEnd"/>
+            <w:r>
+              <w:rPr>
+                <w:color w:val="A0826D"/>
+                <w:sz w:val="18"/>
+                <w:szCs w:val="18"/>
+                <w:lang w:val="es-ES_tradnl"/>
+              </w:rPr>
+              <w:t>), leyéndolo del cache si ya fue extraído</w:t>
+            </w:r>
+          </w:p>
+          <w:p>
+            <w:pPr>
+              <w:rPr>
+                <w:color w:val="A0826D"/>
+                <w:sz w:val="18"/>
+                <w:szCs w:val="18"/>
+                <w:lang w:val="es-ES_tradnl"/>
+              </w:rPr>
+            </w:pPr>
+            <w:r>
+              <w:rPr>
+                <w:b/>
+                <w:bCs/>
+                <w:color w:val="A0826D"/>
+                <w:sz w:val="18"/>
+                <w:szCs w:val="18"/>
+                <w:lang w:val="es-ES_tradnl"/>
+              </w:rPr>
+              <w:t>Paso 4:</w:t>
+            </w:r>
+            <w:r>
+              <w:rPr>
+                <w:color w:val="A0826D"/>
+                <w:sz w:val="18"/>
+                <w:szCs w:val="18"/>
+                <w:lang w:val="es-ES_tradnl"/>
+              </w:rPr>
+              <w:t xml:space="preserve"> El </w:t>
+            </w:r>
+            <w:proofErr w:type="spellStart"/>
+            <w:r>
+              <w:rPr>
+                <w:color w:val="A0826D"/>
+                <w:sz w:val="18"/>
+                <w:szCs w:val="18"/>
+                <w:lang w:val="es-ES_tradnl"/>
+              </w:rPr>
+              <w:t>backend</w:t>
+            </w:r>
+            <w:proofErr w:type="spellEnd"/>
+            <w:r>
+              <w:rPr>
+                <w:color w:val="A0826D"/>
+                <w:sz w:val="18"/>
+                <w:szCs w:val="18"/>
+                <w:lang w:val="es-ES_tradnl"/>
+              </w:rPr>
+              <w:t xml:space="preserve"> ejecuta EXPLAIN (FORMAT JSON, ANALYZE FALSE) en la BD del cliente (</w:t>
+            </w:r>
+            <w:proofErr w:type="spellStart"/>
+            <w:r>
+              <w:rPr>
+                <w:color w:val="A0826D"/>
+                <w:sz w:val="18"/>
+                <w:szCs w:val="18"/>
+                <w:lang w:val="es-ES_tradnl"/>
+              </w:rPr>
+              <w:t>read_only</w:t>
+            </w:r>
+            <w:proofErr w:type="spellEnd"/>
+            <w:r>
+              <w:rPr>
+                <w:color w:val="A0826D"/>
+                <w:sz w:val="18"/>
+                <w:szCs w:val="18"/>
+                <w:lang w:val="es-ES_tradnl"/>
+              </w:rPr>
+              <w:t>) y pasa el árbol JSON al /motor</w:t>
+            </w:r>
+          </w:p>
+          <w:p>
+            <w:pPr>
+              <w:rPr>
+                <w:color w:val="A0826D"/>
+                <w:sz w:val="18"/>
+                <w:szCs w:val="18"/>
+                <w:lang w:val="es-ES_tradnl"/>
+              </w:rPr>
+            </w:pPr>
+            <w:r>
+              <w:rPr>
+                <w:b/>
+                <w:bCs/>
+                <w:color w:val="A0826D"/>
+                <w:sz w:val="18"/>
+                <w:szCs w:val="18"/>
+                <w:lang w:val="es-ES_tradnl"/>
+              </w:rPr>
+              <w:t>Paso 5:</w:t>
+            </w:r>
+            <w:r>
+              <w:rPr>
+                <w:color w:val="A0826D"/>
+                <w:sz w:val="18"/>
+                <w:szCs w:val="18"/>
+                <w:lang w:val="es-ES_tradnl"/>
+              </w:rPr>
+              <w:t xml:space="preserve"> El /motor corre los 19 detectores determinísticos sobre el árbol tipado + </w:t>
+            </w:r>
+            <w:proofErr w:type="spellStart"/>
+            <w:r>
+              <w:rPr>
+                <w:color w:val="A0826D"/>
+                <w:sz w:val="18"/>
+                <w:szCs w:val="18"/>
+                <w:lang w:val="es-ES_tradnl"/>
+              </w:rPr>
+              <w:t>snapshot</w:t>
+            </w:r>
+            <w:proofErr w:type="spellEnd"/>
+            <w:r>
+              <w:rPr>
+                <w:color w:val="A0826D"/>
+                <w:sz w:val="18"/>
+                <w:szCs w:val="18"/>
+                <w:lang w:val="es-ES_tradnl"/>
+              </w:rPr>
+              <w:t xml:space="preserve">. Cada detector devuelve un objeto </w:t>
+            </w:r>
+            <w:proofErr w:type="spellStart"/>
+            <w:r>
+              <w:rPr>
+                <w:color w:val="A0826D"/>
+                <w:sz w:val="18"/>
+                <w:szCs w:val="18"/>
+                <w:lang w:val="es-ES_tradnl"/>
+              </w:rPr>
+              <w:t>Detection</w:t>
+            </w:r>
+            <w:proofErr w:type="spellEnd"/>
+            <w:r>
+              <w:rPr>
+                <w:color w:val="A0826D"/>
+                <w:sz w:val="18"/>
+                <w:szCs w:val="18"/>
+                <w:lang w:val="es-ES_tradnl"/>
+              </w:rPr>
+              <w:t xml:space="preserve"> si encuentra un anti-</w:t>
+            </w:r>
+            <w:proofErr w:type="spellStart"/>
+            <w:r>
+              <w:rPr>
+                <w:color w:val="A0826D"/>
+                <w:sz w:val="18"/>
+                <w:szCs w:val="18"/>
+                <w:lang w:val="es-ES_tradnl"/>
+              </w:rPr>
+              <w:t>pattern</w:t>
+            </w:r>
+            <w:proofErr w:type="spellEnd"/>
+          </w:p>
+          <w:p>
+            <w:pPr>
+              <w:rPr>
+                <w:color w:val="A0826D"/>
+                <w:sz w:val="18"/>
+                <w:szCs w:val="18"/>
+                <w:lang w:val="es-ES_tradnl"/>
+              </w:rPr>
+            </w:pPr>
+            <w:r>
+              <w:rPr>
+                <w:b/>
+                <w:bCs/>
+                <w:color w:val="A0826D"/>
+                <w:sz w:val="18"/>
+                <w:szCs w:val="18"/>
+                <w:lang w:val="es-ES_tradnl"/>
+              </w:rPr>
+              <w:lastRenderedPageBreak/>
+              <w:t>Paso 6:</w:t>
+            </w:r>
+            <w:r>
+              <w:rPr>
+                <w:color w:val="A0826D"/>
+                <w:sz w:val="18"/>
+                <w:szCs w:val="18"/>
+                <w:lang w:val="es-ES_tradnl"/>
+              </w:rPr>
+              <w:t xml:space="preserve"> </w:t>
+            </w:r>
+            <w:r>
+              <w:rPr>
+                <w:color w:val="A0826D"/>
+                <w:sz w:val="18"/>
+                <w:szCs w:val="18"/>
+                <w:lang w:val="es-ES_tradnl"/>
+              </w:rPr>
+              <w:t xml:space="preserve">Para cada </w:t>
+            </w:r>
+            <w:proofErr w:type="spellStart"/>
+            <w:r>
+              <w:rPr>
+                <w:color w:val="A0826D"/>
+                <w:sz w:val="18"/>
+                <w:szCs w:val="18"/>
+                <w:lang w:val="es-ES_tradnl"/>
+              </w:rPr>
+              <w:t>Detection</w:t>
+            </w:r>
+            <w:proofErr w:type="spellEnd"/>
+            <w:r>
+              <w:rPr>
+                <w:color w:val="A0826D"/>
+                <w:sz w:val="18"/>
+                <w:szCs w:val="18"/>
+                <w:lang w:val="es-ES_tradnl"/>
+              </w:rPr>
+              <w:t xml:space="preserve"> con </w:t>
+            </w:r>
+            <w:proofErr w:type="spellStart"/>
+            <w:r>
+              <w:rPr>
+                <w:color w:val="A0826D"/>
+                <w:sz w:val="18"/>
+                <w:szCs w:val="18"/>
+                <w:lang w:val="es-ES_tradnl"/>
+              </w:rPr>
+              <w:t>recomendador</w:t>
+            </w:r>
+            <w:proofErr w:type="spellEnd"/>
+            <w:r>
+              <w:rPr>
+                <w:color w:val="A0826D"/>
+                <w:sz w:val="18"/>
+                <w:szCs w:val="18"/>
+                <w:lang w:val="es-ES_tradnl"/>
+              </w:rPr>
+              <w:t xml:space="preserve"> formal, el </w:t>
+            </w:r>
+            <w:proofErr w:type="spellStart"/>
+            <w:r>
+              <w:rPr>
+                <w:color w:val="A0826D"/>
+                <w:sz w:val="18"/>
+                <w:szCs w:val="18"/>
+                <w:lang w:val="es-ES_tradnl"/>
+              </w:rPr>
+              <w:t>backend</w:t>
+            </w:r>
+            <w:proofErr w:type="spellEnd"/>
+            <w:r>
+              <w:rPr>
+                <w:color w:val="A0826D"/>
+                <w:sz w:val="18"/>
+                <w:szCs w:val="18"/>
+                <w:lang w:val="es-ES_tradnl"/>
+              </w:rPr>
+              <w:t xml:space="preserve"> llama a /</w:t>
+            </w:r>
+            <w:proofErr w:type="spellStart"/>
+            <w:r>
+              <w:rPr>
+                <w:color w:val="A0826D"/>
+                <w:sz w:val="18"/>
+                <w:szCs w:val="18"/>
+                <w:lang w:val="es-ES_tradnl"/>
+              </w:rPr>
+              <w:t>ia</w:t>
+            </w:r>
+            <w:proofErr w:type="spellEnd"/>
+            <w:r>
+              <w:rPr>
+                <w:color w:val="A0826D"/>
+                <w:sz w:val="18"/>
+                <w:szCs w:val="18"/>
+                <w:lang w:val="es-ES_tradnl"/>
+              </w:rPr>
+              <w:t xml:space="preserve">, </w:t>
+            </w:r>
+            <w:proofErr w:type="spellStart"/>
+            <w:r>
+              <w:rPr>
+                <w:color w:val="A0826D"/>
+                <w:sz w:val="18"/>
+                <w:szCs w:val="18"/>
+                <w:lang w:val="es-ES_tradnl"/>
+              </w:rPr>
+              <w:t>sanitiza</w:t>
+            </w:r>
+            <w:proofErr w:type="spellEnd"/>
+            <w:r>
+              <w:rPr>
+                <w:color w:val="A0826D"/>
+                <w:sz w:val="18"/>
+                <w:szCs w:val="18"/>
+                <w:lang w:val="es-ES_tradnl"/>
+              </w:rPr>
+              <w:t xml:space="preserve"> literales, construye el </w:t>
+            </w:r>
+            <w:proofErr w:type="spellStart"/>
+            <w:r>
+              <w:rPr>
+                <w:color w:val="A0826D"/>
+                <w:sz w:val="18"/>
+                <w:szCs w:val="18"/>
+                <w:lang w:val="es-ES_tradnl"/>
+              </w:rPr>
+              <w:t>prompt</w:t>
+            </w:r>
+            <w:proofErr w:type="spellEnd"/>
+            <w:r>
+              <w:rPr>
+                <w:color w:val="A0826D"/>
+                <w:sz w:val="18"/>
+                <w:szCs w:val="18"/>
+                <w:lang w:val="es-ES_tradnl"/>
+              </w:rPr>
+              <w:t xml:space="preserve"> con el </w:t>
+            </w:r>
+            <w:proofErr w:type="spellStart"/>
+            <w:r>
+              <w:rPr>
+                <w:color w:val="A0826D"/>
+                <w:sz w:val="18"/>
+                <w:szCs w:val="18"/>
+                <w:lang w:val="es-ES_tradnl"/>
+              </w:rPr>
+              <w:t>snapshot</w:t>
+            </w:r>
+            <w:proofErr w:type="spellEnd"/>
+            <w:r>
+              <w:rPr>
+                <w:color w:val="A0826D"/>
+                <w:sz w:val="18"/>
+                <w:szCs w:val="18"/>
+                <w:lang w:val="es-ES_tradnl"/>
+              </w:rPr>
+              <w:t xml:space="preserve">, y la detección, llama a Claude API, valida la respuesta con </w:t>
+            </w:r>
+            <w:proofErr w:type="spellStart"/>
+            <w:r>
+              <w:rPr>
+                <w:color w:val="A0826D"/>
+                <w:sz w:val="18"/>
+                <w:szCs w:val="18"/>
+                <w:lang w:val="es-ES_tradnl"/>
+              </w:rPr>
+              <w:t>Pydantic</w:t>
+            </w:r>
+            <w:proofErr w:type="spellEnd"/>
+            <w:r>
+              <w:rPr>
+                <w:color w:val="A0826D"/>
+                <w:sz w:val="18"/>
+                <w:szCs w:val="18"/>
+                <w:lang w:val="es-ES_tradnl"/>
+              </w:rPr>
+              <w:t xml:space="preserve"> y </w:t>
+            </w:r>
+            <w:proofErr w:type="spellStart"/>
+            <w:r>
+              <w:rPr>
+                <w:color w:val="A0826D"/>
+                <w:sz w:val="18"/>
+                <w:szCs w:val="18"/>
+                <w:lang w:val="es-ES_tradnl"/>
+              </w:rPr>
+              <w:t>cross-validator</w:t>
+            </w:r>
+            <w:proofErr w:type="spellEnd"/>
+          </w:p>
+          <w:p>
+            <w:pPr>
+              <w:rPr>
+                <w:color w:val="A0826D"/>
+                <w:sz w:val="18"/>
+                <w:szCs w:val="18"/>
+                <w:lang w:val="es-MX"/>
+              </w:rPr>
+            </w:pPr>
+            <w:r>
+              <w:rPr>
+                <w:b/>
+                <w:bCs/>
+                <w:color w:val="A0826D"/>
+                <w:sz w:val="18"/>
+                <w:szCs w:val="18"/>
+                <w:lang w:val="es-MX"/>
+              </w:rPr>
+              <w:t>Paso 7:</w:t>
+            </w:r>
+            <w:r>
+              <w:rPr>
+                <w:color w:val="A0826D"/>
+                <w:sz w:val="18"/>
+                <w:szCs w:val="18"/>
+                <w:lang w:val="es-MX"/>
+              </w:rPr>
+              <w:t xml:space="preserve"> </w:t>
+            </w:r>
+            <w:r>
+              <w:rPr>
+                <w:color w:val="A0826D"/>
+                <w:sz w:val="18"/>
+                <w:szCs w:val="18"/>
+                <w:lang w:val="es-MX"/>
+              </w:rPr>
+              <w:t>Cada recomendación validada pasa al /sandbox: se crea un schema efímero, se aplica el CREATE INDEX propuesto, se corre EXPLAIN before/after, se compara el tipo de nodo. Si el planner no cambia de Seq Scan a Index Scan, la recomendación se descarta.</w:t>
+            </w:r>
+          </w:p>
+          <w:p>
+            <w:pPr>
+              <w:rPr>
+                <w:color w:val="A0826D"/>
+                <w:sz w:val="18"/>
+                <w:szCs w:val="18"/>
+                <w:lang w:val="es-MX"/>
+              </w:rPr>
+            </w:pPr>
+            <w:r>
+              <w:rPr>
+                <w:b/>
+                <w:bCs/>
+                <w:color w:val="A0826D"/>
+                <w:sz w:val="18"/>
+                <w:szCs w:val="18"/>
+                <w:lang w:val="es-MX"/>
+              </w:rPr>
+              <w:t>Paso 8:</w:t>
+            </w:r>
+            <w:r>
+              <w:rPr>
+                <w:color w:val="A0826D"/>
+                <w:sz w:val="18"/>
+                <w:szCs w:val="18"/>
+                <w:lang w:val="es-MX"/>
+              </w:rPr>
+              <w:t xml:space="preserve"> </w:t>
+            </w:r>
+            <w:r>
+              <w:rPr>
+                <w:color w:val="A0826D"/>
+                <w:sz w:val="18"/>
+                <w:szCs w:val="18"/>
+                <w:lang w:val="es-MX"/>
+              </w:rPr>
+              <w:t>El backend ensambla la respuesta JSON: lista de Detection, Recommendation con verdict (validated/discarded/skipped), plan before/after.</w:t>
+            </w:r>
+          </w:p>
+          <w:p>
+            <w:pPr>
+              <w:rPr>
+                <w:color w:val="A0826D"/>
+                <w:sz w:val="18"/>
+                <w:szCs w:val="18"/>
+                <w:lang w:val="es-ES_tradnl"/>
+              </w:rPr>
+            </w:pPr>
+            <w:r>
+              <w:rPr>
+                <w:b/>
+                <w:bCs/>
+                <w:color w:val="A0826D"/>
+                <w:sz w:val="18"/>
+                <w:szCs w:val="18"/>
+                <w:lang w:val="es-MX"/>
+              </w:rPr>
+              <w:t>Paso 9:</w:t>
+            </w:r>
+            <w:r>
+              <w:rPr>
+                <w:color w:val="A0826D"/>
+                <w:sz w:val="18"/>
+                <w:szCs w:val="18"/>
+                <w:lang w:val="es-MX"/>
+              </w:rPr>
+              <w:t xml:space="preserve"> </w:t>
+            </w:r>
+            <w:r>
+              <w:rPr>
+                <w:color w:val="A0826D"/>
+                <w:sz w:val="18"/>
+                <w:szCs w:val="18"/>
+                <w:lang w:val="es-MX"/>
+              </w:rPr>
+              <w:t>El frontend renderiza las tarjetas de detección con los indicadores de validación (schema OK, no duplica índice, sintaxis válida, sandbox confirma mejora) y el comparativo before/after del plan.</w:t>
+            </w:r>
+          </w:p>
+          <w:p>
+            <w:pPr>
+              <w:rPr>
+                <w:color w:val="A0826D"/>
+                <w:sz w:val="20"/>
+                <w:szCs w:val="20"/>
+                <w:lang w:val="es-ES_tradnl"/>
+              </w:rPr>
+            </w:pPr>
+          </w:p>
+        </w:tc>
+      </w:tr>
+    </w:tbl>
+    <w:p>
+      <w:pPr>
+        <w:rPr>
+          <w:b/>
+          <w:bCs/>
+          <w:color w:val="FF5900"/>
+          <w:sz w:val="32"/>
+          <w:szCs w:val="32"/>
+          <w:lang w:val="es-ES_tradnl"/>
+        </w:rPr>
+      </w:pPr>
+    </w:p>
+    <w:p>
+      <w:pPr>
+        <w:rPr>
+          <w:b/>
+          <w:bCs/>
+          <w:color w:val="FF5900"/>
+          <w:sz w:val="32"/>
+          <w:szCs w:val="32"/>
+        </w:rPr>
+      </w:pPr>
+      <w:r>
+        <w:rPr>
+          <w:b/>
+          <w:bCs/>
+          <w:color w:val="FF5900"/>
+          <w:sz w:val="32"/>
+          <w:szCs w:val="32"/>
+        </w:rPr>
+        <w:t>6. Limitaciones reconocidas</w:t>
+      </w:r>
+    </w:p>
+    <w:tbl>
+      <w:tblPr>
+        <w:tblW w:w="9923" w:type="dxa"/>
+        <w:tblInd w:w="-285" w:type="dxa"/>
+        <w:tblBorders>
+          <w:top w:val="single" w:sz="4" w:space="0" w:color="auto"/>
+          <w:left w:val="single" w:sz="4" w:space="0" w:color="auto"/>
+          <w:bottom w:val="single" w:sz="4" w:space="0" w:color="auto"/>
+          <w:right w:val="single" w:sz="4" w:space="0" w:color="auto"/>
+          <w:insideH w:val="single" w:sz="4" w:space="0" w:color="auto"/>
+          <w:insideV w:val="single" w:sz="4" w:space="0" w:color="auto"/>
+        </w:tblBorders>
+        <w:tblCellMar>
+          <w:left w:w="10" w:type="dxa"/>
+          <w:right w:w="10" w:type="dxa"/>
+        </w:tblCellMar>
+        <w:tblLook w:val="04A0" w:firstRow="1" w:lastRow="0" w:firstColumn="1" w:lastColumn="0" w:noHBand="0" w:noVBand="1"/>
+      </w:tblPr>
+      <w:tblGrid>
+        <w:gridCol w:w="9923"/>
+      </w:tblGrid>
+      <w:tr>
+        <w:trPr>
+          <w:trHeight w:val="701"/>
+        </w:trPr>
+        <w:tc>
+          <w:tcPr>
+            <w:tcW w:w="9923" w:type="dxa"/>
+            <w:tcBorders>
+              <w:top w:val="single" w:sz="1" w:space="0" w:color="E5C100"/>
+              <w:left w:val="single" w:sz="1" w:space="0" w:color="E5C100"/>
+              <w:bottom w:val="single" w:sz="1" w:space="0" w:color="E5C100"/>
+              <w:right w:val="single" w:sz="1" w:space="0" w:color="E5C100"/>
+            </w:tcBorders>
+            <w:shd w:val="clear" w:color="auto" w:fill="FFF8E7"/>
+            <w:tcMar>
+              <w:top w:w="140" w:type="dxa"/>
+              <w:left w:w="200" w:type="dxa"/>
+              <w:bottom w:w="140" w:type="dxa"/>
+              <w:right w:w="200" w:type="dxa"/>
+            </w:tcMar>
+          </w:tcPr>
+          <w:p>
+            <w:pPr>
+              <w:rPr>
+                <w:color w:val="A0826D"/>
+                <w:sz w:val="18"/>
+                <w:szCs w:val="18"/>
+                <w:lang w:val="es-MX"/>
+              </w:rPr>
+            </w:pPr>
+            <w:r>
+              <w:rPr>
+                <w:b/>
+                <w:bCs/>
+                <w:color w:val="A0826D"/>
+                <w:sz w:val="18"/>
+                <w:szCs w:val="18"/>
+                <w:lang w:val="es-MX"/>
+              </w:rPr>
+              <w:t>Limitación 1:</w:t>
+            </w:r>
+            <w:r>
+              <w:rPr>
+                <w:color w:val="A0826D"/>
+                <w:sz w:val="18"/>
+                <w:szCs w:val="18"/>
+                <w:lang w:val="es-MX"/>
+              </w:rPr>
+              <w:t xml:space="preserve"> Los costos absolutos del sandbox son sobre tablas vacías, ya que </w:t>
+            </w:r>
+            <w:r>
+              <w:rPr>
+                <w:color w:val="A0826D"/>
+                <w:sz w:val="18"/>
+                <w:szCs w:val="18"/>
+                <w:lang w:val="es-MX"/>
+              </w:rPr>
+              <w:t xml:space="preserve">no se copian los </w:t>
+            </w:r>
+            <w:r>
+              <w:rPr>
+                <w:color w:val="A0826D"/>
+                <w:sz w:val="18"/>
+                <w:szCs w:val="18"/>
+                <w:lang w:val="es-MX"/>
+              </w:rPr>
+              <w:t>datos del cliente. La aceptamos porque el validador razona sobre el cambio cualitativo de tipo de nodo (Seq Scan → Index Scan), no sobre magnitudes numéricas, lo cual sigue siendo útil para el usuario.</w:t>
+            </w:r>
+          </w:p>
+          <w:p>
+            <w:pPr>
+              <w:rPr>
+                <w:color w:val="A0826D"/>
+                <w:sz w:val="18"/>
+                <w:szCs w:val="18"/>
+                <w:lang w:val="es-MX"/>
+              </w:rPr>
+            </w:pPr>
+            <w:r>
+              <w:rPr>
+                <w:b/>
+                <w:bCs/>
+                <w:color w:val="A0826D"/>
+                <w:sz w:val="18"/>
+                <w:szCs w:val="18"/>
+                <w:lang w:val="es-MX"/>
+              </w:rPr>
+              <w:t>Limitación 2:</w:t>
+            </w:r>
+            <w:r>
+              <w:rPr>
+                <w:color w:val="A0826D"/>
+                <w:sz w:val="18"/>
+                <w:szCs w:val="18"/>
+                <w:lang w:val="es-MX"/>
+              </w:rPr>
+              <w:t xml:space="preserve"> Las estadísticas por columna (n_distinct, null_frac, most_common_vals) no se transfieren al sandbox, por lo que el planner usa defaults internos para selectividad. La aceptamos porque el alcance del MVP no requiere precisión cuantitativa exacta; la señal cualitativa de detección es suficiente para el Demo Day.</w:t>
+            </w:r>
+          </w:p>
+          <w:p>
+            <w:pPr>
+              <w:rPr>
+                <w:color w:val="A0826D"/>
+                <w:sz w:val="18"/>
+                <w:szCs w:val="18"/>
+                <w:lang w:val="es-MX"/>
+              </w:rPr>
+            </w:pPr>
+            <w:r>
+              <w:rPr>
+                <w:b/>
+                <w:bCs/>
+                <w:color w:val="A0826D"/>
+                <w:sz w:val="18"/>
+                <w:szCs w:val="18"/>
+                <w:lang w:val="es-MX"/>
+              </w:rPr>
+              <w:t>Limitación 3:</w:t>
+            </w:r>
+            <w:r>
+              <w:rPr>
+                <w:color w:val="A0826D"/>
+                <w:sz w:val="18"/>
+                <w:szCs w:val="18"/>
+                <w:lang w:val="es-MX"/>
+              </w:rPr>
+              <w:t xml:space="preserve"> El sanitizador de la capa /ia opera con regex, no con un parser completo, por lo que PII en comentarios SQL o strings complejos puede no cubrirse. La aceptamos porque el caso principal (literales de valor como emails, IDs, fechas) sí queda cubierto, y un parser completo estaría fuera del alcance del proyecto.</w:t>
+            </w:r>
+          </w:p>
+          <w:p>
+            <w:pPr>
+              <w:rPr>
+                <w:color w:val="A0826D"/>
+                <w:sz w:val="18"/>
+                <w:szCs w:val="18"/>
+                <w:lang w:val="es-MX"/>
+              </w:rPr>
+            </w:pPr>
+            <w:r>
+              <w:rPr>
+                <w:b/>
+                <w:bCs/>
+                <w:color w:val="A0826D"/>
+                <w:sz w:val="18"/>
+                <w:szCs w:val="18"/>
+                <w:lang w:val="es-MX"/>
+              </w:rPr>
+              <w:t>Limitación 4:</w:t>
+            </w:r>
+            <w:r>
+              <w:rPr>
+                <w:color w:val="A0826D"/>
+                <w:sz w:val="18"/>
+                <w:szCs w:val="18"/>
+                <w:lang w:val="es-MX"/>
+              </w:rPr>
+              <w:t xml:space="preserve"> Si el cliente cambia su schema en runtime (CREATE INDEX, ALTER TABLE) sin llamar al endpoint /refresh-snapshot, las recomendaciones quedan desincronizadas con la BD real. La aceptamos porque para el Demo Day basta con reiniciar el backend, y el endpoint de refresco queda documentado como mejora post-MVP.</w:t>
+            </w:r>
+          </w:p>
+          <w:p>
+            <w:pPr>
+              <w:rPr>
+                <w:color w:val="A0826D"/>
+                <w:sz w:val="20"/>
+                <w:szCs w:val="20"/>
+                <w:lang w:val="es-MX"/>
+              </w:rPr>
+            </w:pPr>
+            <w:r>
+              <w:rPr>
+                <w:b/>
+                <w:bCs/>
+                <w:color w:val="A0826D"/>
+                <w:sz w:val="18"/>
+                <w:szCs w:val="18"/>
+                <w:lang w:val="es-MX"/>
+              </w:rPr>
+              <w:t>Limitación 5:</w:t>
+            </w:r>
+            <w:r>
+              <w:rPr>
+                <w:color w:val="A0826D"/>
+                <w:sz w:val="18"/>
+                <w:szCs w:val="18"/>
+                <w:lang w:val="es-MX"/>
+              </w:rPr>
+              <w:t xml:space="preserve"> El producto solo soporta Postgres; no funciona con MySQL, SQLite ni SQL Server. La aceptamos deliberadamente porque el foco en Postgres permite detectores específicos del planner y del formato EXPLAIN de ese motor, lo que hace el producto más preciso que una solución genérica.</w:t>
+            </w:r>
+          </w:p>
+        </w:tc>
+      </w:tr>
+    </w:tbl>
+    <w:p>
+      <w:pPr>
+        <w:pStyle w:val="Ttulo1"/>
+        <w:rPr>
+          <w:sz w:val="28"/>
+          <w:szCs w:val="28"/>
+          <w:lang w:val="es-ES_tradnl"/>
+        </w:rPr>
+      </w:pPr>
+      <w:r>
+        <w:rPr>
+          <w:sz w:val="28"/>
+          <w:szCs w:val="28"/>
+        </w:rPr>
+        <w:t>7. Roadmap técnico (post-MVP)</w:t>
+      </w:r>
+    </w:p>
+    <w:tbl>
+      <w:tblPr>
+        <w:tblW w:w="9923" w:type="dxa"/>
+        <w:tblInd w:w="-285" w:type="dxa"/>
+        <w:tblBorders>
+          <w:top w:val="single" w:sz="4" w:space="0" w:color="auto"/>
+          <w:left w:val="single" w:sz="4" w:space="0" w:color="auto"/>
+          <w:bottom w:val="single" w:sz="4" w:space="0" w:color="auto"/>
+          <w:right w:val="single" w:sz="4" w:space="0" w:color="auto"/>
+          <w:insideH w:val="single" w:sz="4" w:space="0" w:color="auto"/>
+          <w:insideV w:val="single" w:sz="4" w:space="0" w:color="auto"/>
+        </w:tblBorders>
+        <w:tblCellMar>
+          <w:left w:w="10" w:type="dxa"/>
+          <w:right w:w="10" w:type="dxa"/>
+        </w:tblCellMar>
+        <w:tblLook w:val="04A0" w:firstRow="1" w:lastRow="0" w:firstColumn="1" w:lastColumn="0" w:noHBand="0" w:noVBand="1"/>
+      </w:tblPr>
+      <w:tblGrid>
+        <w:gridCol w:w="9923"/>
+      </w:tblGrid>
+      <w:tr>
+        <w:trPr>
+          <w:trHeight w:val="709"/>
+        </w:trPr>
+        <w:tc>
+          <w:tcPr>
+            <w:tcW w:w="9923" w:type="dxa"/>
+            <w:tcBorders>
+              <w:top w:val="single" w:sz="1" w:space="0" w:color="E5C100"/>
+              <w:left w:val="single" w:sz="1" w:space="0" w:color="E5C100"/>
+              <w:bottom w:val="single" w:sz="1" w:space="0" w:color="E5C100"/>
+              <w:right w:val="single" w:sz="1" w:space="0" w:color="E5C100"/>
+            </w:tcBorders>
+            <w:shd w:val="clear" w:color="auto" w:fill="FFF8E7"/>
+            <w:tcMar>
+              <w:top w:w="140" w:type="dxa"/>
+              <w:left w:w="200" w:type="dxa"/>
+              <w:bottom w:w="140" w:type="dxa"/>
+              <w:right w:w="200" w:type="dxa"/>
+            </w:tcMar>
+          </w:tcPr>
+          <w:p>
+            <w:pPr>
+              <w:spacing w:after="60"/>
+              <w:rPr>
+                <w:color w:val="A0826D"/>
+                <w:sz w:val="18"/>
+                <w:szCs w:val="18"/>
+                <w:lang w:val="es-MX"/>
+              </w:rPr>
+            </w:pPr>
+            <w:r>
+              <w:rPr>
+                <w:color w:val="A0826D"/>
+                <w:sz w:val="18"/>
+                <w:szCs w:val="18"/>
+                <w:lang w:val="es-MX"/>
+              </w:rPr>
+              <w:t>Próximos 3 meses:</w:t>
+            </w:r>
+          </w:p>
+          <w:p>
+            <w:pPr>
+              <w:pStyle w:val="Prrafodelista"/>
+              <w:numPr>
+                <w:ilvl w:val="0"/>
+                <w:numId w:val="4"/>
+              </w:numPr>
+              <w:spacing w:after="60"/>
+              <w:rPr>
+                <w:color w:val="A0826D"/>
+                <w:sz w:val="18"/>
+                <w:szCs w:val="18"/>
+                <w:lang w:val="es-MX"/>
+              </w:rPr>
+            </w:pPr>
+            <w:r>
+              <w:rPr>
+                <w:color w:val="A0826D"/>
+                <w:sz w:val="18"/>
+                <w:szCs w:val="18"/>
+                <w:lang w:val="es-MX"/>
+              </w:rPr>
+              <w:t>Stats por columna en el sandbox (pg_restore_attribute_stats PG18+): mejora la precisión cuantitativa del validador.</w:t>
+            </w:r>
+          </w:p>
+          <w:p>
+            <w:pPr>
+              <w:pStyle w:val="Prrafodelista"/>
+              <w:numPr>
+                <w:ilvl w:val="0"/>
+                <w:numId w:val="4"/>
+              </w:numPr>
+              <w:spacing w:after="60"/>
+              <w:rPr>
+                <w:color w:val="A0826D"/>
+                <w:sz w:val="18"/>
+                <w:szCs w:val="18"/>
+                <w:lang w:val="es-MX"/>
+              </w:rPr>
+            </w:pPr>
+            <w:r>
+              <w:rPr>
+                <w:color w:val="A0826D"/>
+                <w:sz w:val="18"/>
+                <w:szCs w:val="18"/>
+                <w:lang w:val="es-MX"/>
+              </w:rPr>
+              <w:t>Soporte a schemas múltiples en el motor: resolver ambigüedad de tabla con schema explícito en el plan.</w:t>
+            </w:r>
+          </w:p>
+          <w:p>
+            <w:pPr>
+              <w:pStyle w:val="Prrafodelista"/>
+              <w:numPr>
+                <w:ilvl w:val="0"/>
+                <w:numId w:val="4"/>
+              </w:numPr>
+              <w:spacing w:after="100"/>
+              <w:rPr>
+                <w:color w:val="A0826D"/>
+                <w:sz w:val="18"/>
+                <w:szCs w:val="18"/>
+                <w:lang w:val="es-MX"/>
+              </w:rPr>
+            </w:pPr>
+            <w:r>
+              <w:rPr>
+                <w:color w:val="A0826D"/>
+                <w:sz w:val="18"/>
+                <w:szCs w:val="18"/>
+                <w:lang w:val="es-MX"/>
+              </w:rPr>
+              <w:t>AppDB v2 validada: asegurar ≥4/5 de las queries nuevas detectadas con tablas renombradas.</w:t>
+            </w:r>
+          </w:p>
+          <w:p>
+            <w:pPr>
+              <w:spacing w:after="60"/>
+              <w:rPr>
+                <w:color w:val="A0826D"/>
+                <w:sz w:val="18"/>
+                <w:szCs w:val="18"/>
+                <w:lang w:val="es-MX"/>
+              </w:rPr>
+            </w:pPr>
+            <w:r>
+              <w:rPr>
+                <w:color w:val="A0826D"/>
+                <w:sz w:val="18"/>
+                <w:szCs w:val="18"/>
+                <w:lang w:val="es-MX"/>
+              </w:rPr>
+              <w:t>Próximos 6 meses:</w:t>
+            </w:r>
+          </w:p>
+          <w:p>
+            <w:pPr>
+              <w:pStyle w:val="Prrafodelista"/>
+              <w:numPr>
+                <w:ilvl w:val="0"/>
+                <w:numId w:val="4"/>
+              </w:numPr>
+              <w:spacing w:after="60"/>
+              <w:rPr>
+                <w:color w:val="A0826D"/>
+                <w:sz w:val="18"/>
+                <w:szCs w:val="18"/>
+                <w:lang w:val="es-MX"/>
+              </w:rPr>
+            </w:pPr>
+            <w:r>
+              <w:rPr>
+                <w:color w:val="A0826D"/>
+                <w:sz w:val="18"/>
+                <w:szCs w:val="18"/>
+                <w:lang w:val="es-MX"/>
+              </w:rPr>
+              <w:t>Endpoint /refresh-snapshot automático: polling configurable para detectar drift de schema sin reiniciar el backend.</w:t>
+            </w:r>
+          </w:p>
+          <w:p>
+            <w:pPr>
+              <w:pStyle w:val="Prrafodelista"/>
+              <w:numPr>
+                <w:ilvl w:val="0"/>
+                <w:numId w:val="4"/>
+              </w:numPr>
+              <w:spacing w:after="60"/>
+              <w:rPr>
+                <w:color w:val="A0826D"/>
+                <w:sz w:val="18"/>
+                <w:szCs w:val="18"/>
+                <w:lang w:val="es-MX"/>
+              </w:rPr>
+            </w:pPr>
+            <w:r>
+              <w:rPr>
+                <w:color w:val="A0826D"/>
+                <w:sz w:val="18"/>
+                <w:szCs w:val="18"/>
+                <w:lang w:val="es-MX"/>
+              </w:rPr>
+              <w:t>Soporte a extensiones en el sandbox: postgis, pgvector, citext — instalación condicional en setup_sandbox_schema.</w:t>
+            </w:r>
+          </w:p>
+          <w:p>
+            <w:pPr>
+              <w:pStyle w:val="Prrafodelista"/>
+              <w:numPr>
+                <w:ilvl w:val="0"/>
+                <w:numId w:val="4"/>
+              </w:numPr>
+              <w:spacing w:after="100"/>
+              <w:rPr>
+                <w:color w:val="A0826D"/>
+                <w:sz w:val="18"/>
+                <w:szCs w:val="18"/>
+                <w:lang w:val="es-MX"/>
+              </w:rPr>
+            </w:pPr>
+            <w:r>
+              <w:rPr>
+                <w:color w:val="A0826D"/>
+                <w:sz w:val="18"/>
+                <w:szCs w:val="18"/>
+                <w:lang w:val="es-MX"/>
+              </w:rPr>
+              <w:t>Custom detectors: API para que el cliente defina sus propias reglas de detección sobre el árbol de EXPLAIN.</w:t>
+            </w:r>
+          </w:p>
+          <w:p>
+            <w:pPr>
+              <w:spacing w:after="60"/>
+              <w:rPr>
+                <w:color w:val="A0826D"/>
+                <w:sz w:val="18"/>
+                <w:szCs w:val="18"/>
+                <w:lang w:val="es-MX"/>
+              </w:rPr>
+            </w:pPr>
+            <w:r>
+              <w:rPr>
+                <w:color w:val="A0826D"/>
+                <w:sz w:val="18"/>
+                <w:szCs w:val="18"/>
+                <w:lang w:val="es-MX"/>
+              </w:rPr>
+              <w:t>Visión a 1 año:</w:t>
+            </w:r>
+          </w:p>
+          <w:p>
+            <w:pPr>
+              <w:pStyle w:val="Prrafodelista"/>
+              <w:numPr>
+                <w:ilvl w:val="0"/>
+                <w:numId w:val="4"/>
+              </w:numPr>
+              <w:spacing w:after="60"/>
+              <w:rPr>
+                <w:color w:val="A0826D"/>
+                <w:sz w:val="18"/>
+                <w:szCs w:val="18"/>
+                <w:lang w:val="es-MX"/>
+              </w:rPr>
+            </w:pPr>
+            <w:r>
+              <w:rPr>
+                <w:color w:val="A0826D"/>
+                <w:sz w:val="18"/>
+                <w:szCs w:val="18"/>
+                <w:lang w:val="es-MX"/>
+              </w:rPr>
+              <w:t>Modo agente: análisis continuo de pg_stat_statements (workload completo) con alertas proactivas.</w:t>
+            </w:r>
+          </w:p>
+          <w:p>
+            <w:pPr>
+              <w:pStyle w:val="Prrafodelista"/>
+              <w:numPr>
+                <w:ilvl w:val="0"/>
+                <w:numId w:val="4"/>
+              </w:numPr>
+              <w:spacing w:after="60"/>
+              <w:rPr>
+                <w:color w:val="A0826D"/>
+                <w:sz w:val="18"/>
+                <w:szCs w:val="18"/>
+                <w:lang w:val="es-MX"/>
+              </w:rPr>
+            </w:pPr>
+            <w:r>
+              <w:rPr>
+                <w:color w:val="A0826D"/>
+                <w:sz w:val="18"/>
+                <w:szCs w:val="18"/>
+                <w:lang w:val="es-MX"/>
+              </w:rPr>
+              <w:t>Audit logs y SAML SSO para tier Enterprise (compliance fintech/healthtech).</w:t>
+            </w:r>
+          </w:p>
+          <w:p>
+            <w:r>
+              <w:rPr>
+                <w:color w:val="A0826D"/>
+                <w:sz w:val="18"/>
+                <w:szCs w:val="18"/>
+                <w:lang w:val="es-MX"/>
+              </w:rPr>
+              <w:t>Partner program: API para que consultoras LATAM integren PgPilot en sus reportes de auditoría de BD.</w:t>
+            </w:r>
+          </w:p>
+        </w:tc>
+      </w:tr>
+    </w:tbl>
+    <w:p>
+      <w:pPr>
+        <w:pStyle w:val="Ttulo1"/>
+        <w:rPr>
+          <w:sz w:val="28"/>
+          <w:szCs w:val="28"/>
+          <w:lang w:val="es-ES_tradnl"/>
+        </w:rPr>
+      </w:pPr>
+      <w:r>
+        <w:rPr>
+          <w:sz w:val="28"/>
+          <w:szCs w:val="28"/>
+        </w:rPr>
+        <w:t>8. Reparto técnico real</w:t>
+      </w:r>
+    </w:p>
+    <w:tbl>
+      <w:tblPr>
+        <w:tblW w:w="9923" w:type="dxa"/>
+        <w:tblInd w:w="-285" w:type="dxa"/>
+        <w:tblBorders>
+          <w:top w:val="single" w:sz="4" w:space="0" w:color="auto"/>
+          <w:left w:val="single" w:sz="4" w:space="0" w:color="auto"/>
+          <w:bottom w:val="single" w:sz="4" w:space="0" w:color="auto"/>
+          <w:right w:val="single" w:sz="4" w:space="0" w:color="auto"/>
+          <w:insideH w:val="single" w:sz="4" w:space="0" w:color="auto"/>
+          <w:insideV w:val="single" w:sz="4" w:space="0" w:color="auto"/>
+        </w:tblBorders>
+        <w:tblCellMar>
+          <w:left w:w="10" w:type="dxa"/>
+          <w:right w:w="10" w:type="dxa"/>
+        </w:tblCellMar>
+        <w:tblLook w:val="04A0" w:firstRow="1" w:lastRow="0" w:firstColumn="1" w:lastColumn="0" w:noHBand="0" w:noVBand="1"/>
+      </w:tblPr>
+      <w:tblGrid>
+        <w:gridCol w:w="1131"/>
+        <w:gridCol w:w="6662"/>
+        <w:gridCol w:w="2130"/>
+      </w:tblGrid>
+      <w:tr>
+        <w:trPr>
+          <w:tblHeader/>
+        </w:trPr>
+        <w:tc>
+          <w:tcPr>
+            <w:tcW w:w="1135" w:type="dxa"/>
+            <w:tcBorders>
+              <w:top w:val="single" w:sz="1" w:space="0" w:color="CCCCCC"/>
+              <w:left w:val="single" w:sz="1" w:space="0" w:color="CCCCCC"/>
+              <w:bottom w:val="single" w:sz="1" w:space="0" w:color="CCCCCC"/>
+              <w:right w:val="single" w:sz="1" w:space="0" w:color="CCCCCC"/>
+            </w:tcBorders>
+            <w:shd w:val="clear" w:color="auto" w:fill="FF5900"/>
+            <w:tcMar>
+              <w:top w:w="100" w:type="dxa"/>
+              <w:left w:w="140" w:type="dxa"/>
+              <w:bottom w:w="100" w:type="dxa"/>
+              <w:right w:w="140" w:type="dxa"/>
+            </w:tcMar>
+            <w:vAlign w:val="center"/>
+          </w:tcPr>
+          <w:p>
+            <w:pPr>
+              <w:rPr>
+                <w:sz w:val="16"/>
+                <w:szCs w:val="16"/>
+              </w:rPr>
+            </w:pPr>
+            <w:r>
+              <w:rPr>
+                <w:b/>
+                <w:bCs/>
+                <w:color w:val="FFFFFF"/>
+                <w:sz w:val="16"/>
+                <w:szCs w:val="16"/>
+              </w:rPr>
+              <w:lastRenderedPageBreak/>
+              <w:t>Miembro</w:t>
+            </w:r>
+          </w:p>
+        </w:tc>
+        <w:tc>
+          <w:tcPr>
+            <w:tcW w:w="6946" w:type="dxa"/>
+            <w:tcBorders>
+              <w:top w:val="single" w:sz="1" w:space="0" w:color="CCCCCC"/>
+              <w:left w:val="single" w:sz="1" w:space="0" w:color="CCCCCC"/>
+              <w:bottom w:val="single" w:sz="1" w:space="0" w:color="CCCCCC"/>
+              <w:right w:val="single" w:sz="1" w:space="0" w:color="CCCCCC"/>
+            </w:tcBorders>
+            <w:shd w:val="clear" w:color="auto" w:fill="FF5900"/>
+            <w:tcMar>
+              <w:top w:w="100" w:type="dxa"/>
+              <w:left w:w="140" w:type="dxa"/>
+              <w:bottom w:w="100" w:type="dxa"/>
+              <w:right w:w="140" w:type="dxa"/>
+            </w:tcMar>
+            <w:vAlign w:val="center"/>
+          </w:tcPr>
+          <w:p>
+            <w:pPr>
+              <w:rPr>
+                <w:sz w:val="16"/>
+                <w:szCs w:val="16"/>
+              </w:rPr>
+            </w:pPr>
+            <w:r>
+              <w:rPr>
+                <w:b/>
+                <w:bCs/>
+                <w:color w:val="FFFFFF"/>
+                <w:sz w:val="16"/>
+                <w:szCs w:val="16"/>
+              </w:rPr>
+              <w:t>Componentes que implementó</w:t>
+            </w:r>
+          </w:p>
+        </w:tc>
+        <w:tc>
+          <w:tcPr>
+            <w:tcW w:w="1842" w:type="dxa"/>
+            <w:tcBorders>
+              <w:top w:val="single" w:sz="1" w:space="0" w:color="CCCCCC"/>
+              <w:left w:val="single" w:sz="1" w:space="0" w:color="CCCCCC"/>
+              <w:bottom w:val="single" w:sz="1" w:space="0" w:color="CCCCCC"/>
+              <w:right w:val="single" w:sz="1" w:space="0" w:color="CCCCCC"/>
+            </w:tcBorders>
+            <w:shd w:val="clear" w:color="auto" w:fill="FF5900"/>
+            <w:tcMar>
+              <w:top w:w="100" w:type="dxa"/>
+              <w:left w:w="140" w:type="dxa"/>
+              <w:bottom w:w="100" w:type="dxa"/>
+              <w:right w:w="140" w:type="dxa"/>
+            </w:tcMar>
+            <w:vAlign w:val="center"/>
+          </w:tcPr>
+          <w:p>
+            <w:pPr>
+              <w:rPr>
+                <w:sz w:val="16"/>
+                <w:szCs w:val="16"/>
+              </w:rPr>
+            </w:pPr>
+            <w:r>
+              <w:rPr>
+                <w:b/>
+                <w:bCs/>
+                <w:color w:val="FFFFFF"/>
+                <w:sz w:val="16"/>
+                <w:szCs w:val="16"/>
+              </w:rPr>
+              <w:t>Lenguajes/tecnologías que usó</w:t>
+            </w:r>
+          </w:p>
+        </w:tc>
+      </w:tr>
+      <w:tr>
+        <w:trPr>
+          <w:trHeight w:val="600"/>
+        </w:trPr>
+        <w:tc>
+          <w:tcPr>
+            <w:tcW w:w="1135" w:type="dxa"/>
+            <w:tcBorders>
+              <w:top w:val="single" w:sz="1" w:space="0" w:color="CCCCCC"/>
+              <w:left w:val="single" w:sz="1" w:space="0" w:color="CCCCCC"/>
+              <w:bottom w:val="single" w:sz="1" w:space="0" w:color="CCCCCC"/>
+              <w:right w:val="single" w:sz="1" w:space="0" w:color="CCCCCC"/>
+            </w:tcBorders>
+            <w:shd w:val="clear" w:color="auto" w:fill="F2F2F2"/>
+            <w:tcMar>
+              <w:top w:w="100" w:type="dxa"/>
+              <w:left w:w="140" w:type="dxa"/>
+              <w:bottom w:w="100" w:type="dxa"/>
+              <w:right w:w="140" w:type="dxa"/>
+            </w:tcMar>
+          </w:tcPr>
+          <w:p>
+            <w:pPr>
+              <w:rPr>
+                <w:sz w:val="16"/>
+                <w:szCs w:val="16"/>
+                <w:lang w:val="es-ES_tradnl"/>
+              </w:rPr>
+            </w:pPr>
+            <w:r>
+              <w:rPr>
+                <w:sz w:val="16"/>
+                <w:szCs w:val="16"/>
+                <w:lang w:val="es-ES_tradnl"/>
+              </w:rPr>
+              <w:t>Andrés Angulo</w:t>
+            </w:r>
+          </w:p>
+        </w:tc>
+        <w:tc>
+          <w:tcPr>
+            <w:tcW w:w="6946" w:type="dxa"/>
+            <w:tcBorders>
+              <w:top w:val="single" w:sz="1" w:space="0" w:color="CCCCCC"/>
+              <w:left w:val="single" w:sz="1" w:space="0" w:color="CCCCCC"/>
+              <w:bottom w:val="single" w:sz="1" w:space="0" w:color="CCCCCC"/>
+              <w:right w:val="single" w:sz="1" w:space="0" w:color="CCCCCC"/>
+            </w:tcBorders>
+            <w:shd w:val="clear" w:color="auto" w:fill="F2F2F2"/>
+            <w:tcMar>
+              <w:top w:w="100" w:type="dxa"/>
+              <w:left w:w="140" w:type="dxa"/>
+              <w:bottom w:w="100" w:type="dxa"/>
+              <w:right w:w="140" w:type="dxa"/>
+            </w:tcMar>
+          </w:tcPr>
+          <w:p>
+            <w:pPr>
+              <w:rPr>
+                <w:sz w:val="16"/>
+                <w:szCs w:val="16"/>
+              </w:rPr>
+            </w:pPr>
+            <w:r>
+              <w:rPr>
+                <w:sz w:val="16"/>
+                <w:szCs w:val="16"/>
+              </w:rPr>
+              <w:t xml:space="preserve">Repositorio Git + estructura de carpetas + archivos de contexto raíz (CLAUDE.md, RULES.md, PROGRESS.md). Documento de decisiones técnicas (docs/decisiones.md). Infraestructura Docker Compose con AppDB en puerto 5434 y sandbox en 5435 + init scripts. Pool de conexiones read-only con timeout forzado a 5 segundos. Extractor de schema vía pg_catalog (tablas, columnas, índices con orden, FKs). Extractor de tamaños de tabla con categorización small/medium/large. Parser de EXPLAIN JSON con dataclass PlanNode cubriendo 16+ tipos de nodo. Helper find_nodes con recorrido DFS pre-order. Detector de Nested Loop con outer grande (umbral 10k filas). Detector de SELECT * parseando AST de sqlglot. Detector de oportunidad de índice cubriente (Index Scan ≥50 filas). Detector de count(*) sobre tabla grande sin WHERE. Recomendador con filtro de selectividad (umbral 20%, descarta CREATE INDEX cuando la columna no es selectiva). Validador en sandbox usando cambio de tipo de nodo (Seq Scan </w:t>
+            </w:r>
+            <w:r>
+              <w:rPr>
+                <w:sz w:val="16"/>
+                <w:szCs w:val="16"/>
+                <w:lang w:val="es-ES_tradnl"/>
+              </w:rPr>
+              <w:t>-&gt;</w:t>
+            </w:r>
+            <w:r>
+              <w:rPr>
+                <w:sz w:val="16"/>
+                <w:szCs w:val="16"/>
+              </w:rPr>
+              <w:t>Index Scan) en vez de costo absoluto. Scaffold de frontend Vite + React + Monaco a mano. Backend FastAPI con endpoint /analyze. Wiring backend</w:t>
+            </w:r>
+            <w:r>
+              <w:rPr>
+                <w:sz w:val="16"/>
+                <w:szCs w:val="16"/>
+                <w:lang w:val="es-ES_tradnl"/>
+              </w:rPr>
+              <w:t xml:space="preserve">, </w:t>
+            </w:r>
+            <w:r>
+              <w:rPr>
+                <w:sz w:val="16"/>
+                <w:szCs w:val="16"/>
+              </w:rPr>
+              <w:t>frontend (B14). Scripts de medición empírica de cobertura. Fixes de compatibilidad Windows (CRLF en .env, .strip() en ANTHROPIC_API_KEY).</w:t>
+            </w:r>
+          </w:p>
+        </w:tc>
+        <w:tc>
+          <w:tcPr>
+            <w:tcW w:w="1842" w:type="dxa"/>
+            <w:tcBorders>
+              <w:top w:val="single" w:sz="1" w:space="0" w:color="CCCCCC"/>
+              <w:left w:val="single" w:sz="1" w:space="0" w:color="CCCCCC"/>
+              <w:bottom w:val="single" w:sz="1" w:space="0" w:color="CCCCCC"/>
+              <w:right w:val="single" w:sz="1" w:space="0" w:color="CCCCCC"/>
+            </w:tcBorders>
+            <w:shd w:val="clear" w:color="auto" w:fill="F2F2F2"/>
+            <w:tcMar>
+              <w:top w:w="100" w:type="dxa"/>
+              <w:left w:w="140" w:type="dxa"/>
+              <w:bottom w:w="100" w:type="dxa"/>
+              <w:right w:w="140" w:type="dxa"/>
+            </w:tcMar>
+          </w:tcPr>
+          <w:p>
+            <w:pPr>
+              <w:rPr>
+                <w:sz w:val="16"/>
+                <w:szCs w:val="16"/>
+                <w:lang w:val="es-ES_tradnl"/>
+              </w:rPr>
+            </w:pPr>
+            <w:r>
+              <w:rPr>
+                <w:sz w:val="16"/>
+                <w:szCs w:val="16"/>
+              </w:rPr>
+              <w:t>Python 3.11+, FastAPI, psycopg v3 + psycopg_pool, sqlglot, dataclasses (frozen), pytest, Docker Compose, PostgreSQL 16/18, JavaScript, React 18, Vite, Monaco Editor, CSS plano, GitHub branch protection</w:t>
+            </w:r>
+          </w:p>
+        </w:tc>
+      </w:tr>
+      <w:tr>
+        <w:trPr>
+          <w:trHeight w:val="600"/>
+        </w:trPr>
+        <w:tc>
+          <w:tcPr>
+            <w:tcW w:w="1135" w:type="dxa"/>
+            <w:tcBorders>
+              <w:top w:val="single" w:sz="1" w:space="0" w:color="CCCCCC"/>
+              <w:left w:val="single" w:sz="1" w:space="0" w:color="CCCCCC"/>
+              <w:bottom w:val="single" w:sz="1" w:space="0" w:color="CCCCCC"/>
+              <w:right w:val="single" w:sz="1" w:space="0" w:color="CCCCCC"/>
+            </w:tcBorders>
+            <w:shd w:val="clear" w:color="auto" w:fill="FFFFFF"/>
+            <w:tcMar>
+              <w:top w:w="100" w:type="dxa"/>
+              <w:left w:w="140" w:type="dxa"/>
+              <w:bottom w:w="100" w:type="dxa"/>
+              <w:right w:w="140" w:type="dxa"/>
+            </w:tcMar>
+          </w:tcPr>
+          <w:p>
+            <w:pPr>
+              <w:rPr>
+                <w:sz w:val="16"/>
+                <w:szCs w:val="16"/>
+                <w:lang w:val="es-ES_tradnl"/>
+              </w:rPr>
+            </w:pPr>
+            <w:r>
+              <w:rPr>
+                <w:sz w:val="16"/>
+                <w:szCs w:val="16"/>
+                <w:lang w:val="es-ES_tradnl"/>
+              </w:rPr>
+              <w:t>Alexander Riggs</w:t>
+            </w:r>
+          </w:p>
+        </w:tc>
+        <w:tc>
+          <w:tcPr>
+            <w:tcW w:w="6946" w:type="dxa"/>
+            <w:tcBorders>
+              <w:top w:val="single" w:sz="1" w:space="0" w:color="CCCCCC"/>
+              <w:left w:val="single" w:sz="1" w:space="0" w:color="CCCCCC"/>
+              <w:bottom w:val="single" w:sz="1" w:space="0" w:color="CCCCCC"/>
+              <w:right w:val="single" w:sz="1" w:space="0" w:color="CCCCCC"/>
+            </w:tcBorders>
+            <w:shd w:val="clear" w:color="auto" w:fill="FFFFFF"/>
+            <w:tcMar>
+              <w:top w:w="100" w:type="dxa"/>
+              <w:left w:w="140" w:type="dxa"/>
+              <w:bottom w:w="100" w:type="dxa"/>
+              <w:right w:w="140" w:type="dxa"/>
+            </w:tcMar>
+          </w:tcPr>
+          <w:p>
+            <w:pPr>
+              <w:rPr>
+                <w:sz w:val="16"/>
+                <w:szCs w:val="16"/>
+              </w:rPr>
+            </w:pPr>
+            <w:r>
+              <w:rPr>
+                <w:sz w:val="16"/>
+                <w:szCs w:val="16"/>
+              </w:rPr>
+              <w:t>Extractor de estadísticas por columna (pg_stats LEFT JOIN pg_attribute con n_distinct, null_frac, most_common_vals, correlation). Cache de metadata con fingerprint MD5 de host:port:dbname:schemas y detección de drift por content hash. Modo offline con bundle JSON portable (export_bundle / load_bundle / validate_bundle). Sandbox Postgres efímero: creación de schemas analysis_&lt;uuid_hex&gt; con tablas vacías + recreación de índices preservando nombre/método/orden + falseo de relpages y reltuples con pg_restore_relation_stats (PG18+). Pool de sandbox separado del de conector (sin read-only forzado, para permitir DDL). Orquestación explain_in_sandbox con setup → EXPLAIN → drop con cleanup en try/finally. Investigación competitiva de los 4 competidores (pganalyze, EverSQL, DBtune, pgMustard). Modelo de pricing per-seat con 4 tiers (Free $0, Pro $29/dev/mes, Team $49 mínimo 3 devs, Enterprise desde $99 con piso $5K). Análisis TAM/SAM/SOM con metodología razonada ($800M / $34M / $850K a 4 años). Plan go-to-market founder-led + content-driven (Show HN, Nerdearla Buenos Aires, Finnosummit). Diferenciador defendible con marco "el competidor real es ChatGPT". Documento de negocio consolidado (12 secciones) con .docx generado preservando la plantilla del profesor.</w:t>
+            </w:r>
+          </w:p>
+        </w:tc>
+        <w:tc>
+          <w:tcPr>
+            <w:tcW w:w="1842" w:type="dxa"/>
+            <w:tcBorders>
+              <w:top w:val="single" w:sz="1" w:space="0" w:color="CCCCCC"/>
+              <w:left w:val="single" w:sz="1" w:space="0" w:color="CCCCCC"/>
+              <w:bottom w:val="single" w:sz="1" w:space="0" w:color="CCCCCC"/>
+              <w:right w:val="single" w:sz="1" w:space="0" w:color="CCCCCC"/>
+            </w:tcBorders>
+            <w:shd w:val="clear" w:color="auto" w:fill="FFFFFF"/>
+            <w:tcMar>
+              <w:top w:w="100" w:type="dxa"/>
+              <w:left w:w="140" w:type="dxa"/>
+              <w:bottom w:w="100" w:type="dxa"/>
+              <w:right w:w="140" w:type="dxa"/>
+            </w:tcMar>
+          </w:tcPr>
+          <w:p>
+            <w:pPr>
+              <w:rPr>
+                <w:sz w:val="16"/>
+                <w:szCs w:val="16"/>
+              </w:rPr>
+            </w:pPr>
+            <w:r>
+              <w:rPr>
+                <w:sz w:val="16"/>
+                <w:szCs w:val="16"/>
+                <w:lang w:val="es-ES_tradnl"/>
+              </w:rPr>
+              <w:t>P</w:t>
+            </w:r>
+            <w:r>
+              <w:rPr>
+                <w:sz w:val="16"/>
+                <w:szCs w:val="16"/>
+              </w:rPr>
+              <w:t>ython, psycopg v3, PostgreSQL 18, pg_restore_relation_stats, hashlib (MD5), JSON, pytest, python-docx, Markdown, scripts auxiliares Python</w:t>
+            </w:r>
+          </w:p>
+        </w:tc>
+      </w:tr>
+      <w:tr>
+        <w:trPr>
+          <w:trHeight w:val="600"/>
+        </w:trPr>
+        <w:tc>
+          <w:tcPr>
+            <w:tcW w:w="1135" w:type="dxa"/>
+            <w:tcBorders>
+              <w:top w:val="single" w:sz="1" w:space="0" w:color="CCCCCC"/>
+              <w:left w:val="single" w:sz="1" w:space="0" w:color="CCCCCC"/>
+              <w:bottom w:val="single" w:sz="1" w:space="0" w:color="CCCCCC"/>
+              <w:right w:val="single" w:sz="1" w:space="0" w:color="CCCCCC"/>
+            </w:tcBorders>
+            <w:shd w:val="clear" w:color="auto" w:fill="F2F2F2"/>
+            <w:tcMar>
+              <w:top w:w="100" w:type="dxa"/>
+              <w:left w:w="140" w:type="dxa"/>
+              <w:bottom w:w="100" w:type="dxa"/>
+              <w:right w:w="140" w:type="dxa"/>
+            </w:tcMar>
+          </w:tcPr>
+          <w:p>
+            <w:pPr>
+              <w:rPr>
+                <w:sz w:val="16"/>
+                <w:szCs w:val="16"/>
+                <w:lang w:val="es-ES_tradnl"/>
+              </w:rPr>
+            </w:pPr>
+            <w:r>
+              <w:rPr>
+                <w:sz w:val="16"/>
+                <w:szCs w:val="16"/>
+                <w:lang w:val="es-ES_tradnl"/>
+              </w:rPr>
+              <w:t xml:space="preserve">Diego </w:t>
+            </w:r>
+            <w:proofErr w:type="spellStart"/>
+            <w:r>
+              <w:rPr>
+                <w:sz w:val="16"/>
+                <w:szCs w:val="16"/>
+                <w:lang w:val="es-ES_tradnl"/>
+              </w:rPr>
+              <w:t>Nuñez</w:t>
+            </w:r>
+            <w:proofErr w:type="spellEnd"/>
+          </w:p>
+        </w:tc>
+        <w:tc>
+          <w:tcPr>
+            <w:tcW w:w="6946" w:type="dxa"/>
+            <w:tcBorders>
+              <w:top w:val="single" w:sz="1" w:space="0" w:color="CCCCCC"/>
+              <w:left w:val="single" w:sz="1" w:space="0" w:color="CCCCCC"/>
+              <w:bottom w:val="single" w:sz="1" w:space="0" w:color="CCCCCC"/>
+              <w:right w:val="single" w:sz="1" w:space="0" w:color="CCCCCC"/>
+            </w:tcBorders>
+            <w:shd w:val="clear" w:color="auto" w:fill="F2F2F2"/>
+            <w:tcMar>
+              <w:top w:w="100" w:type="dxa"/>
+              <w:left w:w="140" w:type="dxa"/>
+              <w:bottom w:w="100" w:type="dxa"/>
+              <w:right w:w="140" w:type="dxa"/>
+            </w:tcMar>
+          </w:tcPr>
+          <w:p>
+            <w:pPr>
+              <w:rPr>
+                <w:sz w:val="16"/>
+                <w:szCs w:val="16"/>
+              </w:rPr>
+            </w:pPr>
+            <w:r>
+              <w:rPr>
+                <w:sz w:val="16"/>
+                <w:szCs w:val="16"/>
+              </w:rPr>
+              <w:t>Cuatro detectores estructurales en commit bb0d97d: LIKE con wildcard al inicio (col ~~ '%...' impide btree), función no-immutable en WHERE (lower, date_trunc), OR cruzando columnas de tablas distintas (regex sobre alias \w+\.\w+), subquery correlacionada (recorre DFS buscando subplan_name con "SubPlan", distingue InitPlan de SubPlan). Parser de pg_stat_statements con heurística de formato (JSON si empieza con [, CSV si no; soporta nombres de columna PG &lt;13). Scoring de queries por total_exec_time normalizado 0..1 con top N configurable. Endpoint POST /workload con multipart file upload. Tab "Workload Analysis" en frontend con tabla clickeable que abre la query en el flujo /analyze. Cleanup de schemas zombies al startup del backend (E5). Timeouts duros de 5 segundos en CREATE INDEX / EXPLAIN / DROP del sandbox (E6). Fix crítico del orquestador /analyze: antes solo C1 corría, ahora los 18 detectores corren cada uno en su propio try/except; introdujo kind="finding" para los 14 detectores sin recomendador formal. Lista de 5 candidatos a entrevistar (F4) y guion de 9 preguntas de discovery enfocadas en comportamiento pasado (F5).</w:t>
+            </w:r>
+          </w:p>
+        </w:tc>
+        <w:tc>
+          <w:tcPr>
+            <w:tcW w:w="1842" w:type="dxa"/>
+            <w:tcBorders>
+              <w:top w:val="single" w:sz="1" w:space="0" w:color="CCCCCC"/>
+              <w:left w:val="single" w:sz="1" w:space="0" w:color="CCCCCC"/>
+              <w:bottom w:val="single" w:sz="1" w:space="0" w:color="CCCCCC"/>
+              <w:right w:val="single" w:sz="1" w:space="0" w:color="CCCCCC"/>
+            </w:tcBorders>
+            <w:shd w:val="clear" w:color="auto" w:fill="F2F2F2"/>
+            <w:tcMar>
+              <w:top w:w="100" w:type="dxa"/>
+              <w:left w:w="140" w:type="dxa"/>
+              <w:bottom w:w="100" w:type="dxa"/>
+              <w:right w:w="140" w:type="dxa"/>
+            </w:tcMar>
+          </w:tcPr>
+          <w:p>
+            <w:pPr>
+              <w:rPr>
+                <w:sz w:val="16"/>
+                <w:szCs w:val="16"/>
+              </w:rPr>
+            </w:pPr>
+            <w:r>
+              <w:rPr>
+                <w:sz w:val="16"/>
+                <w:szCs w:val="16"/>
+              </w:rPr>
+              <w:t>Python, sqlglot, FastAPI, python-multipart, pytest, JavaScript, React, CSS, parsing CSV/JSON, multipart form-data, Markdown</w:t>
+            </w:r>
+          </w:p>
+        </w:tc>
+      </w:tr>
+      <w:tr>
+        <w:trPr>
+          <w:trHeight w:val="600"/>
+        </w:trPr>
+        <w:tc>
+          <w:tcPr>
+            <w:tcW w:w="1135" w:type="dxa"/>
+            <w:tcBorders>
+              <w:top w:val="single" w:sz="1" w:space="0" w:color="CCCCCC"/>
+              <w:left w:val="single" w:sz="1" w:space="0" w:color="CCCCCC"/>
+              <w:bottom w:val="single" w:sz="1" w:space="0" w:color="CCCCCC"/>
+              <w:right w:val="single" w:sz="1" w:space="0" w:color="CCCCCC"/>
+            </w:tcBorders>
+            <w:shd w:val="clear" w:color="auto" w:fill="FFFFFF"/>
+            <w:tcMar>
+              <w:top w:w="100" w:type="dxa"/>
+              <w:left w:w="140" w:type="dxa"/>
+              <w:bottom w:w="100" w:type="dxa"/>
+              <w:right w:w="140" w:type="dxa"/>
+            </w:tcMar>
+          </w:tcPr>
+          <w:p>
+            <w:pPr>
+              <w:rPr>
+                <w:sz w:val="16"/>
+                <w:szCs w:val="16"/>
+                <w:lang w:val="es-ES_tradnl"/>
+              </w:rPr>
+            </w:pPr>
+            <w:r>
+              <w:rPr>
+                <w:sz w:val="16"/>
+                <w:szCs w:val="16"/>
+                <w:lang w:val="es-ES_tradnl"/>
+              </w:rPr>
+              <w:t>Regina Valenzuela</w:t>
+            </w:r>
+          </w:p>
+        </w:tc>
+        <w:tc>
+          <w:tcPr>
+            <w:tcW w:w="6946" w:type="dxa"/>
+            <w:tcBorders>
+              <w:top w:val="single" w:sz="1" w:space="0" w:color="CCCCCC"/>
+              <w:left w:val="single" w:sz="1" w:space="0" w:color="CCCCCC"/>
+              <w:bottom w:val="single" w:sz="1" w:space="0" w:color="CCCCCC"/>
+              <w:right w:val="single" w:sz="1" w:space="0" w:color="CCCCCC"/>
+            </w:tcBorders>
+            <w:shd w:val="clear" w:color="auto" w:fill="FFFFFF"/>
+            <w:tcMar>
+              <w:top w:w="100" w:type="dxa"/>
+              <w:left w:w="140" w:type="dxa"/>
+              <w:bottom w:w="100" w:type="dxa"/>
+              <w:right w:w="140" w:type="dxa"/>
+            </w:tcMar>
+          </w:tcPr>
+          <w:p>
+            <w:pPr>
+              <w:rPr>
+                <w:sz w:val="16"/>
+                <w:szCs w:val="16"/>
+              </w:rPr>
+            </w:pPr>
+            <w:r>
+              <w:rPr>
+                <w:sz w:val="16"/>
+                <w:szCs w:val="16"/>
+              </w:rPr>
+              <w:t>Sanitizador de literales SQL con 5 tipos de placeholders ($LITERAL_&lt;tipo&gt;_&lt;i&gt; para strings, números, fechas ISO, UUIDs, emails) usando regex puro con orden por especificidad y descarte de matches solapados. Test de privacidad ejecutando subprocess.run(["grep"]) externo sobre output sanitizado con email + RFC mexicano + número de tarjeta Visa de prueba. Detector de índice faltante simétrico a C1 (Seq Scan ≥100k filas + sin índice btree, cubre 7 queries de AppDB v1 — el más rentable del catálogo). Detector de oportunidad de índice parcial (predicado bool + otra columna conocida CREATE INDEX … WHERE bool_col = valor). Detector de error de cardinalidad en JOINs (ratio plan_rows/actual_rows ≥5× → CREATE STATISTICS multi-columna). Detector de NOT IN con subquery nullable (bug silencioso — lee is_nullable del snapshot, suggested_rewrite con NOT EXISTS correlacionado). Refactor motor/detectors/_common.py con helpers compartidos C1/D16 (column_from_filter, has_btree_index_on_column, resolve_table_key, LARGE_TABLE_MIN_ROWS). README principal del repo (guía de instalación bilingüe macOS + WSL2 + Windows nativo con troubleshooting de 10 errores comunes). Documento de arquitectura consolidado (docs/arquitectura.md). User persona detallado "Andrés Villanueva" — Tech Lead Backend fintech B2B en Monterrey.</w:t>
+            </w:r>
+          </w:p>
+        </w:tc>
+        <w:tc>
+          <w:tcPr>
+            <w:tcW w:w="1842" w:type="dxa"/>
+            <w:tcBorders>
+              <w:top w:val="single" w:sz="1" w:space="0" w:color="CCCCCC"/>
+              <w:left w:val="single" w:sz="1" w:space="0" w:color="CCCCCC"/>
+              <w:bottom w:val="single" w:sz="1" w:space="0" w:color="CCCCCC"/>
+              <w:right w:val="single" w:sz="1" w:space="0" w:color="CCCCCC"/>
+            </w:tcBorders>
+            <w:shd w:val="clear" w:color="auto" w:fill="FFFFFF"/>
+            <w:tcMar>
+              <w:top w:w="100" w:type="dxa"/>
+              <w:left w:w="140" w:type="dxa"/>
+              <w:bottom w:w="100" w:type="dxa"/>
+              <w:right w:w="140" w:type="dxa"/>
+            </w:tcMar>
+          </w:tcPr>
+          <w:p>
+            <w:pPr>
+              <w:rPr>
+                <w:sz w:val="16"/>
+                <w:szCs w:val="16"/>
+              </w:rPr>
+            </w:pPr>
+            <w:r>
+              <w:rPr>
+                <w:sz w:val="16"/>
+                <w:szCs w:val="16"/>
+              </w:rPr>
+              <w:t>Python, regex puro, sqlglot AST, Pydantic, pytest, subprocess (grep externo), Markdown, Word/docx, diagramas ASCII</w:t>
+            </w:r>
+          </w:p>
+        </w:tc>
+      </w:tr>
+      <w:tr>
+        <w:trPr>
+          <w:trHeight w:val="600"/>
+        </w:trPr>
+        <w:tc>
+          <w:tcPr>
+            <w:tcW w:w="1135" w:type="dxa"/>
+            <w:tcBorders>
+              <w:top w:val="single" w:sz="1" w:space="0" w:color="CCCCCC"/>
+              <w:left w:val="single" w:sz="1" w:space="0" w:color="CCCCCC"/>
+              <w:bottom w:val="single" w:sz="1" w:space="0" w:color="CCCCCC"/>
+              <w:right w:val="single" w:sz="1" w:space="0" w:color="CCCCCC"/>
+            </w:tcBorders>
+            <w:shd w:val="clear" w:color="auto" w:fill="F2F2F2"/>
+            <w:tcMar>
+              <w:top w:w="100" w:type="dxa"/>
+              <w:left w:w="140" w:type="dxa"/>
+              <w:bottom w:w="100" w:type="dxa"/>
+              <w:right w:w="140" w:type="dxa"/>
+            </w:tcMar>
+          </w:tcPr>
+          <w:p>
+            <w:pPr>
+              <w:rPr>
+                <w:sz w:val="16"/>
+                <w:szCs w:val="16"/>
+                <w:lang w:val="es-ES_tradnl"/>
+              </w:rPr>
+            </w:pPr>
+            <w:r>
+              <w:rPr>
+                <w:sz w:val="16"/>
+                <w:szCs w:val="16"/>
+                <w:lang w:val="es-ES_tradnl"/>
+              </w:rPr>
+              <w:lastRenderedPageBreak/>
+              <w:t>Emilio Tolosa</w:t>
+            </w:r>
+          </w:p>
+        </w:tc>
+        <w:tc>
+          <w:tcPr>
+            <w:tcW w:w="6946" w:type="dxa"/>
+            <w:tcBorders>
+              <w:top w:val="single" w:sz="1" w:space="0" w:color="CCCCCC"/>
+              <w:left w:val="single" w:sz="1" w:space="0" w:color="CCCCCC"/>
+              <w:bottom w:val="single" w:sz="1" w:space="0" w:color="CCCCCC"/>
+              <w:right w:val="single" w:sz="1" w:space="0" w:color="CCCCCC"/>
+            </w:tcBorders>
+            <w:shd w:val="clear" w:color="auto" w:fill="F2F2F2"/>
+            <w:tcMar>
+              <w:top w:w="100" w:type="dxa"/>
+              <w:left w:w="140" w:type="dxa"/>
+              <w:bottom w:w="100" w:type="dxa"/>
+              <w:right w:w="140" w:type="dxa"/>
+            </w:tcMar>
+          </w:tcPr>
+          <w:p>
+            <w:pPr>
+              <w:rPr>
+                <w:sz w:val="16"/>
+                <w:szCs w:val="16"/>
+              </w:rPr>
+            </w:pPr>
+            <w:r>
+              <w:rPr>
+                <w:sz w:val="16"/>
+                <w:szCs w:val="16"/>
+              </w:rPr>
+              <w:t xml:space="preserve">Documentación externa del conector con garantías de seguridad contractuales (read-only forzado vía SET SESSION CHARACTERISTICS, timeout 5s, modo offline, errores tipados, 3 ejemplos end-to-end). Documentación externa del motor (pipeline EXPLAIN → parse → detect → recommend, tablas de los 19 detectores con confianzas verificadas una por una contra código, 7 pasos para agregar un detector nuevo, 5 limitaciones transversales). Documentación externa de la capa de IA — crítica para Q&amp;A del Demo Day (tabla de los 5 tipos de literal sanitizado, system-prompt con guardrails R1, validación Pydantic + cruzada, modo "LLM apagado" con plantillas, los 5 caminos del orquestador, schema JSON de logs estructurados, garantías de privacidad como contrato, 6 limitaciones honestas). Documentación externa del sandbox (3 razones de R6 "no se copian datos", cómo se falsea pg_restore_relation_stats con la tabla "qué sí / qué no se falsea", validador con truco enable_seqscan=off, semántica acotada de "validated", 7 limitaciones). Indicadores de validación R3 en el frontend (_compute_validations helper backend con 3 sub-checks, componente ValidationIndicators con 4 píldoras schema_ok / no_duplicate_index / syntax_valid / sandbox_improves, 3 estados </w:t>
+            </w:r>
+            <w:r>
+              <w:rPr>
+                <w:rFonts w:ascii="Segoe UI Symbol" w:hAnsi="Segoe UI Symbol" w:cs="Segoe UI Symbol"/>
+                <w:sz w:val="16"/>
+                <w:szCs w:val="16"/>
+              </w:rPr>
+              <w:t>✓</w:t>
+            </w:r>
+            <w:r>
+              <w:rPr>
+                <w:sz w:val="16"/>
+                <w:szCs w:val="16"/>
+              </w:rPr>
+              <w:t>/</w:t>
+            </w:r>
+            <w:r>
+              <w:rPr>
+                <w:rFonts w:ascii="Segoe UI Symbol" w:hAnsi="Segoe UI Symbol" w:cs="Segoe UI Symbol"/>
+                <w:sz w:val="16"/>
+                <w:szCs w:val="16"/>
+              </w:rPr>
+              <w:t>✗</w:t>
+            </w:r>
+            <w:r>
+              <w:rPr>
+                <w:sz w:val="16"/>
+                <w:szCs w:val="16"/>
+              </w:rPr>
+              <w:t>/—). Auditoría final del catálogo de 19 patterns: agregadas secciones ## Validación faltantes en 4 archivos, normalizado titulo Ejemplo de plan afectado → Ejemplo de plan, verificación punto por punto de confianzas declaradas vs código. README raíz y docs/README.md con índice maestro de la documentación.</w:t>
+            </w:r>
+          </w:p>
+        </w:tc>
+        <w:tc>
+          <w:tcPr>
+            <w:tcW w:w="1842" w:type="dxa"/>
+            <w:tcBorders>
+              <w:top w:val="single" w:sz="1" w:space="0" w:color="CCCCCC"/>
+              <w:left w:val="single" w:sz="1" w:space="0" w:color="CCCCCC"/>
+              <w:bottom w:val="single" w:sz="1" w:space="0" w:color="CCCCCC"/>
+              <w:right w:val="single" w:sz="1" w:space="0" w:color="CCCCCC"/>
+            </w:tcBorders>
+            <w:shd w:val="clear" w:color="auto" w:fill="F2F2F2"/>
+            <w:tcMar>
+              <w:top w:w="100" w:type="dxa"/>
+              <w:left w:w="140" w:type="dxa"/>
+              <w:bottom w:w="100" w:type="dxa"/>
+              <w:right w:w="140" w:type="dxa"/>
+            </w:tcMar>
+          </w:tcPr>
+          <w:p>
+            <w:pPr>
+              <w:rPr>
+                <w:sz w:val="16"/>
+                <w:szCs w:val="16"/>
+              </w:rPr>
+            </w:pPr>
+            <w:r>
+              <w:rPr>
+                <w:sz w:val="16"/>
+                <w:szCs w:val="16"/>
+              </w:rPr>
+              <w:t>Markdown, Python, JavaScript, React, CSS, pytest, sqlglot (verificación), diagramas ASCII, tablas comparativas</w:t>
+            </w:r>
+          </w:p>
+        </w:tc>
+      </w:tr>
+      <w:tr>
+        <w:trPr>
+          <w:trHeight w:val="600"/>
+        </w:trPr>
+        <w:tc>
+          <w:tcPr>
+            <w:tcW w:w="1135" w:type="dxa"/>
+            <w:tcBorders>
+              <w:top w:val="single" w:sz="1" w:space="0" w:color="CCCCCC"/>
+              <w:left w:val="single" w:sz="1" w:space="0" w:color="CCCCCC"/>
+              <w:bottom w:val="single" w:sz="1" w:space="0" w:color="CCCCCC"/>
+              <w:right w:val="single" w:sz="1" w:space="0" w:color="CCCCCC"/>
+            </w:tcBorders>
+            <w:shd w:val="clear" w:color="auto" w:fill="F2F2F2"/>
+            <w:tcMar>
+              <w:top w:w="100" w:type="dxa"/>
+              <w:left w:w="140" w:type="dxa"/>
+              <w:bottom w:w="100" w:type="dxa"/>
+              <w:right w:w="140" w:type="dxa"/>
+            </w:tcMar>
+          </w:tcPr>
+          <w:p>
+            <w:pPr>
+              <w:rPr>
+                <w:sz w:val="16"/>
+                <w:szCs w:val="16"/>
+                <w:lang w:val="es-ES_tradnl"/>
+              </w:rPr>
+            </w:pPr>
+            <w:r>
+              <w:rPr>
+                <w:sz w:val="16"/>
+                <w:szCs w:val="16"/>
+                <w:lang w:val="es-ES_tradnl"/>
+              </w:rPr>
+              <w:t xml:space="preserve">David </w:t>
+            </w:r>
+            <w:r>
+              <w:rPr>
+                <w:sz w:val="16"/>
+                <w:szCs w:val="16"/>
+                <w:lang w:val="es-ES_tradnl"/>
+              </w:rPr>
+              <w:t>Ramírez</w:t>
+            </w:r>
+          </w:p>
+        </w:tc>
+        <w:tc>
+          <w:tcPr>
+            <w:tcW w:w="6946" w:type="dxa"/>
+            <w:tcBorders>
+              <w:top w:val="single" w:sz="1" w:space="0" w:color="CCCCCC"/>
+              <w:left w:val="single" w:sz="1" w:space="0" w:color="CCCCCC"/>
+              <w:bottom w:val="single" w:sz="1" w:space="0" w:color="CCCCCC"/>
+              <w:right w:val="single" w:sz="1" w:space="0" w:color="CCCCCC"/>
+            </w:tcBorders>
+            <w:shd w:val="clear" w:color="auto" w:fill="F2F2F2"/>
+            <w:tcMar>
+              <w:top w:w="100" w:type="dxa"/>
+              <w:left w:w="140" w:type="dxa"/>
+              <w:bottom w:w="100" w:type="dxa"/>
+              <w:right w:w="140" w:type="dxa"/>
+            </w:tcMar>
+          </w:tcPr>
+          <w:p>
+            <w:pPr>
+              <w:rPr>
+                <w:sz w:val="16"/>
+                <w:szCs w:val="16"/>
+              </w:rPr>
+            </w:pPr>
+            <w:r>
+              <w:rPr>
+                <w:sz w:val="16"/>
+                <w:szCs w:val="16"/>
+              </w:rPr>
+              <w:t>Detector de cast implícito que invalida índice btree existente (((col)::tipo = val) en node.filter, regex sobre campo emitido por Postgres). Detector de CTE materializada innecesariamente (CTE Scan referenciado una sola vez sin Recursive Union → sugerir WITH ... AS NOT MATERIALIZED). Detector de HAVING que debería ser WHERE (SQL-only, parsea con sqlglot, suggested_rewrite completo y parseable; fix de from_ como palabra reservada). Detector de IN→EXISTS dual plan+SQL (señal del plan: Hash/Nested Loop con join_type="Semi"; señal SQL: IN no correlacionado verificado por calificadores de tabla; fix de subquery envuelta en nodo Subquery). Módulo /ia: validador Pydantic de respuesta del LLM con reintentos (C5 — rechazo de JSON malformado, explanation vacío, confidence fuera de rango). Cross-validator de identificadores (C6 — descarta nombre de índice duplicado, columna inexistente, SQL no parseable; sandbox opt-in). Plantillas determinísticas con confianza ajustable según selectividad (C7). Orquestador explain_recommendation que une los tres y atrapa todas las excepciones del LLM → caída a plantilla (garantiza R5).</w:t>
+            </w:r>
+          </w:p>
+        </w:tc>
+        <w:tc>
+          <w:tcPr>
+            <w:tcW w:w="1842" w:type="dxa"/>
+            <w:tcBorders>
+              <w:top w:val="single" w:sz="1" w:space="0" w:color="CCCCCC"/>
+              <w:left w:val="single" w:sz="1" w:space="0" w:color="CCCCCC"/>
+              <w:bottom w:val="single" w:sz="1" w:space="0" w:color="CCCCCC"/>
+              <w:right w:val="single" w:sz="1" w:space="0" w:color="CCCCCC"/>
+            </w:tcBorders>
+            <w:shd w:val="clear" w:color="auto" w:fill="F2F2F2"/>
+            <w:tcMar>
+              <w:top w:w="100" w:type="dxa"/>
+              <w:left w:w="140" w:type="dxa"/>
+              <w:bottom w:w="100" w:type="dxa"/>
+              <w:right w:w="140" w:type="dxa"/>
+            </w:tcMar>
+          </w:tcPr>
+          <w:p>
+            <w:pPr>
+              <w:rPr>
+                <w:sz w:val="16"/>
+                <w:szCs w:val="16"/>
+              </w:rPr>
+            </w:pPr>
+            <w:r>
+              <w:rPr>
+                <w:sz w:val="16"/>
+                <w:szCs w:val="16"/>
+              </w:rPr>
+              <w:t>Python, sqlglot, regex sobre campo filter de Postgres, Pydantic v2, pytest, módulos de tests con nombres descriptivos</w:t>
+            </w:r>
+          </w:p>
+        </w:tc>
+      </w:tr>
+    </w:tbl>
+    <w:p>
+      <w:pPr>
+        <w:pStyle w:val="Ttulo1"/>
+        <w:rPr>
+          <w:sz w:val="28"/>
+          <w:szCs w:val="28"/>
+          <w:lang w:val="es-ES_tradnl"/>
+        </w:rPr>
+      </w:pPr>
+      <w:r>
+        <w:rPr>
+          <w:sz w:val="28"/>
+          <w:szCs w:val="28"/>
+        </w:rPr>
+        <w:t>9. Cómo correr el proyecto (resumen)</w:t>
       </w:r>
     </w:p>
     <w:tbl>
@@ -922,134 +6620,12 @@
           <w:left w:w="10" w:type="dxa"/>
           <w:right w:w="10" w:type="dxa"/>
         </w:tblCellMar>
-        <w:tblLook w:val="04A0"/>
+        <w:tblLook w:val="04A0" w:firstRow="1" w:lastRow="0" w:firstColumn="1" w:lastColumn="0" w:noHBand="0" w:noVBand="1"/>
       </w:tblPr>
       <w:tblGrid>
         <w:gridCol w:w="9360"/>
       </w:tblGrid>
       <w:tr>
-        <w:tblPrEx>
-          <w:tblW w:w="9360" w:type="dxa"/>
-          <w:tblLook w:val="04A0"/>
-        </w:tblPrEx>
-        <w:tc>
-          <w:tcPr>
-            <w:tcW w:w="9360" w:type="dxa"/>
-            <w:tcBorders>
-              <w:top w:val="single" w:sz="12" w:space="0" w:color="FF5900"/>
-              <w:left w:val="single" w:sz="4" w:space="0" w:color="FF5900"/>
-              <w:bottom w:val="single" w:sz="4" w:space="0" w:color="FF5900"/>
-              <w:right w:val="single" w:sz="4" w:space="0" w:color="FF5900"/>
-            </w:tcBorders>
-            <w:shd w:val="clear" w:color="auto" w:fill="FFE5D6"/>
-            <w:tcMar>
-              <w:top w:w="160" w:type="dxa"/>
-              <w:left w:w="200" w:type="dxa"/>
-              <w:bottom w:w="160" w:type="dxa"/>
-              <w:right w:w="200" w:type="dxa"/>
-            </w:tcMar>
-          </w:tcPr>
-          <w:p>
-            <w:pPr>
-              <w:spacing w:after="100"/>
-            </w:pPr>
-            <w:r>
-              <w:rPr>
-                <w:b/>
-                <w:bCs/>
-                <w:color w:val="FF5900"/>
-              </w:rPr>
-              <w:t>Estructura sugerida por decisión</w:t>
-            </w:r>
-          </w:p>
-          <w:p>
-            <w:pPr>
-              <w:spacing w:after="60"/>
-            </w:pPr>
-            <w:r>
-              <w:rPr>
-                <w:color w:val="231F20"/>
-                <w:sz w:val="20"/>
-                <w:szCs w:val="20"/>
-              </w:rPr>
-              <w:t>Decisión: qué eligieron</w:t>
-            </w:r>
-          </w:p>
-          <w:p>
-            <w:pPr>
-              <w:spacing w:after="60"/>
-            </w:pPr>
-            <w:r>
-              <w:rPr>
-                <w:color w:val="231F20"/>
-                <w:sz w:val="20"/>
-                <w:szCs w:val="20"/>
-              </w:rPr>
-              <w:t>Alternativas consideradas: qué más miraron</w:t>
-            </w:r>
-          </w:p>
-          <w:p>
-            <w:pPr>
-              <w:spacing w:after="60"/>
-            </w:pPr>
-            <w:r>
-              <w:rPr>
-                <w:color w:val="231F20"/>
-                <w:sz w:val="20"/>
-                <w:szCs w:val="20"/>
-              </w:rPr>
-              <w:t>Por qué eligieron esta: razón principal</w:t>
-            </w:r>
-          </w:p>
-          <w:p>
-            <w:pPr>
-              <w:spacing w:after="60"/>
-            </w:pPr>
-            <w:r>
-              <w:rPr>
-                <w:color w:val="231F20"/>
-                <w:sz w:val="20"/>
-                <w:szCs w:val="20"/>
-              </w:rPr>
-              <w:t>Trade-off aceptado: qué pierden a cambio</w:t>
-            </w:r>
-          </w:p>
-        </w:tc>
-      </w:tr>
-    </w:tbl>
-    <w:p>
-      <w:pPr>
-        <w:pStyle w:val="Heading2"/>
-      </w:pPr>
-      <w:r>
-        <w:t>Decisión 1: __________</w:t>
-      </w:r>
-    </w:p>
-    <w:tbl>
-      <w:tblPr>
-        <w:tblW w:w="9360" w:type="dxa"/>
-        <w:tblBorders>
-          <w:top w:val="single" w:sz="4" w:space="0" w:color="auto"/>
-          <w:left w:val="single" w:sz="4" w:space="0" w:color="auto"/>
-          <w:bottom w:val="single" w:sz="4" w:space="0" w:color="auto"/>
-          <w:right w:val="single" w:sz="4" w:space="0" w:color="auto"/>
-          <w:insideH w:val="single" w:sz="4" w:space="0" w:color="auto"/>
-          <w:insideV w:val="single" w:sz="4" w:space="0" w:color="auto"/>
-        </w:tblBorders>
-        <w:tblCellMar>
-          <w:left w:w="10" w:type="dxa"/>
-          <w:right w:w="10" w:type="dxa"/>
-        </w:tblCellMar>
-        <w:tblLook w:val="04A0"/>
-      </w:tblPr>
-      <w:tblGrid>
-        <w:gridCol w:w="9360"/>
-      </w:tblGrid>
-      <w:tr>
-        <w:tblPrEx>
-          <w:tblW w:w="9360" w:type="dxa"/>
-          <w:tblLook w:val="04A0"/>
-        </w:tblPrEx>
         <w:trPr>
           <w:trHeight w:val="1400"/>
         </w:trPr>
@@ -1071,1171 +6647,351 @@
             </w:tcMar>
           </w:tcPr>
           <w:p>
-            <w:r>
+            <w:pPr>
               <w:rPr>
                 <w:i/>
                 <w:iCs/>
                 <w:color w:val="A0826D"/>
-                <w:sz w:val="20"/>
-                <w:szCs w:val="20"/>
-              </w:rPr>
-              <w:t>Decisión: Alternativas consideradas: Por qué eligieron esta: Trade-off aceptado:</w:t>
-            </w:r>
+                <w:sz w:val="18"/>
+                <w:szCs w:val="18"/>
+                <w:lang w:val="es-MX"/>
+              </w:rPr>
+            </w:pPr>
+            <w:r>
+              <w:rPr>
+                <w:b/>
+                <w:bCs/>
+                <w:i/>
+                <w:iCs/>
+                <w:color w:val="A0826D"/>
+                <w:sz w:val="18"/>
+                <w:szCs w:val="18"/>
+                <w:lang w:val="es-MX"/>
+              </w:rPr>
+              <w:t>Requisitos previos: Git, Docker Desktop, Node.js 20+, Python 3.11+</w:t>
+            </w:r>
+          </w:p>
+          <w:p>
+            <w:pPr>
+              <w:rPr>
+                <w:i/>
+                <w:iCs/>
+                <w:color w:val="A0826D"/>
+                <w:sz w:val="18"/>
+                <w:szCs w:val="18"/>
+                <w:lang w:val="es-MX"/>
+              </w:rPr>
+            </w:pPr>
+            <w:r>
+              <w:rPr>
+                <w:i/>
+                <w:iCs/>
+                <w:color w:val="A0826D"/>
+                <w:sz w:val="18"/>
+                <w:szCs w:val="18"/>
+                <w:lang w:val="es-MX"/>
+              </w:rPr>
+              <w:t xml:space="preserve">git clone </w:t>
+            </w:r>
+            <w:hyperlink r:id="rId8" w:history="1">
+              <w:r>
+                <w:rPr>
+                  <w:rStyle w:val="Hipervnculo"/>
+                  <w:i/>
+                  <w:iCs/>
+                  <w:sz w:val="18"/>
+                  <w:szCs w:val="18"/>
+                  <w:lang w:val="es-MX"/>
+                </w:rPr>
+                <w:t>https://github.com/[usuario]/pgpilot.git</w:t>
+              </w:r>
+            </w:hyperlink>
+          </w:p>
+          <w:p>
+            <w:pPr>
+              <w:rPr>
+                <w:i/>
+                <w:iCs/>
+                <w:color w:val="A0826D"/>
+                <w:sz w:val="18"/>
+                <w:szCs w:val="18"/>
+                <w:lang w:val="es-MX"/>
+              </w:rPr>
+            </w:pPr>
+            <w:r>
+              <w:rPr>
+                <w:i/>
+                <w:iCs/>
+                <w:color w:val="A0826D"/>
+                <w:sz w:val="18"/>
+                <w:szCs w:val="18"/>
+                <w:lang w:val="es-MX"/>
+              </w:rPr>
+              <w:t>cd pgpilot</w:t>
+            </w:r>
+          </w:p>
+          <w:p>
+            <w:pPr>
+              <w:rPr>
+                <w:i/>
+                <w:iCs/>
+                <w:color w:val="A0826D"/>
+                <w:sz w:val="18"/>
+                <w:szCs w:val="18"/>
+                <w:lang w:val="es-MX"/>
+              </w:rPr>
+            </w:pPr>
+            <w:r>
+              <w:rPr>
+                <w:i/>
+                <w:iCs/>
+                <w:color w:val="A0826D"/>
+                <w:sz w:val="18"/>
+                <w:szCs w:val="18"/>
+                <w:lang w:val="es-MX"/>
+              </w:rPr>
+              <w:t>docker compose up -d   # levanta AppDB (:5434) y sandbox (:5435)</w:t>
+            </w:r>
+          </w:p>
+          <w:p>
+            <w:pPr>
+              <w:rPr>
+                <w:i/>
+                <w:iCs/>
+                <w:color w:val="A0826D"/>
+                <w:sz w:val="18"/>
+                <w:szCs w:val="18"/>
+                <w:lang w:val="es-MX"/>
+              </w:rPr>
+            </w:pPr>
+            <w:r>
+              <w:rPr>
+                <w:i/>
+                <w:iCs/>
+                <w:color w:val="A0826D"/>
+                <w:sz w:val="18"/>
+                <w:szCs w:val="18"/>
+                <w:lang w:val="es-MX"/>
+              </w:rPr>
+              <w:t>pip install -r requirements.txt  # desde la raíz del repo</w:t>
+            </w:r>
+          </w:p>
+          <w:p>
+            <w:pPr>
+              <w:rPr>
+                <w:i/>
+                <w:iCs/>
+                <w:color w:val="A0826D"/>
+                <w:sz w:val="18"/>
+                <w:szCs w:val="18"/>
+                <w:lang w:val="es-MX"/>
+              </w:rPr>
+            </w:pPr>
+            <w:r>
+              <w:rPr>
+                <w:i/>
+                <w:iCs/>
+                <w:color w:val="A0826D"/>
+                <w:sz w:val="18"/>
+                <w:szCs w:val="18"/>
+                <w:lang w:val="es-MX"/>
+              </w:rPr>
+              <w:t>cd frontend &amp;&amp; npm install &amp;&amp; cd ..</w:t>
+            </w:r>
+          </w:p>
+          <w:p>
+            <w:pPr>
+              <w:rPr>
+                <w:i/>
+                <w:iCs/>
+                <w:color w:val="A0826D"/>
+                <w:sz w:val="18"/>
+                <w:szCs w:val="18"/>
+                <w:lang w:val="es-MX"/>
+              </w:rPr>
+            </w:pPr>
+            <w:r>
+              <w:rPr>
+                <w:i/>
+                <w:iCs/>
+                <w:color w:val="A0826D"/>
+                <w:sz w:val="18"/>
+                <w:szCs w:val="18"/>
+                <w:lang w:val="es-MX"/>
+              </w:rPr>
+              <w:t># Copiar .env.example a .env y agregar ANTHROPIC_API_KEY</w:t>
+            </w:r>
+          </w:p>
+          <w:p>
+            <w:pPr>
+              <w:rPr>
+                <w:i/>
+                <w:iCs/>
+                <w:color w:val="A0826D"/>
+                <w:sz w:val="18"/>
+                <w:szCs w:val="18"/>
+                <w:lang w:val="es-MX"/>
+              </w:rPr>
+            </w:pPr>
+            <w:r>
+              <w:rPr>
+                <w:i/>
+                <w:iCs/>
+                <w:color w:val="A0826D"/>
+                <w:sz w:val="18"/>
+                <w:szCs w:val="18"/>
+                <w:lang w:val="es-MX"/>
+              </w:rPr>
+              <w:t>uvicorn backend.main:app --reload  # backend en localhost:8000</w:t>
+            </w:r>
+          </w:p>
+          <w:p>
+            <w:pPr>
+              <w:rPr>
+                <w:i/>
+                <w:iCs/>
+                <w:color w:val="A0826D"/>
+                <w:sz w:val="18"/>
+                <w:szCs w:val="18"/>
+                <w:lang w:val="es-MX"/>
+              </w:rPr>
+            </w:pPr>
+            <w:r>
+              <w:rPr>
+                <w:i/>
+                <w:iCs/>
+                <w:color w:val="A0826D"/>
+                <w:sz w:val="18"/>
+                <w:szCs w:val="18"/>
+                <w:lang w:val="es-MX"/>
+              </w:rPr>
+              <w:t>cd frontend &amp;&amp; npm run dev         # frontend en localhost:5173</w:t>
+            </w:r>
+          </w:p>
+          <w:p>
+            <w:pPr>
+              <w:rPr>
+                <w:lang w:val="es-ES_tradnl"/>
+              </w:rPr>
+            </w:pPr>
           </w:p>
         </w:tc>
       </w:tr>
     </w:tbl>
     <w:p>
       <w:pPr>
-        <w:pStyle w:val="Heading2"/>
+        <w:rPr>
+          <w:lang w:val="es-ES_tradnl"/>
+        </w:rPr>
       </w:pPr>
-      <w:r>
-        <w:t>Decisión 2: __________</w:t>
-      </w:r>
     </w:p>
-    <w:tbl>
-      <w:tblPr>
-        <w:tblW w:w="9360" w:type="dxa"/>
-        <w:tblBorders>
-          <w:top w:val="single" w:sz="4" w:space="0" w:color="auto"/>
-          <w:left w:val="single" w:sz="4" w:space="0" w:color="auto"/>
-          <w:bottom w:val="single" w:sz="4" w:space="0" w:color="auto"/>
-          <w:right w:val="single" w:sz="4" w:space="0" w:color="auto"/>
-          <w:insideH w:val="single" w:sz="4" w:space="0" w:color="auto"/>
-          <w:insideV w:val="single" w:sz="4" w:space="0" w:color="auto"/>
-        </w:tblBorders>
-        <w:tblCellMar>
-          <w:left w:w="10" w:type="dxa"/>
-          <w:right w:w="10" w:type="dxa"/>
-        </w:tblCellMar>
-        <w:tblLook w:val="04A0"/>
-      </w:tblPr>
-      <w:tblGrid>
-        <w:gridCol w:w="9360"/>
-      </w:tblGrid>
-      <w:tr>
-        <w:tblPrEx>
-          <w:tblW w:w="9360" w:type="dxa"/>
-          <w:tblLook w:val="04A0"/>
-        </w:tblPrEx>
-        <w:trPr>
-          <w:trHeight w:val="1400"/>
-        </w:trPr>
-        <w:tc>
-          <w:tcPr>
-            <w:tcW w:w="9360" w:type="dxa"/>
-            <w:tcBorders>
-              <w:top w:val="single" w:sz="1" w:space="0" w:color="E5C100"/>
-              <w:left w:val="single" w:sz="1" w:space="0" w:color="E5C100"/>
-              <w:bottom w:val="single" w:sz="1" w:space="0" w:color="E5C100"/>
-              <w:right w:val="single" w:sz="1" w:space="0" w:color="E5C100"/>
-            </w:tcBorders>
-            <w:shd w:val="clear" w:color="auto" w:fill="FFF8E7"/>
-            <w:tcMar>
-              <w:top w:w="140" w:type="dxa"/>
-              <w:left w:w="200" w:type="dxa"/>
-              <w:bottom w:w="140" w:type="dxa"/>
-              <w:right w:w="200" w:type="dxa"/>
-            </w:tcMar>
-          </w:tcPr>
-          <w:p>
-            <w:r>
-              <w:rPr>
-                <w:i/>
-                <w:iCs/>
-                <w:color w:val="A0826D"/>
-                <w:sz w:val="20"/>
-                <w:szCs w:val="20"/>
-              </w:rPr>
-              <w:t>Decisión: Alternativas consideradas: Por qué eligieron esta: Trade-off aceptado:</w:t>
-            </w:r>
-          </w:p>
-        </w:tc>
-      </w:tr>
-    </w:tbl>
     <w:p>
       <w:pPr>
-        <w:pStyle w:val="Heading2"/>
-      </w:pPr>
-      <w:r>
-        <w:t>Decisión 3: __________</w:t>
-      </w:r>
-    </w:p>
-    <w:tbl>
-      <w:tblPr>
-        <w:tblW w:w="9360" w:type="dxa"/>
-        <w:tblBorders>
-          <w:top w:val="single" w:sz="4" w:space="0" w:color="auto"/>
-          <w:left w:val="single" w:sz="4" w:space="0" w:color="auto"/>
-          <w:bottom w:val="single" w:sz="4" w:space="0" w:color="auto"/>
-          <w:right w:val="single" w:sz="4" w:space="0" w:color="auto"/>
-          <w:insideH w:val="single" w:sz="4" w:space="0" w:color="auto"/>
-          <w:insideV w:val="single" w:sz="4" w:space="0" w:color="auto"/>
-        </w:tblBorders>
-        <w:tblCellMar>
-          <w:left w:w="10" w:type="dxa"/>
-          <w:right w:w="10" w:type="dxa"/>
-        </w:tblCellMar>
-        <w:tblLook w:val="04A0"/>
-      </w:tblPr>
-      <w:tblGrid>
-        <w:gridCol w:w="9360"/>
-      </w:tblGrid>
-      <w:tr>
-        <w:tblPrEx>
-          <w:tblW w:w="9360" w:type="dxa"/>
-          <w:tblLook w:val="04A0"/>
-        </w:tblPrEx>
-        <w:trPr>
-          <w:trHeight w:val="1400"/>
-        </w:trPr>
-        <w:tc>
-          <w:tcPr>
-            <w:tcW w:w="9360" w:type="dxa"/>
-            <w:tcBorders>
-              <w:top w:val="single" w:sz="1" w:space="0" w:color="E5C100"/>
-              <w:left w:val="single" w:sz="1" w:space="0" w:color="E5C100"/>
-              <w:bottom w:val="single" w:sz="1" w:space="0" w:color="E5C100"/>
-              <w:right w:val="single" w:sz="1" w:space="0" w:color="E5C100"/>
-            </w:tcBorders>
-            <w:shd w:val="clear" w:color="auto" w:fill="FFF8E7"/>
-            <w:tcMar>
-              <w:top w:w="140" w:type="dxa"/>
-              <w:left w:w="200" w:type="dxa"/>
-              <w:bottom w:w="140" w:type="dxa"/>
-              <w:right w:w="200" w:type="dxa"/>
-            </w:tcMar>
-          </w:tcPr>
-          <w:p>
-            <w:r>
-              <w:rPr>
-                <w:i/>
-                <w:iCs/>
-                <w:color w:val="A0826D"/>
-                <w:sz w:val="20"/>
-                <w:szCs w:val="20"/>
-              </w:rPr>
-              <w:t>Decisión: Alternativas consideradas: Por qué eligieron esta: Trade-off aceptado:</w:t>
-            </w:r>
-          </w:p>
-        </w:tc>
-      </w:tr>
-    </w:tbl>
-    <w:p>
-      <w:pPr>
-        <w:pStyle w:val="Heading2"/>
-      </w:pPr>
-      <w:r>
-        <w:t>Decisión 4: __________</w:t>
-      </w:r>
-    </w:p>
-    <w:tbl>
-      <w:tblPr>
-        <w:tblW w:w="9360" w:type="dxa"/>
-        <w:tblBorders>
-          <w:top w:val="single" w:sz="4" w:space="0" w:color="auto"/>
-          <w:left w:val="single" w:sz="4" w:space="0" w:color="auto"/>
-          <w:bottom w:val="single" w:sz="4" w:space="0" w:color="auto"/>
-          <w:right w:val="single" w:sz="4" w:space="0" w:color="auto"/>
-          <w:insideH w:val="single" w:sz="4" w:space="0" w:color="auto"/>
-          <w:insideV w:val="single" w:sz="4" w:space="0" w:color="auto"/>
-        </w:tblBorders>
-        <w:tblCellMar>
-          <w:left w:w="10" w:type="dxa"/>
-          <w:right w:w="10" w:type="dxa"/>
-        </w:tblCellMar>
-        <w:tblLook w:val="04A0"/>
-      </w:tblPr>
-      <w:tblGrid>
-        <w:gridCol w:w="9360"/>
-      </w:tblGrid>
-      <w:tr>
-        <w:tblPrEx>
-          <w:tblW w:w="9360" w:type="dxa"/>
-          <w:tblLook w:val="04A0"/>
-        </w:tblPrEx>
-        <w:trPr>
-          <w:trHeight w:val="1400"/>
-        </w:trPr>
-        <w:tc>
-          <w:tcPr>
-            <w:tcW w:w="9360" w:type="dxa"/>
-            <w:tcBorders>
-              <w:top w:val="single" w:sz="1" w:space="0" w:color="E5C100"/>
-              <w:left w:val="single" w:sz="1" w:space="0" w:color="E5C100"/>
-              <w:bottom w:val="single" w:sz="1" w:space="0" w:color="E5C100"/>
-              <w:right w:val="single" w:sz="1" w:space="0" w:color="E5C100"/>
-            </w:tcBorders>
-            <w:shd w:val="clear" w:color="auto" w:fill="FFF8E7"/>
-            <w:tcMar>
-              <w:top w:w="140" w:type="dxa"/>
-              <w:left w:w="200" w:type="dxa"/>
-              <w:bottom w:w="140" w:type="dxa"/>
-              <w:right w:w="200" w:type="dxa"/>
-            </w:tcMar>
-          </w:tcPr>
-          <w:p>
-            <w:r>
-              <w:rPr>
-                <w:i/>
-                <w:iCs/>
-                <w:color w:val="A0826D"/>
-                <w:sz w:val="20"/>
-                <w:szCs w:val="20"/>
-              </w:rPr>
-              <w:t>Decisión: Alternativas consideradas: Por qué eligieron esta: Trade-off aceptado:</w:t>
-            </w:r>
-          </w:p>
-        </w:tc>
-      </w:tr>
-    </w:tbl>
-    <w:p>
-      <w:pPr>
-        <w:spacing w:after="100"/>
+        <w:rPr>
+          <w:b/>
+          <w:bCs/>
+          <w:color w:val="FF5900"/>
+          <w:sz w:val="28"/>
+          <w:szCs w:val="28"/>
+          <w:lang w:val="es-ES_tradnl"/>
+        </w:rPr>
       </w:pPr>
       <w:r>
         <w:rPr>
-          <w:i/>
-          <w:iCs/>
-          <w:color w:val="888888"/>
-          <w:sz w:val="18"/>
-          <w:szCs w:val="18"/>
+          <w:b/>
+          <w:bCs/>
+          <w:color w:val="FF5900"/>
+          <w:sz w:val="28"/>
+          <w:szCs w:val="28"/>
         </w:rPr>
-        <w:t>[Instrucción: Pueden agregar más decisiones si su proyecto lo amerita. Algunas decisiones típicas: framework backend, base de datos de almacenamiento propia, estrategia de detección, generación de PDF, integración con LLM, almacenamiento de snapshots, manejo de concurrencia.]</w:t>
+        <w:t xml:space="preserve">10. </w:t>
+      </w:r>
+      <w:r>
+        <w:rPr>
+          <w:b/>
+          <w:bCs/>
+          <w:color w:val="FF5900"/>
+          <w:sz w:val="28"/>
+          <w:szCs w:val="28"/>
+        </w:rPr>
+        <w:t>Declaración de uso de herramientas de IA</w:t>
       </w:r>
     </w:p>
     <w:p>
       <w:pPr>
-        <w:pStyle w:val="Heading1"/>
+        <w:rPr>
+          <w:b/>
+          <w:bCs/>
+          <w:color w:val="FF5900"/>
+          <w:sz w:val="28"/>
+          <w:szCs w:val="28"/>
+          <w:lang w:val="es-ES_tradnl"/>
+        </w:rPr>
+      </w:pPr>
+    </w:p>
+    <w:p>
+      <w:pPr>
+        <w:rPr>
+          <w:sz w:val="16"/>
+          <w:szCs w:val="16"/>
+        </w:rPr>
       </w:pPr>
       <w:r>
-        <w:t>5. Flujo principal de datos</w:t>
+        <w:rPr>
+          <w:sz w:val="16"/>
+          <w:szCs w:val="16"/>
+        </w:rPr>
+        <w:t>PgPilot fue desarrollado con apoyo de inteligencia artificial, utilizando Claude Code (Claude Opus 4.7) como asistente a lo largo de todo el proyecto. La IA se utilizó en distintas etapas del desarrollo, incluyendo la generación inicial de código, refactorización de módulos, redacción de documentación técnica y sugerencia de casos de prueba. También se empleó para explorar alternativas de implementación y mejorar la claridad y organización del código.</w:t>
       </w:r>
     </w:p>
     <w:p>
       <w:pPr>
-        <w:spacing w:after="100"/>
+        <w:rPr>
+          <w:sz w:val="16"/>
+          <w:szCs w:val="16"/>
+        </w:rPr>
       </w:pPr>
       <w:r>
         <w:rPr>
-          <w:i/>
-          <w:iCs/>
-          <w:color w:val="888888"/>
-          <w:sz w:val="18"/>
-          <w:szCs w:val="18"/>
+          <w:sz w:val="16"/>
+          <w:szCs w:val="16"/>
         </w:rPr>
-        <w:t>[Instrucción: Describan paso a paso qué pasa cuando un usuario ejecuta el caso de uso principal del producto. Por ejemplo: usuario pega query → frontend envía → backend parsea → motor determinístico detecta → LLM genera explicación → reporte se devuelve. Numerar los pasos.]</w:t>
+        <w:t>Su uso estuvo presente durante todo el proceso, pero siempre bajo supervisión directa del equipo. Todo el contenido generado fue revisado, ajustado y validado manualmente antes de integrarse al proyecto, asegurando coherencia, calidad y funcionamiento correcto. En ningún momento se utilizó como sustituto del desarrollo, sino como una herramienta complementaria dentro del proceso técnico.</w:t>
       </w:r>
     </w:p>
-    <w:tbl>
-      <w:tblPr>
-        <w:tblW w:w="9360" w:type="dxa"/>
-        <w:tblBorders>
-          <w:top w:val="single" w:sz="4" w:space="0" w:color="auto"/>
-          <w:left w:val="single" w:sz="4" w:space="0" w:color="auto"/>
-          <w:bottom w:val="single" w:sz="4" w:space="0" w:color="auto"/>
-          <w:right w:val="single" w:sz="4" w:space="0" w:color="auto"/>
-          <w:insideH w:val="single" w:sz="4" w:space="0" w:color="auto"/>
-          <w:insideV w:val="single" w:sz="4" w:space="0" w:color="auto"/>
-        </w:tblBorders>
-        <w:tblCellMar>
-          <w:left w:w="10" w:type="dxa"/>
-          <w:right w:w="10" w:type="dxa"/>
-        </w:tblCellMar>
-        <w:tblLook w:val="04A0"/>
-      </w:tblPr>
-      <w:tblGrid>
-        <w:gridCol w:w="9360"/>
-      </w:tblGrid>
-      <w:tr>
-        <w:tblPrEx>
-          <w:tblW w:w="9360" w:type="dxa"/>
-          <w:tblLook w:val="04A0"/>
-        </w:tblPrEx>
-        <w:trPr>
-          <w:trHeight w:val="1800"/>
-        </w:trPr>
-        <w:tc>
-          <w:tcPr>
-            <w:tcW w:w="9360" w:type="dxa"/>
-            <w:tcBorders>
-              <w:top w:val="single" w:sz="1" w:space="0" w:color="E5C100"/>
-              <w:left w:val="single" w:sz="1" w:space="0" w:color="E5C100"/>
-              <w:bottom w:val="single" w:sz="1" w:space="0" w:color="E5C100"/>
-              <w:right w:val="single" w:sz="1" w:space="0" w:color="E5C100"/>
-            </w:tcBorders>
-            <w:shd w:val="clear" w:color="auto" w:fill="FFF8E7"/>
-            <w:tcMar>
-              <w:top w:w="140" w:type="dxa"/>
-              <w:left w:w="200" w:type="dxa"/>
-              <w:bottom w:w="140" w:type="dxa"/>
-              <w:right w:w="200" w:type="dxa"/>
-            </w:tcMar>
-          </w:tcPr>
-          <w:p>
-            <w:r>
-              <w:rPr>
-                <w:i/>
-                <w:iCs/>
-                <w:color w:val="A0826D"/>
-                <w:sz w:val="20"/>
-                <w:szCs w:val="20"/>
-              </w:rPr>
-              <w:t>Paso 1: Paso 2: Paso 3: Paso 4: Paso 5: ... (los que necesiten)</w:t>
-            </w:r>
-          </w:p>
-        </w:tc>
-      </w:tr>
-    </w:tbl>
-    <w:p>
-      <w:pPr>
-        <w:pStyle w:val="Heading1"/>
-      </w:pPr>
-      <w:r>
-        <w:t>6. Limitaciones reconocidas</w:t>
-      </w:r>
-    </w:p>
-    <w:p>
-      <w:pPr>
-        <w:spacing w:after="100"/>
-      </w:pPr>
-      <w:r>
-        <w:rPr>
-          <w:i/>
-          <w:iCs/>
-          <w:color w:val="888888"/>
-          <w:sz w:val="18"/>
-          <w:szCs w:val="18"/>
-        </w:rPr>
-        <w:t>[Instrucción: Reconozcan honestamente qué NO hace su producto y por qué. Esta sección demuestra madurez técnica. "Nuestro producto no tiene limitaciones" = 0 pts en este criterio.]</w:t>
-      </w:r>
-    </w:p>
-    <w:tbl>
-      <w:tblPr>
-        <w:tblW w:w="9360" w:type="dxa"/>
-        <w:tblInd w:w="-4" w:type="dxa"/>
-        <w:tblBorders>
-          <w:top w:val="single" w:sz="4" w:space="0" w:color="auto"/>
-          <w:left w:val="single" w:sz="4" w:space="0" w:color="auto"/>
-          <w:bottom w:val="single" w:sz="4" w:space="0" w:color="auto"/>
-          <w:right w:val="single" w:sz="4" w:space="0" w:color="auto"/>
-          <w:insideH w:val="single" w:sz="4" w:space="0" w:color="auto"/>
-          <w:insideV w:val="single" w:sz="4" w:space="0" w:color="auto"/>
-        </w:tblBorders>
-        <w:tblCellMar>
-          <w:left w:w="10" w:type="dxa"/>
-          <w:right w:w="10" w:type="dxa"/>
-        </w:tblCellMar>
-        <w:tblLook w:val="04A0"/>
-      </w:tblPr>
-      <w:tblGrid>
-        <w:gridCol w:w="9360"/>
-      </w:tblGrid>
-      <w:tr>
-        <w:tblPrEx>
-          <w:tblW w:w="9360" w:type="dxa"/>
-          <w:tblInd w:w="-4" w:type="dxa"/>
-          <w:tblLook w:val="04A0"/>
-        </w:tblPrEx>
-        <w:tc>
-          <w:tcPr>
-            <w:tcW w:w="9360" w:type="dxa"/>
-            <w:tcBorders>
-              <w:top w:val="single" w:sz="12" w:space="0" w:color="FF5900"/>
-              <w:left w:val="single" w:sz="4" w:space="0" w:color="FF5900"/>
-              <w:bottom w:val="single" w:sz="4" w:space="0" w:color="FF5900"/>
-              <w:right w:val="single" w:sz="4" w:space="0" w:color="FF5900"/>
-            </w:tcBorders>
-            <w:shd w:val="clear" w:color="auto" w:fill="FFE5D6"/>
-            <w:tcMar>
-              <w:top w:w="160" w:type="dxa"/>
-              <w:left w:w="200" w:type="dxa"/>
-              <w:bottom w:w="160" w:type="dxa"/>
-              <w:right w:w="200" w:type="dxa"/>
-            </w:tcMar>
-          </w:tcPr>
-          <w:p>
-            <w:pPr>
-              <w:spacing w:after="100"/>
-            </w:pPr>
-            <w:r>
-              <w:rPr>
-                <w:b/>
-                <w:bCs/>
-                <w:color w:val="FF5900"/>
-              </w:rPr>
-              <w:t>Tipos de limitaciones que pueden mencionar</w:t>
-            </w:r>
-          </w:p>
-          <w:p>
-            <w:pPr>
-              <w:spacing w:after="60"/>
-            </w:pPr>
-            <w:r>
-              <w:rPr>
-                <w:color w:val="231F20"/>
-                <w:sz w:val="20"/>
-                <w:szCs w:val="20"/>
-              </w:rPr>
-              <w:t>• Operativas: cosas que no funcionan en producciones reales (BDs muy grandes, schemas particulares, etc.)</w:t>
-            </w:r>
-          </w:p>
-          <w:p>
-            <w:pPr>
-              <w:spacing w:after="60"/>
-            </w:pPr>
-            <w:r>
-              <w:rPr>
-                <w:color w:val="231F20"/>
-                <w:sz w:val="20"/>
-                <w:szCs w:val="20"/>
-              </w:rPr>
-              <w:t>• De alcance: features intencionalmente fuera del MVP</w:t>
-            </w:r>
-          </w:p>
-          <w:p>
-            <w:pPr>
-              <w:spacing w:after="60"/>
-            </w:pPr>
-            <w:r>
-              <w:rPr>
-                <w:color w:val="231F20"/>
-                <w:sz w:val="20"/>
-                <w:szCs w:val="20"/>
-              </w:rPr>
-              <w:t>• Técnicas: deuda técnica conocida, casos límite no manejados</w:t>
-            </w:r>
-          </w:p>
-          <w:p>
-            <w:pPr>
-              <w:spacing w:after="60"/>
-            </w:pPr>
-            <w:r>
-              <w:rPr>
-                <w:color w:val="231F20"/>
-                <w:sz w:val="20"/>
-                <w:szCs w:val="20"/>
-              </w:rPr>
-              <w:t>• De negocio: segmentos de mercado que no atendemos todavía</w:t>
-            </w:r>
-          </w:p>
-          <w:p>
-            <w:pPr>
-              <w:spacing w:after="60"/>
-            </w:pPr>
-            <w:r>
-              <w:rPr>
-                <w:color w:val="231F20"/>
-                <w:sz w:val="20"/>
-                <w:szCs w:val="20"/>
-              </w:rPr>
-              <w:t>• De seguridad/privacidad: información que no protegemos</w:t>
-            </w:r>
-          </w:p>
-        </w:tc>
-      </w:tr>
-      <w:tr>
-        <w:tblPrEx>
-          <w:tblW w:w="9360" w:type="dxa"/>
-          <w:tblInd w:w="-4" w:type="dxa"/>
-          <w:tblLook w:val="04A0"/>
-        </w:tblPrEx>
-        <w:trPr>
-          <w:trHeight w:val="2000"/>
-        </w:trPr>
-        <w:tc>
-          <w:tcPr>
-            <w:tcW w:w="9360" w:type="dxa"/>
-            <w:tcBorders>
-              <w:top w:val="single" w:sz="1" w:space="0" w:color="E5C100"/>
-              <w:left w:val="single" w:sz="1" w:space="0" w:color="E5C100"/>
-              <w:bottom w:val="single" w:sz="1" w:space="0" w:color="E5C100"/>
-              <w:right w:val="single" w:sz="1" w:space="0" w:color="E5C100"/>
-            </w:tcBorders>
-            <w:shd w:val="clear" w:color="auto" w:fill="FFF8E7"/>
-            <w:tcMar>
-              <w:top w:w="140" w:type="dxa"/>
-              <w:left w:w="200" w:type="dxa"/>
-              <w:bottom w:w="140" w:type="dxa"/>
-              <w:right w:w="200" w:type="dxa"/>
-            </w:tcMar>
-          </w:tcPr>
-          <w:p>
-            <w:r>
-              <w:rPr>
-                <w:i/>
-                <w:iCs/>
-                <w:color w:val="A0826D"/>
-                <w:sz w:val="20"/>
-                <w:szCs w:val="20"/>
-              </w:rPr>
-              <w:t>Limitación 1: descripción y por qué la aceptamos  Limitación 2: descripción y por qué la aceptamos  Limitación 3: descripción y por qué la aceptamos  (Mínimo 3, idealmente 5-6)</w:t>
-            </w:r>
-          </w:p>
-        </w:tc>
-      </w:tr>
-    </w:tbl>
-    <w:p>
-      <w:pPr>
-        <w:pStyle w:val="Heading1"/>
-      </w:pPr>
-      <w:r>
-        <w:t>7. Roadmap técnico (post-MVP)</w:t>
-      </w:r>
-    </w:p>
-    <w:p>
-      <w:pPr>
-        <w:spacing w:after="100"/>
-      </w:pPr>
-      <w:r>
-        <w:rPr>
-          <w:i/>
-          <w:iCs/>
-          <w:color w:val="888888"/>
-          <w:sz w:val="18"/>
-          <w:szCs w:val="18"/>
-        </w:rPr>
-        <w:t>[Instrucción: Si tuvieran 3 meses más para trabajar el producto, ¿qué construirían? Esto demuestra que pensaron más allá del MVP.]</w:t>
-      </w:r>
-    </w:p>
-    <w:tbl>
-      <w:tblPr>
-        <w:tblW w:w="9360" w:type="dxa"/>
-        <w:tblBorders>
-          <w:top w:val="single" w:sz="4" w:space="0" w:color="auto"/>
-          <w:left w:val="single" w:sz="4" w:space="0" w:color="auto"/>
-          <w:bottom w:val="single" w:sz="4" w:space="0" w:color="auto"/>
-          <w:right w:val="single" w:sz="4" w:space="0" w:color="auto"/>
-          <w:insideH w:val="single" w:sz="4" w:space="0" w:color="auto"/>
-          <w:insideV w:val="single" w:sz="4" w:space="0" w:color="auto"/>
-        </w:tblBorders>
-        <w:tblCellMar>
-          <w:left w:w="10" w:type="dxa"/>
-          <w:right w:w="10" w:type="dxa"/>
-        </w:tblCellMar>
-        <w:tblLook w:val="04A0"/>
-      </w:tblPr>
-      <w:tblGrid>
-        <w:gridCol w:w="9360"/>
-      </w:tblGrid>
-      <w:tr>
-        <w:tblPrEx>
-          <w:tblW w:w="9360" w:type="dxa"/>
-          <w:tblLook w:val="04A0"/>
-        </w:tblPrEx>
-        <w:trPr>
-          <w:trHeight w:val="1600"/>
-        </w:trPr>
-        <w:tc>
-          <w:tcPr>
-            <w:tcW w:w="9360" w:type="dxa"/>
-            <w:tcBorders>
-              <w:top w:val="single" w:sz="1" w:space="0" w:color="E5C100"/>
-              <w:left w:val="single" w:sz="1" w:space="0" w:color="E5C100"/>
-              <w:bottom w:val="single" w:sz="1" w:space="0" w:color="E5C100"/>
-              <w:right w:val="single" w:sz="1" w:space="0" w:color="E5C100"/>
-            </w:tcBorders>
-            <w:shd w:val="clear" w:color="auto" w:fill="FFF8E7"/>
-            <w:tcMar>
-              <w:top w:w="140" w:type="dxa"/>
-              <w:left w:w="200" w:type="dxa"/>
-              <w:bottom w:w="140" w:type="dxa"/>
-              <w:right w:w="200" w:type="dxa"/>
-            </w:tcMar>
-          </w:tcPr>
-          <w:p>
-            <w:r>
-              <w:rPr>
-                <w:i/>
-                <w:iCs/>
-                <w:color w:val="A0826D"/>
-                <w:sz w:val="20"/>
-                <w:szCs w:val="20"/>
-              </w:rPr>
-              <w:t>Próximos 3 meses: - Feature 1 - Feature 2 - Feature 3  Próximos 6 meses: - ...  Visión a 1 año: - ...</w:t>
-            </w:r>
-          </w:p>
-        </w:tc>
-      </w:tr>
-    </w:tbl>
-    <w:p>
-      <w:pPr>
-        <w:pStyle w:val="Heading1"/>
-      </w:pPr>
-      <w:r>
-        <w:t>8. Reparto técnico real</w:t>
-      </w:r>
-    </w:p>
-    <w:p>
-      <w:pPr>
-        <w:spacing w:after="100"/>
-      </w:pPr>
-      <w:r>
-        <w:rPr>
-          <w:i/>
-          <w:iCs/>
-          <w:color w:val="888888"/>
-          <w:sz w:val="18"/>
-          <w:szCs w:val="18"/>
-        </w:rPr>
-        <w:t>[Instrucción: Quién hizo qué a nivel código. Útil para que el profesor pueda dirigir preguntas técnicas en el Q&amp;A Battle. Sean honestos.]</w:t>
-      </w:r>
-    </w:p>
-    <w:tbl>
-      <w:tblPr>
-        <w:tblW w:w="9360" w:type="dxa"/>
-        <w:tblBorders>
-          <w:top w:val="single" w:sz="4" w:space="0" w:color="auto"/>
-          <w:left w:val="single" w:sz="4" w:space="0" w:color="auto"/>
-          <w:bottom w:val="single" w:sz="4" w:space="0" w:color="auto"/>
-          <w:right w:val="single" w:sz="4" w:space="0" w:color="auto"/>
-          <w:insideH w:val="single" w:sz="4" w:space="0" w:color="auto"/>
-          <w:insideV w:val="single" w:sz="4" w:space="0" w:color="auto"/>
-        </w:tblBorders>
-        <w:tblCellMar>
-          <w:left w:w="10" w:type="dxa"/>
-          <w:right w:w="10" w:type="dxa"/>
-        </w:tblCellMar>
-        <w:tblLook w:val="04A0"/>
-      </w:tblPr>
-      <w:tblGrid>
-        <w:gridCol w:w="2400"/>
-        <w:gridCol w:w="4500"/>
-        <w:gridCol w:w="2460"/>
-      </w:tblGrid>
-      <w:tr>
-        <w:tblPrEx>
-          <w:tblW w:w="9360" w:type="dxa"/>
-          <w:tblLook w:val="04A0"/>
-        </w:tblPrEx>
-        <w:trPr>
-          <w:tblHeader/>
-        </w:trPr>
-        <w:tc>
-          <w:tcPr>
-            <w:tcW w:w="2400" w:type="dxa"/>
-            <w:tcBorders>
-              <w:top w:val="single" w:sz="1" w:space="0" w:color="CCCCCC"/>
-              <w:left w:val="single" w:sz="1" w:space="0" w:color="CCCCCC"/>
-              <w:bottom w:val="single" w:sz="1" w:space="0" w:color="CCCCCC"/>
-              <w:right w:val="single" w:sz="1" w:space="0" w:color="CCCCCC"/>
-            </w:tcBorders>
-            <w:shd w:val="clear" w:color="auto" w:fill="FF5900"/>
-            <w:tcMar>
-              <w:top w:w="100" w:type="dxa"/>
-              <w:left w:w="140" w:type="dxa"/>
-              <w:bottom w:w="100" w:type="dxa"/>
-              <w:right w:w="140" w:type="dxa"/>
-            </w:tcMar>
-            <w:vAlign w:val="center"/>
-          </w:tcPr>
-          <w:p>
-            <w:r>
-              <w:rPr>
-                <w:b/>
-                <w:bCs/>
-                <w:color w:val="FFFFFF"/>
-                <w:sz w:val="20"/>
-                <w:szCs w:val="20"/>
-              </w:rPr>
-              <w:t>Miembro</w:t>
-            </w:r>
-          </w:p>
-        </w:tc>
-        <w:tc>
-          <w:tcPr>
-            <w:tcW w:w="4500" w:type="dxa"/>
-            <w:tcBorders>
-              <w:top w:val="single" w:sz="1" w:space="0" w:color="CCCCCC"/>
-              <w:left w:val="single" w:sz="1" w:space="0" w:color="CCCCCC"/>
-              <w:bottom w:val="single" w:sz="1" w:space="0" w:color="CCCCCC"/>
-              <w:right w:val="single" w:sz="1" w:space="0" w:color="CCCCCC"/>
-            </w:tcBorders>
-            <w:shd w:val="clear" w:color="auto" w:fill="FF5900"/>
-            <w:tcMar>
-              <w:top w:w="100" w:type="dxa"/>
-              <w:left w:w="140" w:type="dxa"/>
-              <w:bottom w:w="100" w:type="dxa"/>
-              <w:right w:w="140" w:type="dxa"/>
-            </w:tcMar>
-            <w:vAlign w:val="center"/>
-          </w:tcPr>
-          <w:p>
-            <w:r>
-              <w:rPr>
-                <w:b/>
-                <w:bCs/>
-                <w:color w:val="FFFFFF"/>
-                <w:sz w:val="20"/>
-                <w:szCs w:val="20"/>
-              </w:rPr>
-              <w:t>Componentes que implementó</w:t>
-            </w:r>
-          </w:p>
-        </w:tc>
-        <w:tc>
-          <w:tcPr>
-            <w:tcW w:w="2460" w:type="dxa"/>
-            <w:tcBorders>
-              <w:top w:val="single" w:sz="1" w:space="0" w:color="CCCCCC"/>
-              <w:left w:val="single" w:sz="1" w:space="0" w:color="CCCCCC"/>
-              <w:bottom w:val="single" w:sz="1" w:space="0" w:color="CCCCCC"/>
-              <w:right w:val="single" w:sz="1" w:space="0" w:color="CCCCCC"/>
-            </w:tcBorders>
-            <w:shd w:val="clear" w:color="auto" w:fill="FF5900"/>
-            <w:tcMar>
-              <w:top w:w="100" w:type="dxa"/>
-              <w:left w:w="140" w:type="dxa"/>
-              <w:bottom w:w="100" w:type="dxa"/>
-              <w:right w:w="140" w:type="dxa"/>
-            </w:tcMar>
-            <w:vAlign w:val="center"/>
-          </w:tcPr>
-          <w:p>
-            <w:r>
-              <w:rPr>
-                <w:b/>
-                <w:bCs/>
-                <w:color w:val="FFFFFF"/>
-                <w:sz w:val="20"/>
-                <w:szCs w:val="20"/>
-              </w:rPr>
-              <w:t>Lenguajes/tecnologías que usó</w:t>
-            </w:r>
-          </w:p>
-        </w:tc>
-      </w:tr>
-      <w:tr>
-        <w:tblPrEx>
-          <w:tblW w:w="9360" w:type="dxa"/>
-          <w:tblLook w:val="04A0"/>
-        </w:tblPrEx>
-        <w:trPr>
-          <w:trHeight w:val="600"/>
-        </w:trPr>
-        <w:tc>
-          <w:tcPr>
-            <w:tcW w:w="2400" w:type="dxa"/>
-            <w:tcBorders>
-              <w:top w:val="single" w:sz="1" w:space="0" w:color="CCCCCC"/>
-              <w:left w:val="single" w:sz="1" w:space="0" w:color="CCCCCC"/>
-              <w:bottom w:val="single" w:sz="1" w:space="0" w:color="CCCCCC"/>
-              <w:right w:val="single" w:sz="1" w:space="0" w:color="CCCCCC"/>
-            </w:tcBorders>
-            <w:shd w:val="clear" w:color="auto" w:fill="F2F2F2"/>
-            <w:tcMar>
-              <w:top w:w="100" w:type="dxa"/>
-              <w:left w:w="140" w:type="dxa"/>
-              <w:bottom w:w="100" w:type="dxa"/>
-              <w:right w:w="140" w:type="dxa"/>
-            </w:tcMar>
-          </w:tcPr>
-          <w:p/>
-        </w:tc>
-        <w:tc>
-          <w:tcPr>
-            <w:tcW w:w="4500" w:type="dxa"/>
-            <w:tcBorders>
-              <w:top w:val="single" w:sz="1" w:space="0" w:color="CCCCCC"/>
-              <w:left w:val="single" w:sz="1" w:space="0" w:color="CCCCCC"/>
-              <w:bottom w:val="single" w:sz="1" w:space="0" w:color="CCCCCC"/>
-              <w:right w:val="single" w:sz="1" w:space="0" w:color="CCCCCC"/>
-            </w:tcBorders>
-            <w:shd w:val="clear" w:color="auto" w:fill="F2F2F2"/>
-            <w:tcMar>
-              <w:top w:w="100" w:type="dxa"/>
-              <w:left w:w="140" w:type="dxa"/>
-              <w:bottom w:w="100" w:type="dxa"/>
-              <w:right w:w="140" w:type="dxa"/>
-            </w:tcMar>
-          </w:tcPr>
-          <w:p/>
-        </w:tc>
-        <w:tc>
-          <w:tcPr>
-            <w:tcW w:w="2460" w:type="dxa"/>
-            <w:tcBorders>
-              <w:top w:val="single" w:sz="1" w:space="0" w:color="CCCCCC"/>
-              <w:left w:val="single" w:sz="1" w:space="0" w:color="CCCCCC"/>
-              <w:bottom w:val="single" w:sz="1" w:space="0" w:color="CCCCCC"/>
-              <w:right w:val="single" w:sz="1" w:space="0" w:color="CCCCCC"/>
-            </w:tcBorders>
-            <w:shd w:val="clear" w:color="auto" w:fill="F2F2F2"/>
-            <w:tcMar>
-              <w:top w:w="100" w:type="dxa"/>
-              <w:left w:w="140" w:type="dxa"/>
-              <w:bottom w:w="100" w:type="dxa"/>
-              <w:right w:w="140" w:type="dxa"/>
-            </w:tcMar>
-          </w:tcPr>
-          <w:p/>
-        </w:tc>
-      </w:tr>
-      <w:tr>
-        <w:tblPrEx>
-          <w:tblW w:w="9360" w:type="dxa"/>
-          <w:tblLook w:val="04A0"/>
-        </w:tblPrEx>
-        <w:trPr>
-          <w:trHeight w:val="600"/>
-        </w:trPr>
-        <w:tc>
-          <w:tcPr>
-            <w:tcW w:w="2400" w:type="dxa"/>
-            <w:tcBorders>
-              <w:top w:val="single" w:sz="1" w:space="0" w:color="CCCCCC"/>
-              <w:left w:val="single" w:sz="1" w:space="0" w:color="CCCCCC"/>
-              <w:bottom w:val="single" w:sz="1" w:space="0" w:color="CCCCCC"/>
-              <w:right w:val="single" w:sz="1" w:space="0" w:color="CCCCCC"/>
-            </w:tcBorders>
-            <w:shd w:val="clear" w:color="auto" w:fill="FFFFFF"/>
-            <w:tcMar>
-              <w:top w:w="100" w:type="dxa"/>
-              <w:left w:w="140" w:type="dxa"/>
-              <w:bottom w:w="100" w:type="dxa"/>
-              <w:right w:w="140" w:type="dxa"/>
-            </w:tcMar>
-          </w:tcPr>
-          <w:p/>
-        </w:tc>
-        <w:tc>
-          <w:tcPr>
-            <w:tcW w:w="4500" w:type="dxa"/>
-            <w:tcBorders>
-              <w:top w:val="single" w:sz="1" w:space="0" w:color="CCCCCC"/>
-              <w:left w:val="single" w:sz="1" w:space="0" w:color="CCCCCC"/>
-              <w:bottom w:val="single" w:sz="1" w:space="0" w:color="CCCCCC"/>
-              <w:right w:val="single" w:sz="1" w:space="0" w:color="CCCCCC"/>
-            </w:tcBorders>
-            <w:shd w:val="clear" w:color="auto" w:fill="FFFFFF"/>
-            <w:tcMar>
-              <w:top w:w="100" w:type="dxa"/>
-              <w:left w:w="140" w:type="dxa"/>
-              <w:bottom w:w="100" w:type="dxa"/>
-              <w:right w:w="140" w:type="dxa"/>
-            </w:tcMar>
-          </w:tcPr>
-          <w:p/>
-        </w:tc>
-        <w:tc>
-          <w:tcPr>
-            <w:tcW w:w="2460" w:type="dxa"/>
-            <w:tcBorders>
-              <w:top w:val="single" w:sz="1" w:space="0" w:color="CCCCCC"/>
-              <w:left w:val="single" w:sz="1" w:space="0" w:color="CCCCCC"/>
-              <w:bottom w:val="single" w:sz="1" w:space="0" w:color="CCCCCC"/>
-              <w:right w:val="single" w:sz="1" w:space="0" w:color="CCCCCC"/>
-            </w:tcBorders>
-            <w:shd w:val="clear" w:color="auto" w:fill="FFFFFF"/>
-            <w:tcMar>
-              <w:top w:w="100" w:type="dxa"/>
-              <w:left w:w="140" w:type="dxa"/>
-              <w:bottom w:w="100" w:type="dxa"/>
-              <w:right w:w="140" w:type="dxa"/>
-            </w:tcMar>
-          </w:tcPr>
-          <w:p/>
-        </w:tc>
-      </w:tr>
-      <w:tr>
-        <w:tblPrEx>
-          <w:tblW w:w="9360" w:type="dxa"/>
-          <w:tblLook w:val="04A0"/>
-        </w:tblPrEx>
-        <w:trPr>
-          <w:trHeight w:val="600"/>
-        </w:trPr>
-        <w:tc>
-          <w:tcPr>
-            <w:tcW w:w="2400" w:type="dxa"/>
-            <w:tcBorders>
-              <w:top w:val="single" w:sz="1" w:space="0" w:color="CCCCCC"/>
-              <w:left w:val="single" w:sz="1" w:space="0" w:color="CCCCCC"/>
-              <w:bottom w:val="single" w:sz="1" w:space="0" w:color="CCCCCC"/>
-              <w:right w:val="single" w:sz="1" w:space="0" w:color="CCCCCC"/>
-            </w:tcBorders>
-            <w:shd w:val="clear" w:color="auto" w:fill="F2F2F2"/>
-            <w:tcMar>
-              <w:top w:w="100" w:type="dxa"/>
-              <w:left w:w="140" w:type="dxa"/>
-              <w:bottom w:w="100" w:type="dxa"/>
-              <w:right w:w="140" w:type="dxa"/>
-            </w:tcMar>
-          </w:tcPr>
-          <w:p/>
-        </w:tc>
-        <w:tc>
-          <w:tcPr>
-            <w:tcW w:w="4500" w:type="dxa"/>
-            <w:tcBorders>
-              <w:top w:val="single" w:sz="1" w:space="0" w:color="CCCCCC"/>
-              <w:left w:val="single" w:sz="1" w:space="0" w:color="CCCCCC"/>
-              <w:bottom w:val="single" w:sz="1" w:space="0" w:color="CCCCCC"/>
-              <w:right w:val="single" w:sz="1" w:space="0" w:color="CCCCCC"/>
-            </w:tcBorders>
-            <w:shd w:val="clear" w:color="auto" w:fill="F2F2F2"/>
-            <w:tcMar>
-              <w:top w:w="100" w:type="dxa"/>
-              <w:left w:w="140" w:type="dxa"/>
-              <w:bottom w:w="100" w:type="dxa"/>
-              <w:right w:w="140" w:type="dxa"/>
-            </w:tcMar>
-          </w:tcPr>
-          <w:p/>
-        </w:tc>
-        <w:tc>
-          <w:tcPr>
-            <w:tcW w:w="2460" w:type="dxa"/>
-            <w:tcBorders>
-              <w:top w:val="single" w:sz="1" w:space="0" w:color="CCCCCC"/>
-              <w:left w:val="single" w:sz="1" w:space="0" w:color="CCCCCC"/>
-              <w:bottom w:val="single" w:sz="1" w:space="0" w:color="CCCCCC"/>
-              <w:right w:val="single" w:sz="1" w:space="0" w:color="CCCCCC"/>
-            </w:tcBorders>
-            <w:shd w:val="clear" w:color="auto" w:fill="F2F2F2"/>
-            <w:tcMar>
-              <w:top w:w="100" w:type="dxa"/>
-              <w:left w:w="140" w:type="dxa"/>
-              <w:bottom w:w="100" w:type="dxa"/>
-              <w:right w:w="140" w:type="dxa"/>
-            </w:tcMar>
-          </w:tcPr>
-          <w:p/>
-        </w:tc>
-      </w:tr>
-      <w:tr>
-        <w:tblPrEx>
-          <w:tblW w:w="9360" w:type="dxa"/>
-          <w:tblLook w:val="04A0"/>
-        </w:tblPrEx>
-        <w:trPr>
-          <w:trHeight w:val="600"/>
-        </w:trPr>
-        <w:tc>
-          <w:tcPr>
-            <w:tcW w:w="2400" w:type="dxa"/>
-            <w:tcBorders>
-              <w:top w:val="single" w:sz="1" w:space="0" w:color="CCCCCC"/>
-              <w:left w:val="single" w:sz="1" w:space="0" w:color="CCCCCC"/>
-              <w:bottom w:val="single" w:sz="1" w:space="0" w:color="CCCCCC"/>
-              <w:right w:val="single" w:sz="1" w:space="0" w:color="CCCCCC"/>
-            </w:tcBorders>
-            <w:shd w:val="clear" w:color="auto" w:fill="FFFFFF"/>
-            <w:tcMar>
-              <w:top w:w="100" w:type="dxa"/>
-              <w:left w:w="140" w:type="dxa"/>
-              <w:bottom w:w="100" w:type="dxa"/>
-              <w:right w:w="140" w:type="dxa"/>
-            </w:tcMar>
-          </w:tcPr>
-          <w:p/>
-        </w:tc>
-        <w:tc>
-          <w:tcPr>
-            <w:tcW w:w="4500" w:type="dxa"/>
-            <w:tcBorders>
-              <w:top w:val="single" w:sz="1" w:space="0" w:color="CCCCCC"/>
-              <w:left w:val="single" w:sz="1" w:space="0" w:color="CCCCCC"/>
-              <w:bottom w:val="single" w:sz="1" w:space="0" w:color="CCCCCC"/>
-              <w:right w:val="single" w:sz="1" w:space="0" w:color="CCCCCC"/>
-            </w:tcBorders>
-            <w:shd w:val="clear" w:color="auto" w:fill="FFFFFF"/>
-            <w:tcMar>
-              <w:top w:w="100" w:type="dxa"/>
-              <w:left w:w="140" w:type="dxa"/>
-              <w:bottom w:w="100" w:type="dxa"/>
-              <w:right w:w="140" w:type="dxa"/>
-            </w:tcMar>
-          </w:tcPr>
-          <w:p/>
-        </w:tc>
-        <w:tc>
-          <w:tcPr>
-            <w:tcW w:w="2460" w:type="dxa"/>
-            <w:tcBorders>
-              <w:top w:val="single" w:sz="1" w:space="0" w:color="CCCCCC"/>
-              <w:left w:val="single" w:sz="1" w:space="0" w:color="CCCCCC"/>
-              <w:bottom w:val="single" w:sz="1" w:space="0" w:color="CCCCCC"/>
-              <w:right w:val="single" w:sz="1" w:space="0" w:color="CCCCCC"/>
-            </w:tcBorders>
-            <w:shd w:val="clear" w:color="auto" w:fill="FFFFFF"/>
-            <w:tcMar>
-              <w:top w:w="100" w:type="dxa"/>
-              <w:left w:w="140" w:type="dxa"/>
-              <w:bottom w:w="100" w:type="dxa"/>
-              <w:right w:w="140" w:type="dxa"/>
-            </w:tcMar>
-          </w:tcPr>
-          <w:p/>
-        </w:tc>
-      </w:tr>
-      <w:tr>
-        <w:tblPrEx>
-          <w:tblW w:w="9360" w:type="dxa"/>
-          <w:tblLook w:val="04A0"/>
-        </w:tblPrEx>
-        <w:trPr>
-          <w:trHeight w:val="600"/>
-        </w:trPr>
-        <w:tc>
-          <w:tcPr>
-            <w:tcW w:w="2400" w:type="dxa"/>
-            <w:tcBorders>
-              <w:top w:val="single" w:sz="1" w:space="0" w:color="CCCCCC"/>
-              <w:left w:val="single" w:sz="1" w:space="0" w:color="CCCCCC"/>
-              <w:bottom w:val="single" w:sz="1" w:space="0" w:color="CCCCCC"/>
-              <w:right w:val="single" w:sz="1" w:space="0" w:color="CCCCCC"/>
-            </w:tcBorders>
-            <w:shd w:val="clear" w:color="auto" w:fill="F2F2F2"/>
-            <w:tcMar>
-              <w:top w:w="100" w:type="dxa"/>
-              <w:left w:w="140" w:type="dxa"/>
-              <w:bottom w:w="100" w:type="dxa"/>
-              <w:right w:w="140" w:type="dxa"/>
-            </w:tcMar>
-          </w:tcPr>
-          <w:p/>
-        </w:tc>
-        <w:tc>
-          <w:tcPr>
-            <w:tcW w:w="4500" w:type="dxa"/>
-            <w:tcBorders>
-              <w:top w:val="single" w:sz="1" w:space="0" w:color="CCCCCC"/>
-              <w:left w:val="single" w:sz="1" w:space="0" w:color="CCCCCC"/>
-              <w:bottom w:val="single" w:sz="1" w:space="0" w:color="CCCCCC"/>
-              <w:right w:val="single" w:sz="1" w:space="0" w:color="CCCCCC"/>
-            </w:tcBorders>
-            <w:shd w:val="clear" w:color="auto" w:fill="F2F2F2"/>
-            <w:tcMar>
-              <w:top w:w="100" w:type="dxa"/>
-              <w:left w:w="140" w:type="dxa"/>
-              <w:bottom w:w="100" w:type="dxa"/>
-              <w:right w:w="140" w:type="dxa"/>
-            </w:tcMar>
-          </w:tcPr>
-          <w:p/>
-        </w:tc>
-        <w:tc>
-          <w:tcPr>
-            <w:tcW w:w="2460" w:type="dxa"/>
-            <w:tcBorders>
-              <w:top w:val="single" w:sz="1" w:space="0" w:color="CCCCCC"/>
-              <w:left w:val="single" w:sz="1" w:space="0" w:color="CCCCCC"/>
-              <w:bottom w:val="single" w:sz="1" w:space="0" w:color="CCCCCC"/>
-              <w:right w:val="single" w:sz="1" w:space="0" w:color="CCCCCC"/>
-            </w:tcBorders>
-            <w:shd w:val="clear" w:color="auto" w:fill="F2F2F2"/>
-            <w:tcMar>
-              <w:top w:w="100" w:type="dxa"/>
-              <w:left w:w="140" w:type="dxa"/>
-              <w:bottom w:w="100" w:type="dxa"/>
-              <w:right w:w="140" w:type="dxa"/>
-            </w:tcMar>
-          </w:tcPr>
-          <w:p/>
-        </w:tc>
-      </w:tr>
-    </w:tbl>
-    <w:p>
-      <w:pPr>
-        <w:pStyle w:val="Heading1"/>
-      </w:pPr>
-      <w:r>
-        <w:t>9. Cómo correr el proyecto (resumen)</w:t>
-      </w:r>
-    </w:p>
-    <w:p>
-      <w:pPr>
-        <w:spacing w:after="100"/>
-      </w:pPr>
-      <w:r>
-        <w:rPr>
-          <w:i/>
-          <w:iCs/>
-          <w:color w:val="888888"/>
-          <w:sz w:val="18"/>
-          <w:szCs w:val="18"/>
-        </w:rPr>
-        <w:t>[Instrucción: Resumen para alguien que va a evaluar el repo. El detalle completo está en el README. Aquí solo lo esencial.]</w:t>
-      </w:r>
-    </w:p>
-    <w:tbl>
-      <w:tblPr>
-        <w:tblW w:w="9360" w:type="dxa"/>
-        <w:tblBorders>
-          <w:top w:val="single" w:sz="4" w:space="0" w:color="auto"/>
-          <w:left w:val="single" w:sz="4" w:space="0" w:color="auto"/>
-          <w:bottom w:val="single" w:sz="4" w:space="0" w:color="auto"/>
-          <w:right w:val="single" w:sz="4" w:space="0" w:color="auto"/>
-          <w:insideH w:val="single" w:sz="4" w:space="0" w:color="auto"/>
-          <w:insideV w:val="single" w:sz="4" w:space="0" w:color="auto"/>
-        </w:tblBorders>
-        <w:tblCellMar>
-          <w:left w:w="10" w:type="dxa"/>
-          <w:right w:w="10" w:type="dxa"/>
-        </w:tblCellMar>
-        <w:tblLook w:val="04A0"/>
-      </w:tblPr>
-      <w:tblGrid>
-        <w:gridCol w:w="9360"/>
-      </w:tblGrid>
-      <w:tr>
-        <w:tblPrEx>
-          <w:tblW w:w="9360" w:type="dxa"/>
-          <w:tblLook w:val="04A0"/>
-        </w:tblPrEx>
-        <w:trPr>
-          <w:trHeight w:val="1400"/>
-        </w:trPr>
-        <w:tc>
-          <w:tcPr>
-            <w:tcW w:w="9360" w:type="dxa"/>
-            <w:tcBorders>
-              <w:top w:val="single" w:sz="1" w:space="0" w:color="E5C100"/>
-              <w:left w:val="single" w:sz="1" w:space="0" w:color="E5C100"/>
-              <w:bottom w:val="single" w:sz="1" w:space="0" w:color="E5C100"/>
-              <w:right w:val="single" w:sz="1" w:space="0" w:color="E5C100"/>
-            </w:tcBorders>
-            <w:shd w:val="clear" w:color="auto" w:fill="FFF8E7"/>
-            <w:tcMar>
-              <w:top w:w="140" w:type="dxa"/>
-              <w:left w:w="200" w:type="dxa"/>
-              <w:bottom w:w="140" w:type="dxa"/>
-              <w:right w:w="200" w:type="dxa"/>
-            </w:tcMar>
-          </w:tcPr>
-          <w:p>
-            <w:r>
-              <w:rPr>
-                <w:i/>
-                <w:iCs/>
-                <w:color w:val="A0826D"/>
-                <w:sz w:val="20"/>
-                <w:szCs w:val="20"/>
-              </w:rPr>
-              <w:t>``` git clone &lt;url-repo&gt; cd &lt;carpeta&gt; docker compose up -d # Esperar X segundos a que la BD demo se siembre # Abrir http://localhost:XXXX ```  Usuario / contraseña de prueba (si aplica): Ejemplo de uso:</w:t>
-            </w:r>
-          </w:p>
-        </w:tc>
-      </w:tr>
-    </w:tbl>
-    <w:p/>
     <w:sectPr>
-      <w:headerReference w:type="default" r:id="rId4"/>
-      <w:footerReference w:type="default" r:id="rId5"/>
+      <w:headerReference w:type="default" r:id="rId9"/>
+      <w:footerReference w:type="default" r:id="rId10"/>
       <w:pgSz w:w="12240" w:h="15840"/>
       <w:pgMar w:top="1700" w:right="1440" w:bottom="1100" w:left="1440" w:header="708" w:footer="708" w:gutter="0"/>
-      <w:pgNumType w:start="7"/>
       <w:cols w:space="720"/>
-      <w:titlePg w:val="0"/>
       <w:docGrid w:linePitch="360"/>
     </w:sectPr>
   </w:body>
 </w:document>
 </file>
 
+<file path=word/endnotes.xml><?xml version="1.0" encoding="utf-8"?>
+<w:endnotes xmlns:wpc="http://schemas.microsoft.com/office/word/2010/wordprocessingCanvas" xmlns:cx="http://schemas.microsoft.com/office/drawing/2014/chartex" xmlns:cx1="http://schemas.microsoft.com/office/drawing/2015/9/8/chartex" xmlns:cx2="http://schemas.microsoft.com/office/drawing/2015/10/21/chartex" xmlns:cx3="http://schemas.microsoft.com/office/drawing/2016/5/9/chartex" xmlns:cx4="http://schemas.microsoft.com/office/drawing/2016/5/10/chartex" xmlns:cx5="http://schemas.microsoft.com/office/drawing/2016/5/11/chartex" xmlns:cx6="http://schemas.microsoft.com/office/drawing/2016/5/12/chartex" xmlns:cx7="http://schemas.microsoft.com/office/drawing/2016/5/13/chartex" xmlns:cx8="http://schemas.microsoft.com/office/drawing/2016/5/14/chartex" xmlns:mc="http://schemas.openxmlformats.org/markup-compatibility/2006" xmlns:aink="http://schemas.microsoft.com/office/drawing/2016/ink" xmlns:am3d="http://schemas.microsoft.com/office/drawing/2017/model3d" xmlns:o="urn:schemas-microsoft-com:office:office" xmlns:oel="http://schemas.microsoft.com/office/2019/extlst" xmlns:r="http://schemas.openxmlformats.org/officeDocument/2006/relationships" xmlns:m="http://schemas.openxmlformats.org/officeDocument/2006/math" xmlns:v="urn:schemas-microsoft-com:vml" xmlns:wp14="http://schemas.microsoft.com/office/word/2010/wordprocessingDrawing" xmlns:wp="http://schemas.openxmlformats.org/drawingml/2006/wordprocessingDrawing" xmlns:w10="urn:schemas-microsoft-com:office:word" xmlns:w="http://schemas.openxmlformats.org/wordprocessingml/2006/main" xmlns:w14="http://schemas.microsoft.com/office/word/2010/wordml" xmlns:w15="http://schemas.microsoft.com/office/word/2012/wordml" xmlns:w16cex="http://schemas.microsoft.com/office/word/2018/wordml/cex" xmlns:w16cid="http://schemas.microsoft.com/office/word/2016/wordml/cid" xmlns:w16="http://schemas.microsoft.com/office/word/2018/wordml" xmlns:w16du="http://schemas.microsoft.com/office/word/2023/wordml/word16du" xmlns:w16sdtdh="http://schemas.microsoft.com/office/word/2020/wordml/sdtdatahash" xmlns:w16sdtfl="http://schemas.microsoft.com/office/word/2024/wordml/sdtformatlock" xmlns:w16se="http://schemas.microsoft.com/office/word/2015/wordml/symex" xmlns:wpg="http://schemas.microsoft.com/office/word/2010/wordprocessingGroup" xmlns:wpi="http://schemas.microsoft.com/office/word/2010/wordprocessingInk" xmlns:wne="http://schemas.microsoft.com/office/word/2006/wordml" xmlns:wps="http://schemas.microsoft.com/office/word/2010/wordprocessingShape" mc:Ignorable="w14 w15 w16se w16cid w16 w16cex w16sdtdh w16sdtfl w16du wp14">
+  <w:endnote w:type="separator" w:id="-1">
+    <w:p>
+      <w:r>
+        <w:separator/>
+      </w:r>
+    </w:p>
+  </w:endnote>
+  <w:endnote w:type="continuationSeparator" w:id="0">
+    <w:p>
+      <w:r>
+        <w:continuationSeparator/>
+      </w:r>
+    </w:p>
+  </w:endnote>
+</w:endnotes>
+</file>
+
 <file path=word/footer1.xml><?xml version="1.0" encoding="utf-8"?>
-<w:ftr xmlns:wpc="http://schemas.microsoft.com/office/word/2010/wordprocessingCanvas" xmlns:cx="http://schemas.microsoft.com/office/drawing/2014/chartex" xmlns:cx1="http://schemas.microsoft.com/office/drawing/2015/9/8/chartex" xmlns:cx2="http://schemas.microsoft.com/office/drawing/2015/10/21/chartex" xmlns:cx3="http://schemas.microsoft.com/office/drawing/2016/5/9/chartex" xmlns:cx4="http://schemas.microsoft.com/office/drawing/2016/5/10/chartex" xmlns:cx5="http://schemas.microsoft.com/office/drawing/2016/5/11/chartex" xmlns:mc="http://schemas.openxmlformats.org/markup-compatibility/2006" xmlns:o="urn:schemas-microsoft-com:office:office" xmlns:r="http://schemas.openxmlformats.org/officeDocument/2006/relationships" xmlns:m="http://schemas.openxmlformats.org/officeDocument/2006/math" xmlns:v="urn:schemas-microsoft-com:vml" xmlns:wp14="http://schemas.microsoft.com/office/word/2010/wordprocessingDrawing" xmlns:wp="http://schemas.openxmlformats.org/drawingml/2006/wordprocessingDrawing" xmlns:w10="urn:schemas-microsoft-com:office:word" xmlns:w="http://schemas.openxmlformats.org/wordprocessingml/2006/main" xmlns:w14="http://schemas.microsoft.com/office/word/2010/wordml" xmlns:w15="http://schemas.microsoft.com/office/word/2012/wordml" xmlns:wne="http://schemas.microsoft.com/office/word/2006/wordml" xmlns:w16cid="http://schemas.microsoft.com/office/word/2016/wordml/cid" xmlns:w16se="http://schemas.microsoft.com/office/word/2015/wordml/symex" xmlns:wpg="http://schemas.microsoft.com/office/word/2010/wordprocessingGroup" xmlns:wpi="http://schemas.microsoft.com/office/word/2010/wordprocessingInk" xmlns:wps="http://schemas.microsoft.com/office/word/2010/wordprocessingShape" mc:Ignorable="w14 w15 wp14 w16se w16cid">
+<w:ftr xmlns:wpc="http://schemas.microsoft.com/office/word/2010/wordprocessingCanvas" xmlns:cx="http://schemas.microsoft.com/office/drawing/2014/chartex" xmlns:cx1="http://schemas.microsoft.com/office/drawing/2015/9/8/chartex" xmlns:cx2="http://schemas.microsoft.com/office/drawing/2015/10/21/chartex" xmlns:cx3="http://schemas.microsoft.com/office/drawing/2016/5/9/chartex" xmlns:cx4="http://schemas.microsoft.com/office/drawing/2016/5/10/chartex" xmlns:cx5="http://schemas.microsoft.com/office/drawing/2016/5/11/chartex" xmlns:cx6="http://schemas.microsoft.com/office/drawing/2016/5/12/chartex" xmlns:cx7="http://schemas.microsoft.com/office/drawing/2016/5/13/chartex" xmlns:cx8="http://schemas.microsoft.com/office/drawing/2016/5/14/chartex" xmlns:mc="http://schemas.openxmlformats.org/markup-compatibility/2006" xmlns:aink="http://schemas.microsoft.com/office/drawing/2016/ink" xmlns:am3d="http://schemas.microsoft.com/office/drawing/2017/model3d" xmlns:o="urn:schemas-microsoft-com:office:office" xmlns:oel="http://schemas.microsoft.com/office/2019/extlst" xmlns:r="http://schemas.openxmlformats.org/officeDocument/2006/relationships" xmlns:m="http://schemas.openxmlformats.org/officeDocument/2006/math" xmlns:v="urn:schemas-microsoft-com:vml" xmlns:wp14="http://schemas.microsoft.com/office/word/2010/wordprocessingDrawing" xmlns:wp="http://schemas.openxmlformats.org/drawingml/2006/wordprocessingDrawing" xmlns:w10="urn:schemas-microsoft-com:office:word" xmlns:w="http://schemas.openxmlformats.org/wordprocessingml/2006/main" xmlns:w14="http://schemas.microsoft.com/office/word/2010/wordml" xmlns:w15="http://schemas.microsoft.com/office/word/2012/wordml" xmlns:w16cex="http://schemas.microsoft.com/office/word/2018/wordml/cex" xmlns:w16cid="http://schemas.microsoft.com/office/word/2016/wordml/cid" xmlns:w16="http://schemas.microsoft.com/office/word/2018/wordml" xmlns:w16du="http://schemas.microsoft.com/office/word/2023/wordml/word16du" xmlns:w16sdtdh="http://schemas.microsoft.com/office/word/2020/wordml/sdtdatahash" xmlns:w16sdtfl="http://schemas.microsoft.com/office/word/2024/wordml/sdtformatlock" xmlns:w16se="http://schemas.microsoft.com/office/word/2015/wordml/symex" xmlns:wpg="http://schemas.microsoft.com/office/word/2010/wordprocessingGroup" xmlns:wpi="http://schemas.microsoft.com/office/word/2010/wordprocessingInk" xmlns:wne="http://schemas.microsoft.com/office/word/2006/wordml" xmlns:wps="http://schemas.microsoft.com/office/word/2010/wordprocessingShape" mc:Ignorable="w14 w15 w16se w16cid w16 w16cex w16sdtdh w16sdtfl w16du wp14">
   <w:p>
     <w:pPr>
       <w:pBdr>
@@ -2277,11 +7033,12 @@
     </w:r>
     <w:r>
       <w:rPr>
+        <w:noProof/>
         <w:color w:val="565354"/>
         <w:sz w:val="16"/>
         <w:szCs w:val="16"/>
       </w:rPr>
-      <w:t>19</w:t>
+      <w:t>1</w:t>
     </w:r>
     <w:r>
       <w:rPr>
@@ -2305,14 +7062,66 @@
         <w:sz w:val="16"/>
         <w:szCs w:val="16"/>
       </w:rPr>
-      <w:t>19</w:t>
+      <w:fldChar w:fldCharType="begin"/>
+    </w:r>
+    <w:r>
+      <w:rPr>
+        <w:color w:val="565354"/>
+        <w:sz w:val="16"/>
+        <w:szCs w:val="16"/>
+      </w:rPr>
+      <w:instrText>NUMPAGES</w:instrText>
+    </w:r>
+    <w:r>
+      <w:rPr>
+        <w:color w:val="565354"/>
+        <w:sz w:val="16"/>
+        <w:szCs w:val="16"/>
+      </w:rPr>
+      <w:fldChar w:fldCharType="separate"/>
+    </w:r>
+    <w:r>
+      <w:rPr>
+        <w:noProof/>
+        <w:color w:val="565354"/>
+        <w:sz w:val="16"/>
+        <w:szCs w:val="16"/>
+      </w:rPr>
+      <w:t>2</w:t>
+    </w:r>
+    <w:r>
+      <w:rPr>
+        <w:color w:val="565354"/>
+        <w:sz w:val="16"/>
+        <w:szCs w:val="16"/>
+      </w:rPr>
+      <w:fldChar w:fldCharType="end"/>
     </w:r>
   </w:p>
 </w:ftr>
 </file>
 
+<file path=word/footnotes.xml><?xml version="1.0" encoding="utf-8"?>
+<w:footnotes xmlns:wpc="http://schemas.microsoft.com/office/word/2010/wordprocessingCanvas" xmlns:cx="http://schemas.microsoft.com/office/drawing/2014/chartex" xmlns:cx1="http://schemas.microsoft.com/office/drawing/2015/9/8/chartex" xmlns:cx2="http://schemas.microsoft.com/office/drawing/2015/10/21/chartex" xmlns:cx3="http://schemas.microsoft.com/office/drawing/2016/5/9/chartex" xmlns:cx4="http://schemas.microsoft.com/office/drawing/2016/5/10/chartex" xmlns:cx5="http://schemas.microsoft.com/office/drawing/2016/5/11/chartex" xmlns:cx6="http://schemas.microsoft.com/office/drawing/2016/5/12/chartex" xmlns:cx7="http://schemas.microsoft.com/office/drawing/2016/5/13/chartex" xmlns:cx8="http://schemas.microsoft.com/office/drawing/2016/5/14/chartex" xmlns:mc="http://schemas.openxmlformats.org/markup-compatibility/2006" xmlns:aink="http://schemas.microsoft.com/office/drawing/2016/ink" xmlns:am3d="http://schemas.microsoft.com/office/drawing/2017/model3d" xmlns:o="urn:schemas-microsoft-com:office:office" xmlns:oel="http://schemas.microsoft.com/office/2019/extlst" xmlns:r="http://schemas.openxmlformats.org/officeDocument/2006/relationships" xmlns:m="http://schemas.openxmlformats.org/officeDocument/2006/math" xmlns:v="urn:schemas-microsoft-com:vml" xmlns:wp14="http://schemas.microsoft.com/office/word/2010/wordprocessingDrawing" xmlns:wp="http://schemas.openxmlformats.org/drawingml/2006/wordprocessingDrawing" xmlns:w10="urn:schemas-microsoft-com:office:word" xmlns:w="http://schemas.openxmlformats.org/wordprocessingml/2006/main" xmlns:w14="http://schemas.microsoft.com/office/word/2010/wordml" xmlns:w15="http://schemas.microsoft.com/office/word/2012/wordml" xmlns:w16cex="http://schemas.microsoft.com/office/word/2018/wordml/cex" xmlns:w16cid="http://schemas.microsoft.com/office/word/2016/wordml/cid" xmlns:w16="http://schemas.microsoft.com/office/word/2018/wordml" xmlns:w16du="http://schemas.microsoft.com/office/word/2023/wordml/word16du" xmlns:w16sdtdh="http://schemas.microsoft.com/office/word/2020/wordml/sdtdatahash" xmlns:w16sdtfl="http://schemas.microsoft.com/office/word/2024/wordml/sdtformatlock" xmlns:w16se="http://schemas.microsoft.com/office/word/2015/wordml/symex" xmlns:wpg="http://schemas.microsoft.com/office/word/2010/wordprocessingGroup" xmlns:wpi="http://schemas.microsoft.com/office/word/2010/wordprocessingInk" xmlns:wne="http://schemas.microsoft.com/office/word/2006/wordml" xmlns:wps="http://schemas.microsoft.com/office/word/2010/wordprocessingShape" mc:Ignorable="w14 w15 w16se w16cid w16 w16cex w16sdtdh w16sdtfl w16du wp14">
+  <w:footnote w:type="separator" w:id="-1">
+    <w:p>
+      <w:r>
+        <w:separator/>
+      </w:r>
+    </w:p>
+  </w:footnote>
+  <w:footnote w:type="continuationSeparator" w:id="0">
+    <w:p>
+      <w:r>
+        <w:continuationSeparator/>
+      </w:r>
+    </w:p>
+  </w:footnote>
+</w:footnotes>
+</file>
+
 <file path=word/header1.xml><?xml version="1.0" encoding="utf-8"?>
-<w:hdr xmlns:wpc="http://schemas.microsoft.com/office/word/2010/wordprocessingCanvas" xmlns:cx="http://schemas.microsoft.com/office/drawing/2014/chartex" xmlns:cx1="http://schemas.microsoft.com/office/drawing/2015/9/8/chartex" xmlns:cx2="http://schemas.microsoft.com/office/drawing/2015/10/21/chartex" xmlns:cx3="http://schemas.microsoft.com/office/drawing/2016/5/9/chartex" xmlns:cx4="http://schemas.microsoft.com/office/drawing/2016/5/10/chartex" xmlns:cx5="http://schemas.microsoft.com/office/drawing/2016/5/11/chartex" xmlns:mc="http://schemas.openxmlformats.org/markup-compatibility/2006" xmlns:o="urn:schemas-microsoft-com:office:office" xmlns:r="http://schemas.openxmlformats.org/officeDocument/2006/relationships" xmlns:m="http://schemas.openxmlformats.org/officeDocument/2006/math" xmlns:v="urn:schemas-microsoft-com:vml" xmlns:wp14="http://schemas.microsoft.com/office/word/2010/wordprocessingDrawing" xmlns:wp="http://schemas.openxmlformats.org/drawingml/2006/wordprocessingDrawing" xmlns:w10="urn:schemas-microsoft-com:office:word" xmlns:w="http://schemas.openxmlformats.org/wordprocessingml/2006/main" xmlns:w14="http://schemas.microsoft.com/office/word/2010/wordml" xmlns:w15="http://schemas.microsoft.com/office/word/2012/wordml" xmlns:wne="http://schemas.microsoft.com/office/word/2006/wordml" xmlns:w16cid="http://schemas.microsoft.com/office/word/2016/wordml/cid" xmlns:w16se="http://schemas.microsoft.com/office/word/2015/wordml/symex" xmlns:wpg="http://schemas.microsoft.com/office/word/2010/wordprocessingGroup" xmlns:wpi="http://schemas.microsoft.com/office/word/2010/wordprocessingInk" xmlns:wps="http://schemas.microsoft.com/office/word/2010/wordprocessingShape" mc:Ignorable="w14 w15 wp14 w16se w16cid">
+<w:hdr xmlns:wpc="http://schemas.microsoft.com/office/word/2010/wordprocessingCanvas" xmlns:cx="http://schemas.microsoft.com/office/drawing/2014/chartex" xmlns:cx1="http://schemas.microsoft.com/office/drawing/2015/9/8/chartex" xmlns:cx2="http://schemas.microsoft.com/office/drawing/2015/10/21/chartex" xmlns:cx3="http://schemas.microsoft.com/office/drawing/2016/5/9/chartex" xmlns:cx4="http://schemas.microsoft.com/office/drawing/2016/5/10/chartex" xmlns:cx5="http://schemas.microsoft.com/office/drawing/2016/5/11/chartex" xmlns:cx6="http://schemas.microsoft.com/office/drawing/2016/5/12/chartex" xmlns:cx7="http://schemas.microsoft.com/office/drawing/2016/5/13/chartex" xmlns:cx8="http://schemas.microsoft.com/office/drawing/2016/5/14/chartex" xmlns:mc="http://schemas.openxmlformats.org/markup-compatibility/2006" xmlns:aink="http://schemas.microsoft.com/office/drawing/2016/ink" xmlns:am3d="http://schemas.microsoft.com/office/drawing/2017/model3d" xmlns:o="urn:schemas-microsoft-com:office:office" xmlns:oel="http://schemas.microsoft.com/office/2019/extlst" xmlns:r="http://schemas.openxmlformats.org/officeDocument/2006/relationships" xmlns:m="http://schemas.openxmlformats.org/officeDocument/2006/math" xmlns:v="urn:schemas-microsoft-com:vml" xmlns:wp14="http://schemas.microsoft.com/office/word/2010/wordprocessingDrawing" xmlns:wp="http://schemas.openxmlformats.org/drawingml/2006/wordprocessingDrawing" xmlns:w10="urn:schemas-microsoft-com:office:word" xmlns:w="http://schemas.openxmlformats.org/wordprocessingml/2006/main" xmlns:w14="http://schemas.microsoft.com/office/word/2010/wordml" xmlns:w15="http://schemas.microsoft.com/office/word/2012/wordml" xmlns:w16cex="http://schemas.microsoft.com/office/word/2018/wordml/cex" xmlns:w16cid="http://schemas.microsoft.com/office/word/2016/wordml/cid" xmlns:w16="http://schemas.microsoft.com/office/word/2018/wordml" xmlns:w16du="http://schemas.microsoft.com/office/word/2023/wordml/word16du" xmlns:w16sdtdh="http://schemas.microsoft.com/office/word/2020/wordml/sdtdatahash" xmlns:w16sdtfl="http://schemas.microsoft.com/office/word/2024/wordml/sdtformatlock" xmlns:w16se="http://schemas.microsoft.com/office/word/2015/wordml/symex" xmlns:wpg="http://schemas.microsoft.com/office/word/2010/wordprocessingGroup" xmlns:wpi="http://schemas.microsoft.com/office/word/2010/wordprocessingInk" xmlns:wne="http://schemas.microsoft.com/office/word/2006/wordml" xmlns:wps="http://schemas.microsoft.com/office/word/2010/wordprocessingShape" mc:Ignorable="w14 w15 w16se w16cid w16 w16cex w16sdtdh w16sdtfl w16du wp14">
   <w:tbl>
     <w:tblPr>
       <w:tblW w:w="9360" w:type="dxa"/>
@@ -2328,24 +7137,20 @@
         <w:left w:w="10" w:type="dxa"/>
         <w:right w:w="10" w:type="dxa"/>
       </w:tblCellMar>
-      <w:tblLook w:val="04A0"/>
+      <w:tblLook w:val="04A0" w:firstRow="1" w:lastRow="0" w:firstColumn="1" w:lastColumn="0" w:noHBand="0" w:noVBand="1"/>
     </w:tblPr>
     <w:tblGrid>
       <w:gridCol w:w="9360"/>
     </w:tblGrid>
     <w:tr>
-      <w:tblPrEx>
-        <w:tblW w:w="9360" w:type="dxa"/>
-        <w:tblLook w:val="04A0"/>
-      </w:tblPrEx>
       <w:tc>
         <w:tcPr>
           <w:tcW w:w="9360" w:type="dxa"/>
           <w:tcBorders>
-            <w:top w:val="nil"/>
-            <w:left w:val="nil"/>
+            <w:top w:val="none" w:sz="0" w:space="0" w:color="FFFFFF"/>
+            <w:left w:val="none" w:sz="0" w:space="0" w:color="FFFFFF"/>
             <w:bottom w:val="single" w:sz="18" w:space="0" w:color="FF5900"/>
-            <w:right w:val="nil"/>
+            <w:right w:val="none" w:sz="0" w:space="0" w:color="FFFFFF"/>
           </w:tcBorders>
           <w:tcMar>
             <w:top w:w="0" w:type="dxa"/>
@@ -2405,12 +7210,66 @@
 </file>
 
 <file path=word/numbering.xml><?xml version="1.0" encoding="utf-8"?>
-<w:numbering xmlns:wpc="http://schemas.microsoft.com/office/word/2010/wordprocessingCanvas" xmlns:cx="http://schemas.microsoft.com/office/drawing/2014/chartex" xmlns:cx1="http://schemas.microsoft.com/office/drawing/2015/9/8/chartex" xmlns:cx2="http://schemas.microsoft.com/office/drawing/2015/10/21/chartex" xmlns:cx3="http://schemas.microsoft.com/office/drawing/2016/5/9/chartex" xmlns:cx4="http://schemas.microsoft.com/office/drawing/2016/5/10/chartex" xmlns:cx5="http://schemas.microsoft.com/office/drawing/2016/5/11/chartex" xmlns:mc="http://schemas.openxmlformats.org/markup-compatibility/2006" xmlns:o="urn:schemas-microsoft-com:office:office" xmlns:r="http://schemas.openxmlformats.org/officeDocument/2006/relationships" xmlns:m="http://schemas.openxmlformats.org/officeDocument/2006/math" xmlns:v="urn:schemas-microsoft-com:vml" xmlns:wp14="http://schemas.microsoft.com/office/word/2010/wordprocessingDrawing" xmlns:wp="http://schemas.openxmlformats.org/drawingml/2006/wordprocessingDrawing" xmlns:w10="urn:schemas-microsoft-com:office:word" xmlns:w="http://schemas.openxmlformats.org/wordprocessingml/2006/main" xmlns:w14="http://schemas.microsoft.com/office/word/2010/wordml" xmlns:w15="http://schemas.microsoft.com/office/word/2012/wordml" xmlns:wne="http://schemas.microsoft.com/office/word/2006/wordml" xmlns:w16cid="http://schemas.microsoft.com/office/word/2016/wordml/cid" xmlns:w16se="http://schemas.microsoft.com/office/word/2015/wordml/symex" xmlns:wpg="http://schemas.microsoft.com/office/word/2010/wordprocessingGroup" xmlns:wpi="http://schemas.microsoft.com/office/word/2010/wordprocessingInk" xmlns:wps="http://schemas.microsoft.com/office/word/2010/wordprocessingShape" mc:Ignorable="w14 w15 wp14 w16se w16cid">
+<w:numbering xmlns:wpc="http://schemas.microsoft.com/office/word/2010/wordprocessingCanvas" xmlns:cx="http://schemas.microsoft.com/office/drawing/2014/chartex" xmlns:cx1="http://schemas.microsoft.com/office/drawing/2015/9/8/chartex" xmlns:cx2="http://schemas.microsoft.com/office/drawing/2015/10/21/chartex" xmlns:cx3="http://schemas.microsoft.com/office/drawing/2016/5/9/chartex" xmlns:cx4="http://schemas.microsoft.com/office/drawing/2016/5/10/chartex" xmlns:cx5="http://schemas.microsoft.com/office/drawing/2016/5/11/chartex" xmlns:cx6="http://schemas.microsoft.com/office/drawing/2016/5/12/chartex" xmlns:cx7="http://schemas.microsoft.com/office/drawing/2016/5/13/chartex" xmlns:cx8="http://schemas.microsoft.com/office/drawing/2016/5/14/chartex" xmlns:mc="http://schemas.openxmlformats.org/markup-compatibility/2006" xmlns:aink="http://schemas.microsoft.com/office/drawing/2016/ink" xmlns:am3d="http://schemas.microsoft.com/office/drawing/2017/model3d" xmlns:o="urn:schemas-microsoft-com:office:office" xmlns:oel="http://schemas.microsoft.com/office/2019/extlst" xmlns:r="http://schemas.openxmlformats.org/officeDocument/2006/relationships" xmlns:m="http://schemas.openxmlformats.org/officeDocument/2006/math" xmlns:v="urn:schemas-microsoft-com:vml" xmlns:wp14="http://schemas.microsoft.com/office/word/2010/wordprocessingDrawing" xmlns:wp="http://schemas.openxmlformats.org/drawingml/2006/wordprocessingDrawing" xmlns:w10="urn:schemas-microsoft-com:office:word" xmlns:w="http://schemas.openxmlformats.org/wordprocessingml/2006/main" xmlns:w14="http://schemas.microsoft.com/office/word/2010/wordml" xmlns:w15="http://schemas.microsoft.com/office/word/2012/wordml" xmlns:w16cex="http://schemas.microsoft.com/office/word/2018/wordml/cex" xmlns:w16cid="http://schemas.microsoft.com/office/word/2016/wordml/cid" xmlns:w16="http://schemas.microsoft.com/office/word/2018/wordml" xmlns:w16du="http://schemas.microsoft.com/office/word/2023/wordml/word16du" xmlns:w16sdtdh="http://schemas.microsoft.com/office/word/2020/wordml/sdtdatahash" xmlns:w16sdtfl="http://schemas.microsoft.com/office/word/2024/wordml/sdtformatlock" xmlns:w16se="http://schemas.microsoft.com/office/word/2015/wordml/symex" xmlns:wpg="http://schemas.microsoft.com/office/word/2010/wordprocessingGroup" xmlns:wpi="http://schemas.microsoft.com/office/word/2010/wordprocessingInk" xmlns:wne="http://schemas.microsoft.com/office/word/2006/wordml" xmlns:wps="http://schemas.microsoft.com/office/word/2010/wordprocessingShape" mc:Ignorable="w14 w15 w16se w16cid w16 w16cex w16sdtdh w16sdtfl w16du wp14">
   <w:abstractNum w:abstractNumId="0" w15:restartNumberingAfterBreak="0">
+    <w:nsid w:val="0C990CBD"/>
+    <w:multiLevelType w:val="hybridMultilevel"/>
+    <w:tmpl w:val="D4229E42"/>
+    <w:lvl w:ilvl="0" w:tplc="DF12601E">
+      <w:start w:val="1"/>
+      <w:numFmt w:val="decimal"/>
+      <w:lvlText w:val="%1."/>
+      <w:lvlJc w:val="left"/>
+      <w:pPr>
+        <w:ind w:left="720" w:hanging="360"/>
+      </w:pPr>
+    </w:lvl>
+    <w:lvl w:ilvl="1" w:tplc="EA94AEA0">
+      <w:numFmt w:val="decimal"/>
+      <w:lvlText w:val=""/>
+      <w:lvlJc w:val="left"/>
+    </w:lvl>
+    <w:lvl w:ilvl="2" w:tplc="E698F728">
+      <w:numFmt w:val="decimal"/>
+      <w:lvlText w:val=""/>
+      <w:lvlJc w:val="left"/>
+    </w:lvl>
+    <w:lvl w:ilvl="3" w:tplc="57CEFB32">
+      <w:numFmt w:val="decimal"/>
+      <w:lvlText w:val=""/>
+      <w:lvlJc w:val="left"/>
+    </w:lvl>
+    <w:lvl w:ilvl="4" w:tplc="430CB528">
+      <w:numFmt w:val="decimal"/>
+      <w:lvlText w:val=""/>
+      <w:lvlJc w:val="left"/>
+    </w:lvl>
+    <w:lvl w:ilvl="5" w:tplc="2D101072">
+      <w:numFmt w:val="decimal"/>
+      <w:lvlText w:val=""/>
+      <w:lvlJc w:val="left"/>
+    </w:lvl>
+    <w:lvl w:ilvl="6" w:tplc="4FD0506A">
+      <w:numFmt w:val="decimal"/>
+      <w:lvlText w:val=""/>
+      <w:lvlJc w:val="left"/>
+    </w:lvl>
+    <w:lvl w:ilvl="7" w:tplc="685C28B0">
+      <w:numFmt w:val="decimal"/>
+      <w:lvlText w:val=""/>
+      <w:lvlJc w:val="left"/>
+    </w:lvl>
+    <w:lvl w:ilvl="8" w:tplc="3F0C2BC6">
+      <w:numFmt w:val="decimal"/>
+      <w:lvlText w:val=""/>
+      <w:lvlJc w:val="left"/>
+    </w:lvl>
+  </w:abstractNum>
+  <w:abstractNum w:abstractNumId="1" w15:restartNumberingAfterBreak="0">
     <w:nsid w:val="3F513B5B"/>
     <w:multiLevelType w:val="hybridMultilevel"/>
     <w:tmpl w:val="7EA02254"/>
-    <w:lvl w:ilvl="0">
+    <w:lvl w:ilvl="0" w:tplc="553AF3F4">
       <w:start w:val="1"/>
       <w:numFmt w:val="bullet"/>
       <w:lvlText w:val="●"/>
@@ -2419,7 +7278,7 @@
         <w:ind w:left="720" w:hanging="360"/>
       </w:pPr>
     </w:lvl>
-    <w:lvl w:ilvl="1">
+    <w:lvl w:ilvl="1" w:tplc="6AF0FEF6">
       <w:start w:val="1"/>
       <w:numFmt w:val="bullet"/>
       <w:lvlText w:val="○"/>
@@ -2428,7 +7287,7 @@
         <w:ind w:left="1440" w:hanging="360"/>
       </w:pPr>
     </w:lvl>
-    <w:lvl w:ilvl="2">
+    <w:lvl w:ilvl="2" w:tplc="A9D254FC">
       <w:start w:val="1"/>
       <w:numFmt w:val="bullet"/>
       <w:lvlText w:val="■"/>
@@ -2437,7 +7296,7 @@
         <w:ind w:left="2160" w:hanging="360"/>
       </w:pPr>
     </w:lvl>
-    <w:lvl w:ilvl="3">
+    <w:lvl w:ilvl="3" w:tplc="AF8AECE4">
       <w:start w:val="1"/>
       <w:numFmt w:val="bullet"/>
       <w:lvlText w:val="●"/>
@@ -2446,7 +7305,7 @@
         <w:ind w:left="2880" w:hanging="360"/>
       </w:pPr>
     </w:lvl>
-    <w:lvl w:ilvl="4">
+    <w:lvl w:ilvl="4" w:tplc="AD88C676">
       <w:start w:val="1"/>
       <w:numFmt w:val="bullet"/>
       <w:lvlText w:val="○"/>
@@ -2455,7 +7314,7 @@
         <w:ind w:left="3600" w:hanging="360"/>
       </w:pPr>
     </w:lvl>
-    <w:lvl w:ilvl="5">
+    <w:lvl w:ilvl="5" w:tplc="27E4A318">
       <w:start w:val="1"/>
       <w:numFmt w:val="bullet"/>
       <w:lvlText w:val="■"/>
@@ -2464,7 +7323,7 @@
         <w:ind w:left="4320" w:hanging="360"/>
       </w:pPr>
     </w:lvl>
-    <w:lvl w:ilvl="6">
+    <w:lvl w:ilvl="6" w:tplc="5DDC34E0">
       <w:start w:val="1"/>
       <w:numFmt w:val="bullet"/>
       <w:lvlText w:val="●"/>
@@ -2473,7 +7332,7 @@
         <w:ind w:left="5040" w:hanging="360"/>
       </w:pPr>
     </w:lvl>
-    <w:lvl w:ilvl="7">
+    <w:lvl w:ilvl="7" w:tplc="C6BA40A6">
       <w:start w:val="1"/>
       <w:numFmt w:val="bullet"/>
       <w:lvlText w:val="●"/>
@@ -2482,7 +7341,7 @@
         <w:ind w:left="5760" w:hanging="360"/>
       </w:pPr>
     </w:lvl>
-    <w:lvl w:ilvl="8">
+    <w:lvl w:ilvl="8" w:tplc="AA5C3ACA">
       <w:start w:val="1"/>
       <w:numFmt w:val="bullet"/>
       <w:lvlText w:val="●"/>
@@ -2492,11 +7351,65 @@
       </w:pPr>
     </w:lvl>
   </w:abstractNum>
-  <w:abstractNum w:abstractNumId="1" w15:restartNumberingAfterBreak="0">
+  <w:abstractNum w:abstractNumId="2" w15:restartNumberingAfterBreak="0">
+    <w:nsid w:val="4812307F"/>
+    <w:multiLevelType w:val="hybridMultilevel"/>
+    <w:tmpl w:val="6FBE5E6A"/>
+    <w:lvl w:ilvl="0" w:tplc="6BD8DFEE">
+      <w:start w:val="1"/>
+      <w:numFmt w:val="bullet"/>
+      <w:lvlText w:val="•"/>
+      <w:lvlJc w:val="left"/>
+      <w:pPr>
+        <w:ind w:left="720" w:hanging="360"/>
+      </w:pPr>
+    </w:lvl>
+    <w:lvl w:ilvl="1" w:tplc="46521ADC">
+      <w:numFmt w:val="decimal"/>
+      <w:lvlText w:val=""/>
+      <w:lvlJc w:val="left"/>
+    </w:lvl>
+    <w:lvl w:ilvl="2" w:tplc="D360968E">
+      <w:numFmt w:val="decimal"/>
+      <w:lvlText w:val=""/>
+      <w:lvlJc w:val="left"/>
+    </w:lvl>
+    <w:lvl w:ilvl="3" w:tplc="3AD20A3C">
+      <w:numFmt w:val="decimal"/>
+      <w:lvlText w:val=""/>
+      <w:lvlJc w:val="left"/>
+    </w:lvl>
+    <w:lvl w:ilvl="4" w:tplc="DA62836C">
+      <w:numFmt w:val="decimal"/>
+      <w:lvlText w:val=""/>
+      <w:lvlJc w:val="left"/>
+    </w:lvl>
+    <w:lvl w:ilvl="5" w:tplc="50368076">
+      <w:numFmt w:val="decimal"/>
+      <w:lvlText w:val=""/>
+      <w:lvlJc w:val="left"/>
+    </w:lvl>
+    <w:lvl w:ilvl="6" w:tplc="A1FE3F2E">
+      <w:numFmt w:val="decimal"/>
+      <w:lvlText w:val=""/>
+      <w:lvlJc w:val="left"/>
+    </w:lvl>
+    <w:lvl w:ilvl="7" w:tplc="508A1CD2">
+      <w:numFmt w:val="decimal"/>
+      <w:lvlText w:val=""/>
+      <w:lvlJc w:val="left"/>
+    </w:lvl>
+    <w:lvl w:ilvl="8" w:tplc="1E505F4C">
+      <w:numFmt w:val="decimal"/>
+      <w:lvlText w:val=""/>
+      <w:lvlJc w:val="left"/>
+    </w:lvl>
+  </w:abstractNum>
+  <w:abstractNum w:abstractNumId="3" w15:restartNumberingAfterBreak="0">
     <w:nsid w:val="6C6E06C4"/>
     <w:multiLevelType w:val="hybridMultilevel"/>
     <w:tmpl w:val="5C0A495A"/>
-    <w:lvl w:ilvl="0">
+    <w:lvl w:ilvl="0" w:tplc="9036D576">
       <w:start w:val="1"/>
       <w:numFmt w:val="bullet"/>
       <w:lvlText w:val="•"/>
@@ -2505,55 +7418,67 @@
         <w:ind w:left="540" w:hanging="270"/>
       </w:pPr>
     </w:lvl>
-    <w:lvl w:ilvl="1">
-      <w:start w:val="0"/>
+    <w:lvl w:ilvl="1" w:tplc="943424FC">
       <w:numFmt w:val="decimal"/>
+      <w:lvlText w:val=""/>
       <w:lvlJc w:val="left"/>
     </w:lvl>
-    <w:lvl w:ilvl="2">
-      <w:start w:val="0"/>
+    <w:lvl w:ilvl="2" w:tplc="4DCE59E4">
       <w:numFmt w:val="decimal"/>
+      <w:lvlText w:val=""/>
       <w:lvlJc w:val="left"/>
     </w:lvl>
-    <w:lvl w:ilvl="3">
-      <w:start w:val="0"/>
+    <w:lvl w:ilvl="3" w:tplc="182EDE68">
       <w:numFmt w:val="decimal"/>
+      <w:lvlText w:val=""/>
       <w:lvlJc w:val="left"/>
     </w:lvl>
-    <w:lvl w:ilvl="4">
-      <w:start w:val="0"/>
+    <w:lvl w:ilvl="4" w:tplc="D09CAB7A">
       <w:numFmt w:val="decimal"/>
+      <w:lvlText w:val=""/>
       <w:lvlJc w:val="left"/>
     </w:lvl>
-    <w:lvl w:ilvl="5">
-      <w:start w:val="0"/>
+    <w:lvl w:ilvl="5" w:tplc="D1F2ADF6">
       <w:numFmt w:val="decimal"/>
+      <w:lvlText w:val=""/>
       <w:lvlJc w:val="left"/>
     </w:lvl>
-    <w:lvl w:ilvl="6">
-      <w:start w:val="0"/>
+    <w:lvl w:ilvl="6" w:tplc="3B20C392">
       <w:numFmt w:val="decimal"/>
+      <w:lvlText w:val=""/>
       <w:lvlJc w:val="left"/>
     </w:lvl>
-    <w:lvl w:ilvl="7">
-      <w:start w:val="0"/>
+    <w:lvl w:ilvl="7" w:tplc="3EF253B0">
       <w:numFmt w:val="decimal"/>
+      <w:lvlText w:val=""/>
       <w:lvlJc w:val="left"/>
     </w:lvl>
-    <w:lvl w:ilvl="8">
-      <w:start w:val="0"/>
+    <w:lvl w:ilvl="8" w:tplc="1430E480">
       <w:numFmt w:val="decimal"/>
+      <w:lvlText w:val=""/>
       <w:lvlJc w:val="left"/>
     </w:lvl>
   </w:abstractNum>
   <w:num w:numId="1" w16cid:durableId="505050081">
+    <w:abstractNumId w:val="1"/>
+    <w:lvlOverride w:ilvl="0">
+      <w:startOverride w:val="1"/>
+    </w:lvlOverride>
+  </w:num>
+  <w:num w:numId="2" w16cid:durableId="1862545225">
+    <w:abstractNumId w:val="3"/>
+    <w:lvlOverride w:ilvl="0">
+      <w:startOverride w:val="1"/>
+    </w:lvlOverride>
+  </w:num>
+  <w:num w:numId="3" w16cid:durableId="549927041">
     <w:abstractNumId w:val="0"/>
     <w:lvlOverride w:ilvl="0">
       <w:startOverride w:val="1"/>
     </w:lvlOverride>
   </w:num>
-  <w:num w:numId="2" w16cid:durableId="1862545225">
-    <w:abstractNumId w:val="1"/>
+  <w:num w:numId="4" w16cid:durableId="1845783774">
+    <w:abstractNumId w:val="2"/>
     <w:lvlOverride w:ilvl="0">
       <w:startOverride w:val="1"/>
     </w:lvlOverride>
@@ -2562,14 +7487,14 @@
 </file>
 
 <file path=word/styles.xml><?xml version="1.0" encoding="utf-8"?>
-<w:styles xmlns:mc="http://schemas.openxmlformats.org/markup-compatibility/2006" xmlns:r="http://schemas.openxmlformats.org/officeDocument/2006/relationships" xmlns:w="http://schemas.openxmlformats.org/wordprocessingml/2006/main" xmlns:w14="http://schemas.microsoft.com/office/word/2010/wordml" xmlns:w15="http://schemas.microsoft.com/office/word/2012/wordml" xmlns:w16cid="http://schemas.microsoft.com/office/word/2016/wordml/cid" xmlns:w16se="http://schemas.microsoft.com/office/word/2015/wordml/symex" mc:Ignorable="w14 w15 w16se w16cid">
+<w:styles xmlns:mc="http://schemas.openxmlformats.org/markup-compatibility/2006" xmlns:r="http://schemas.openxmlformats.org/officeDocument/2006/relationships" xmlns:w="http://schemas.openxmlformats.org/wordprocessingml/2006/main" xmlns:w14="http://schemas.microsoft.com/office/word/2010/wordml" xmlns:w15="http://schemas.microsoft.com/office/word/2012/wordml" xmlns:w16cex="http://schemas.microsoft.com/office/word/2018/wordml/cex" xmlns:w16cid="http://schemas.microsoft.com/office/word/2016/wordml/cid" xmlns:w16="http://schemas.microsoft.com/office/word/2018/wordml" xmlns:w16du="http://schemas.microsoft.com/office/word/2023/wordml/word16du" xmlns:w16sdtdh="http://schemas.microsoft.com/office/word/2020/wordml/sdtdatahash" xmlns:w16sdtfl="http://schemas.microsoft.com/office/word/2024/wordml/sdtformatlock" xmlns:w16se="http://schemas.microsoft.com/office/word/2015/wordml/symex" mc:Ignorable="w14 w15 w16se w16cid w16 w16cex w16sdtdh w16sdtfl w16du">
   <w:docDefaults>
     <w:rPrDefault>
       <w:rPr>
         <w:rFonts w:ascii="Arial" w:eastAsia="Arial" w:hAnsi="Arial" w:cs="Arial"/>
         <w:sz w:val="22"/>
         <w:szCs w:val="22"/>
-        <w:lang w:val="" w:eastAsia="en-US" w:bidi="ar-SA"/>
+        <w:lang w:eastAsia="en-US" w:bidi="ar-SA"/>
       </w:rPr>
     </w:rPrDefault>
     <w:pPrDefault/>
@@ -2946,17 +7871,17 @@
     <w:lsdException w:name="List Table 5 Dark Accent 6" w:uiPriority="50"/>
     <w:lsdException w:name="List Table 6 Colorful Accent 6" w:uiPriority="51"/>
     <w:lsdException w:name="List Table 7 Colorful Accent 6" w:uiPriority="52"/>
-    <w:lsdException w:name="Smart Link" w:semiHidden="1" w:unhideWhenUsed="1"/>
     <w:lsdException w:name="Mention" w:semiHidden="1" w:unhideWhenUsed="1"/>
     <w:lsdException w:name="Smart Hyperlink" w:semiHidden="1" w:unhideWhenUsed="1"/>
     <w:lsdException w:name="Hashtag" w:semiHidden="1" w:unhideWhenUsed="1"/>
     <w:lsdException w:name="Unresolved Mention" w:semiHidden="1" w:unhideWhenUsed="1"/>
+    <w:lsdException w:name="Smart Link" w:semiHidden="1" w:unhideWhenUsed="1"/>
   </w:latentStyles>
   <w:style w:type="paragraph" w:default="1" w:styleId="Normal">
     <w:name w:val="Normal"/>
     <w:qFormat/>
   </w:style>
-  <w:style w:type="paragraph" w:styleId="Heading1">
+  <w:style w:type="paragraph" w:styleId="Ttulo1">
     <w:name w:val="heading 1"/>
     <w:uiPriority w:val="9"/>
     <w:qFormat/>
@@ -2972,7 +7897,7 @@
       <w:szCs w:val="32"/>
     </w:rPr>
   </w:style>
-  <w:style w:type="paragraph" w:styleId="Heading2">
+  <w:style w:type="paragraph" w:styleId="Ttulo2">
     <w:name w:val="heading 2"/>
     <w:uiPriority w:val="9"/>
     <w:unhideWhenUsed/>
@@ -2989,7 +7914,7 @@
       <w:szCs w:val="26"/>
     </w:rPr>
   </w:style>
-  <w:style w:type="paragraph" w:styleId="Heading3">
+  <w:style w:type="paragraph" w:styleId="Ttulo3">
     <w:name w:val="heading 3"/>
     <w:uiPriority w:val="9"/>
     <w:semiHidden/>
@@ -3007,7 +7932,7 @@
       <w:szCs w:val="24"/>
     </w:rPr>
   </w:style>
-  <w:style w:type="paragraph" w:styleId="Heading4">
+  <w:style w:type="paragraph" w:styleId="Ttulo4">
     <w:name w:val="heading 4"/>
     <w:uiPriority w:val="9"/>
     <w:semiHidden/>
@@ -3022,7 +7947,7 @@
       <w:color w:val="2E74B5"/>
     </w:rPr>
   </w:style>
-  <w:style w:type="paragraph" w:styleId="Heading5">
+  <w:style w:type="paragraph" w:styleId="Ttulo5">
     <w:name w:val="heading 5"/>
     <w:uiPriority w:val="9"/>
     <w:semiHidden/>
@@ -3035,7 +7960,7 @@
       <w:color w:val="2E74B5"/>
     </w:rPr>
   </w:style>
-  <w:style w:type="paragraph" w:styleId="Heading6">
+  <w:style w:type="paragraph" w:styleId="Ttulo6">
     <w:name w:val="heading 6"/>
     <w:uiPriority w:val="9"/>
     <w:semiHidden/>
@@ -3048,13 +7973,12 @@
       <w:color w:val="1F4D78"/>
     </w:rPr>
   </w:style>
-  <w:style w:type="character" w:default="1" w:styleId="DefaultParagraphFont">
+  <w:style w:type="character" w:default="1" w:styleId="Fuentedeprrafopredeter">
     <w:name w:val="Default Paragraph Font"/>
     <w:uiPriority w:val="1"/>
-    <w:semiHidden/>
     <w:unhideWhenUsed/>
   </w:style>
-  <w:style w:type="table" w:default="1" w:styleId="TableNormal">
+  <w:style w:type="table" w:default="1" w:styleId="Tablanormal">
     <w:name w:val="Normal Table"/>
     <w:uiPriority w:val="99"/>
     <w:semiHidden/>
@@ -3069,13 +7993,13 @@
       </w:tblCellMar>
     </w:tblPr>
   </w:style>
-  <w:style w:type="numbering" w:default="1" w:styleId="NoList">
+  <w:style w:type="numbering" w:default="1" w:styleId="Sinlista">
     <w:name w:val="No List"/>
     <w:uiPriority w:val="99"/>
     <w:semiHidden/>
     <w:unhideWhenUsed/>
   </w:style>
-  <w:style w:type="paragraph" w:styleId="Title">
+  <w:style w:type="paragraph" w:styleId="Ttulo">
     <w:name w:val="Title"/>
     <w:uiPriority w:val="10"/>
     <w:qFormat/>
@@ -3092,11 +8016,11 @@
       <w:bCs/>
     </w:rPr>
   </w:style>
-  <w:style w:type="paragraph" w:styleId="ListParagraph">
+  <w:style w:type="paragraph" w:styleId="Prrafodelista">
     <w:name w:val="List Paragraph"/>
     <w:qFormat/>
   </w:style>
-  <w:style w:type="character" w:styleId="Hyperlink">
+  <w:style w:type="character" w:styleId="Hipervnculo">
     <w:name w:val="Hyperlink"/>
     <w:uiPriority w:val="99"/>
     <w:unhideWhenUsed/>
@@ -3105,7 +8029,7 @@
       <w:u w:val="single"/>
     </w:rPr>
   </w:style>
-  <w:style w:type="character" w:styleId="FootnoteReference">
+  <w:style w:type="character" w:styleId="Refdenotaalpie">
     <w:name w:val="footnote reference"/>
     <w:uiPriority w:val="99"/>
     <w:semiHidden/>
@@ -3114,9 +8038,9 @@
       <w:vertAlign w:val="superscript"/>
     </w:rPr>
   </w:style>
-  <w:style w:type="paragraph" w:styleId="FootnoteText">
+  <w:style w:type="paragraph" w:styleId="Textonotapie">
     <w:name w:val="footnote text"/>
-    <w:link w:val="FootnoteTextChar"/>
+    <w:link w:val="TextonotapieCar"/>
     <w:uiPriority w:val="99"/>
     <w:semiHidden/>
     <w:unhideWhenUsed/>
@@ -3125,9 +8049,9 @@
       <w:szCs w:val="20"/>
     </w:rPr>
   </w:style>
-  <w:style w:type="character" w:customStyle="1" w:styleId="FootnoteTextChar">
-    <w:name w:val="Footnote Text Char"/>
-    <w:link w:val="FootnoteText"/>
+  <w:style w:type="character" w:customStyle="1" w:styleId="TextonotapieCar">
+    <w:name w:val="Texto nota pie Car"/>
+    <w:link w:val="Textonotapie"/>
     <w:uiPriority w:val="99"/>
     <w:semiHidden/>
     <w:unhideWhenUsed/>
@@ -3136,7 +8060,7 @@
       <w:szCs w:val="20"/>
     </w:rPr>
   </w:style>
-  <w:style w:type="character" w:styleId="EndnoteReference">
+  <w:style w:type="character" w:styleId="Refdenotaalfinal">
     <w:name w:val="endnote reference"/>
     <w:uiPriority w:val="99"/>
     <w:semiHidden/>
@@ -3145,9 +8069,9 @@
       <w:vertAlign w:val="superscript"/>
     </w:rPr>
   </w:style>
-  <w:style w:type="paragraph" w:styleId="EndnoteText">
+  <w:style w:type="paragraph" w:styleId="Textonotaalfinal">
     <w:name w:val="endnote text"/>
-    <w:link w:val="EndnoteTextChar"/>
+    <w:link w:val="TextonotaalfinalCar"/>
     <w:uiPriority w:val="99"/>
     <w:semiHidden/>
     <w:unhideWhenUsed/>
@@ -3156,15 +8080,51 @@
       <w:szCs w:val="20"/>
     </w:rPr>
   </w:style>
-  <w:style w:type="character" w:customStyle="1" w:styleId="EndnoteTextChar">
-    <w:name w:val="Endnote Text Char"/>
-    <w:link w:val="EndnoteText"/>
+  <w:style w:type="character" w:customStyle="1" w:styleId="TextonotaalfinalCar">
+    <w:name w:val="Texto nota al final Car"/>
+    <w:link w:val="Textonotaalfinal"/>
     <w:uiPriority w:val="99"/>
     <w:semiHidden/>
     <w:unhideWhenUsed/>
     <w:rPr>
       <w:sz w:val="20"/>
       <w:szCs w:val="20"/>
+    </w:rPr>
+  </w:style>
+  <w:style w:type="character" w:styleId="Fuerte">
+    <w:name w:val="Strong"/>
+    <w:basedOn w:val="Fuentedeprrafopredeter"/>
+    <w:uiPriority w:val="22"/>
+    <w:qFormat/>
+    <w:rsid w:val="006858BF"/>
+    <w:rPr>
+      <w:b/>
+      <w:bCs/>
+    </w:rPr>
+  </w:style>
+  <w:style w:type="character" w:styleId="CdigoHTML">
+    <w:name w:val="HTML Code"/>
+    <w:basedOn w:val="Fuentedeprrafopredeter"/>
+    <w:uiPriority w:val="99"/>
+    <w:semiHidden/>
+    <w:unhideWhenUsed/>
+    <w:rsid w:val="006858BF"/>
+    <w:rPr>
+      <w:rFonts w:ascii="Courier New" w:eastAsia="Times New Roman" w:hAnsi="Courier New" w:cs="Courier New"/>
+      <w:sz w:val="20"/>
+      <w:szCs w:val="20"/>
+    </w:rPr>
+  </w:style>
+  <w:style w:type="character" w:styleId="Mencinsinresolver">
+    <w:name w:val="Unresolved Mention"/>
+    <w:basedOn w:val="Fuentedeprrafopredeter"/>
+    <w:uiPriority w:val="99"/>
+    <w:semiHidden/>
+    <w:unhideWhenUsed/>
+    <w:rsid w:val="00FC4135"/>
+    <w:rPr>
+      <w:color w:val="605E5C"/>
+      <w:shd w:val="clear" w:color="auto" w:fill="E1DFDD"/>
     </w:rPr>
   </w:style>
 </w:styles>

--- a/docs/arquitectura.docx
+++ b/docs/arquitectura.docx
@@ -6149,16 +6149,15 @@
                 <w:szCs w:val="16"/>
                 <w:lang w:val="es-ES_tradnl"/>
               </w:rPr>
-              <w:t xml:space="preserve">Diego </w:t>
-            </w:r>
-            <w:proofErr w:type="spellStart"/>
-            <w:r>
-              <w:rPr>
-                <w:sz w:val="16"/>
-                <w:szCs w:val="16"/>
-                <w:lang w:val="es-ES_tradnl"/>
-              </w:rPr>
-              <w:t>Nuñez</w:t>
+              <w:t>Diego Núñez</w:t>
+            </w:r>
+            <w:proofErr w:type="spellStart"/>
+            <w:r>
+              <w:rPr>
+                <w:sz w:val="16"/>
+                <w:szCs w:val="16"/>
+                <w:lang w:val="es-ES_tradnl"/>
+              </w:rPr>
             </w:r>
             <w:proofErr w:type="spellEnd"/>
           </w:p>
